--- a/kit/UNDERCITY_Binder_COM.docx
+++ b/kit/UNDERCITY_Binder_COM.docx
@@ -1801,7 +1801,7 @@
                 <w:sz w:val="20"/>
                 <w:szCs w:val="20"/>
               </w:rPr>
-              <w:t xml:space="preserve">F-108</w:t>
+              <w:t xml:space="preserve">F-106</w:t>
             </w:r>
           </w:p>
         </w:tc>
@@ -1936,7 +1936,7 @@
                 <w:sz w:val="20"/>
                 <w:szCs w:val="20"/>
               </w:rPr>
-              <w:t xml:space="preserve">Procedure P-04</w:t>
+              <w:t xml:space="preserve">Procedure P-03</w:t>
             </w:r>
           </w:p>
         </w:tc>
@@ -2019,7 +2019,7 @@
                 <w:sz w:val="20"/>
                 <w:szCs w:val="20"/>
               </w:rPr>
-              <w:t xml:space="preserve">Procedure P-05</w:t>
+              <w:t xml:space="preserve">Procedure P-04</w:t>
             </w:r>
           </w:p>
         </w:tc>
@@ -2078,6 +2078,89 @@
                 <w:szCs w:val="20"/>
               </w:rPr>
               <w:t xml:space="preserve">Master sensor grid collapse</w:t>
+            </w:r>
+          </w:p>
+        </w:tc>
+        <w:tc>
+          <w:tcPr>
+            <w:tcW w:type="dxa" w:w="3026"/>
+            <w:tcMar>
+              <w:top w:type="dxa" w:w="60"/>
+              <w:left w:type="dxa" w:w="100"/>
+              <w:bottom w:type="dxa" w:w="60"/>
+              <w:right w:type="dxa" w:w="100"/>
+            </w:tcMar>
+          </w:tcPr>
+          <w:p>
+            <w:pPr>
+              <w:spacing w:after="0"/>
+            </w:pPr>
+            <w:r>
+              <w:rPr>
+                <w:rFonts w:ascii="Courier New" w:cs="Courier New" w:eastAsia="Courier New" w:hAnsi="Courier New"/>
+                <w:color w:val="1A1A1A"/>
+                <w:sz w:val="20"/>
+                <w:szCs w:val="20"/>
+              </w:rPr>
+              <w:t xml:space="preserve">Procedure P-05</w:t>
+            </w:r>
+          </w:p>
+        </w:tc>
+      </w:tr>
+      <w:tr>
+        <w:tc>
+          <w:tcPr>
+            <w:tcW w:type="dxa" w:w="1800"/>
+            <w:tcMar>
+              <w:top w:type="dxa" w:w="60"/>
+              <w:left w:type="dxa" w:w="100"/>
+              <w:bottom w:type="dxa" w:w="60"/>
+              <w:right w:type="dxa" w:w="100"/>
+            </w:tcMar>
+            <w:vAlign w:val="top"/>
+          </w:tcPr>
+          <w:p>
+            <w:pPr>
+              <w:spacing w:after="0"/>
+              <w:jc w:val="left"/>
+            </w:pPr>
+            <w:r>
+              <w:rPr>
+                <w:rFonts w:ascii="Courier New" w:cs="Courier New" w:eastAsia="Courier New" w:hAnsi="Courier New"/>
+                <w:b/>
+                <w:bCs/>
+                <w:color w:val="1A1A1A"/>
+                <w:sz w:val="20"/>
+                <w:szCs w:val="20"/>
+              </w:rPr>
+              <w:t xml:space="preserve">F-406</w:t>
+            </w:r>
+          </w:p>
+        </w:tc>
+        <w:tc>
+          <w:tcPr>
+            <w:tcW w:type="dxa" w:w="4200"/>
+            <w:tcMar>
+              <w:top w:type="dxa" w:w="60"/>
+              <w:left w:type="dxa" w:w="100"/>
+              <w:bottom w:type="dxa" w:w="60"/>
+              <w:right w:type="dxa" w:w="100"/>
+            </w:tcMar>
+            <w:vAlign w:val="top"/>
+          </w:tcPr>
+          <w:p>
+            <w:pPr>
+              <w:spacing w:after="0"/>
+              <w:jc w:val="left"/>
+            </w:pPr>
+            <w:r>
+              <w:rPr>
+                <w:rFonts w:ascii="Arial" w:cs="Arial" w:eastAsia="Arial" w:hAnsi="Arial"/>
+                <w:color w:val="1A1A1A"/>
+                <w:sz w:val="20"/>
+                <w:szCs w:val="20"/>
+              </w:rPr>
+              <w:t xml:space="preserve">Perimeter mesh cold restart</w:t>
             </w:r>
           </w:p>
         </w:tc>
@@ -3018,7 +3101,7 @@
                 <w:sz w:val="20"/>
                 <w:szCs w:val="20"/>
               </w:rPr>
-              <w:t xml:space="preserve">F-108</w:t>
+              <w:t xml:space="preserve">F-106</w:t>
             </w:r>
           </w:p>
         </w:tc>
@@ -3159,7 +3242,7 @@
           <w:sz w:val="20"/>
           <w:szCs w:val="20"/>
         </w:rPr>
-        <w:t xml:space="preserve">Confirm the fault code on the alert card matches F-108.</w:t>
+        <w:t xml:space="preserve">Confirm the fault code on the alert card matches F-106.</w:t>
       </w:r>
     </w:p>
     <w:p>
@@ -3326,7 +3409,7 @@
           <w:sz w:val="24"/>
           <w:szCs w:val="24"/>
         </w:rPr>
-        <w:t xml:space="preserve">PROCEDURE P-04</w:t>
+        <w:t xml:space="preserve">PROCEDURE P-03</w:t>
       </w:r>
       <w:r>
         <w:rPr>
@@ -3651,7 +3734,7 @@
           <w:sz w:val="20"/>
           <w:szCs w:val="20"/>
         </w:rPr>
-        <w:t xml:space="preserve">Enter the resolution code on the sector console in the format P-04-[VALUE], substituting the value(s) above. Values are three digits.</w:t>
+        <w:t xml:space="preserve">Enter the resolution code on the sector console in the format P-03-[VALUE], substituting the value(s) above. Values are three digits.</w:t>
       </w:r>
     </w:p>
     <w:p>
@@ -3703,7 +3786,7 @@
           <w:sz w:val="20"/>
           <w:szCs w:val="20"/>
         </w:rPr>
-        <w:t xml:space="preserve">P-04-[VALUE]</w:t>
+        <w:t xml:space="preserve">P-03-[VALUE]</w:t>
       </w:r>
     </w:p>
     <w:p>
@@ -3722,7 +3805,7 @@
           <w:sz w:val="24"/>
           <w:szCs w:val="24"/>
         </w:rPr>
-        <w:t xml:space="preserve">PROCEDURE P-05</w:t>
+        <w:t xml:space="preserve">PROCEDURE P-04</w:t>
       </w:r>
       <w:r>
         <w:rPr>
@@ -4047,7 +4130,7 @@
           <w:sz w:val="20"/>
           <w:szCs w:val="20"/>
         </w:rPr>
-        <w:t xml:space="preserve">Enter the resolution code on the sector console in the format P-05-[VALUE], substituting the value(s) above. Values are three digits.</w:t>
+        <w:t xml:space="preserve">Enter the resolution code on the sector console in the format P-04-[VALUE], substituting the value(s) above. Values are three digits.</w:t>
       </w:r>
     </w:p>
     <w:p>
@@ -4099,7 +4182,7 @@
           <w:sz w:val="20"/>
           <w:szCs w:val="20"/>
         </w:rPr>
-        <w:t xml:space="preserve">P-05-[VALUE]</w:t>
+        <w:t xml:space="preserve">P-04-[VALUE]</w:t>
       </w:r>
     </w:p>
     <w:p>
@@ -4123,7 +4206,7 @@
           <w:sz w:val="24"/>
           <w:szCs w:val="24"/>
         </w:rPr>
-        <w:t xml:space="preserve">PROCEDURE P-06</w:t>
+        <w:t xml:space="preserve">PROCEDURE P-05</w:t>
       </w:r>
       <w:r>
         <w:rPr>
@@ -4449,6 +4532,426 @@
           <w:szCs w:val="20"/>
         </w:rPr>
         <w:t xml:space="preserve">Obtain the Yard Loop value from TRN Manual, Table T-6. This value is not held in this binder.</w:t>
+      </w:r>
+    </w:p>
+    <w:p>
+      <w:pPr>
+        <w:spacing w:after="60"/>
+        <w:ind w:left="340" w:hanging="340"/>
+      </w:pPr>
+      <w:r>
+        <w:rPr>
+          <w:rFonts w:ascii="Courier New" w:cs="Courier New" w:eastAsia="Courier New" w:hAnsi="Courier New"/>
+          <w:color w:val="1A1A1A"/>
+          <w:sz w:val="20"/>
+          <w:szCs w:val="20"/>
+        </w:rPr>
+        <w:t xml:space="preserve">6.  </w:t>
+      </w:r>
+      <w:r>
+        <w:rPr>
+          <w:rFonts w:ascii="Arial" w:cs="Arial" w:eastAsia="Arial" w:hAnsi="Arial"/>
+          <w:color w:val="1A1A1A"/>
+          <w:sz w:val="20"/>
+          <w:szCs w:val="20"/>
+        </w:rPr>
+        <w:t xml:space="preserve">Enter the resolution code on the sector console in the format P-05-[VALUE]-[VALUE 2], substituting the value(s) above. Values are three digits.</w:t>
+      </w:r>
+    </w:p>
+    <w:p>
+      <w:pPr>
+        <w:spacing w:after="60"/>
+        <w:ind w:left="340" w:hanging="340"/>
+      </w:pPr>
+      <w:r>
+        <w:rPr>
+          <w:rFonts w:ascii="Courier New" w:cs="Courier New" w:eastAsia="Courier New" w:hAnsi="Courier New"/>
+          <w:color w:val="1A1A1A"/>
+          <w:sz w:val="20"/>
+          <w:szCs w:val="20"/>
+        </w:rPr>
+        <w:t xml:space="preserve">7.  </w:t>
+      </w:r>
+      <w:r>
+        <w:rPr>
+          <w:rFonts w:ascii="Arial" w:cs="Arial" w:eastAsia="Arial" w:hAnsi="Arial"/>
+          <w:color w:val="1A1A1A"/>
+          <w:sz w:val="20"/>
+          <w:szCs w:val="20"/>
+        </w:rPr>
+        <w:t xml:space="preserve">If the console rejects the entry, re-verify the source table before resubmitting. Three consecutive rejections lock the console for 20 seconds.</w:t>
+      </w:r>
+    </w:p>
+    <w:p>
+      <w:pPr>
+        <w:shd w:fill="F2F2F2" w:color="auto" w:val="clear"/>
+        <w:spacing w:after="120" w:before="100"/>
+      </w:pPr>
+      <w:r>
+        <w:rPr>
+          <w:rFonts w:ascii="Arial" w:cs="Arial" w:eastAsia="Arial" w:hAnsi="Arial"/>
+          <w:b/>
+          <w:bCs/>
+          <w:color w:val="1A1A1A"/>
+          <w:sz w:val="20"/>
+          <w:szCs w:val="20"/>
+        </w:rPr>
+        <w:t xml:space="preserve">CODE FORMAT:  </w:t>
+      </w:r>
+      <w:r>
+        <w:rPr>
+          <w:rFonts w:ascii="Courier New" w:cs="Courier New" w:eastAsia="Courier New" w:hAnsi="Courier New"/>
+          <w:b/>
+          <w:bCs/>
+          <w:color w:val="1A1A1A"/>
+          <w:sz w:val="20"/>
+          <w:szCs w:val="20"/>
+        </w:rPr>
+        <w:t xml:space="preserve">P-05-[VALUE]-[VALUE 2]</w:t>
+      </w:r>
+    </w:p>
+    <w:p>
+      <w:pPr>
+        <w:pBdr>
+          <w:bottom w:val="single" w:color="B07AD8" w:sz="8"/>
+        </w:pBdr>
+        <w:spacing w:after="100" w:before="240"/>
+      </w:pPr>
+      <w:r>
+        <w:rPr>
+          <w:rFonts w:ascii="Courier New" w:cs="Courier New" w:eastAsia="Courier New" w:hAnsi="Courier New"/>
+          <w:b/>
+          <w:bCs/>
+          <w:color w:val="B07AD8"/>
+          <w:sz w:val="24"/>
+          <w:szCs w:val="24"/>
+        </w:rPr>
+        <w:t xml:space="preserve">PROCEDURE P-06</w:t>
+      </w:r>
+      <w:r>
+        <w:rPr>
+          <w:rFonts w:ascii="Arial" w:cs="Arial" w:eastAsia="Arial" w:hAnsi="Arial"/>
+          <w:b/>
+          <w:bCs/>
+          <w:color w:val="1A1A1A"/>
+          <w:sz w:val="24"/>
+          <w:szCs w:val="24"/>
+        </w:rPr>
+        <w:t xml:space="preserve">   Perimeter mesh cold restart</w:t>
+      </w:r>
+    </w:p>
+    <w:tbl>
+      <w:tblPr>
+        <w:tblW w:type="dxa" w:w="9026"/>
+        <w:tblBorders>
+          <w:top w:val="single" w:color="BFBFBF" w:sz="4"/>
+          <w:left w:val="single" w:color="BFBFBF" w:sz="4"/>
+          <w:bottom w:val="single" w:color="BFBFBF" w:sz="4"/>
+          <w:right w:val="single" w:color="BFBFBF" w:sz="4"/>
+          <w:insideH w:val="single" w:color="BFBFBF" w:sz="4"/>
+          <w:insideV w:val="single" w:color="BFBFBF" w:sz="4"/>
+        </w:tblBorders>
+      </w:tblPr>
+      <w:tblGrid>
+        <w:gridCol w:w="1900"/>
+        <w:gridCol w:w="1700"/>
+        <w:gridCol w:w="1200"/>
+        <w:gridCol w:w="900"/>
+        <w:gridCol w:w="1700"/>
+        <w:gridCol w:w="1626"/>
+      </w:tblGrid>
+      <w:tr>
+        <w:tc>
+          <w:tcPr>
+            <w:tcW w:type="dxa" w:w="1900"/>
+            <w:shd w:fill="F2F2F2" w:color="auto" w:val="clear"/>
+            <w:tcMar>
+              <w:top w:type="dxa" w:w="60"/>
+              <w:left w:type="dxa" w:w="100"/>
+              <w:bottom w:type="dxa" w:w="60"/>
+              <w:right w:type="dxa" w:w="100"/>
+            </w:tcMar>
+            <w:vAlign w:val="top"/>
+          </w:tcPr>
+          <w:p>
+            <w:pPr>
+              <w:spacing w:after="0"/>
+              <w:jc w:val="left"/>
+            </w:pPr>
+            <w:r>
+              <w:rPr>
+                <w:rFonts w:ascii="Arial" w:cs="Arial" w:eastAsia="Arial" w:hAnsi="Arial"/>
+                <w:b/>
+                <w:bCs/>
+                <w:color w:val="1A1A1A"/>
+                <w:sz w:val="20"/>
+                <w:szCs w:val="20"/>
+              </w:rPr>
+              <w:t xml:space="preserve">APPLIES TO</w:t>
+            </w:r>
+          </w:p>
+        </w:tc>
+        <w:tc>
+          <w:tcPr>
+            <w:tcW w:type="dxa" w:w="1700"/>
+            <w:tcMar>
+              <w:top w:type="dxa" w:w="60"/>
+              <w:left w:type="dxa" w:w="100"/>
+              <w:bottom w:type="dxa" w:w="60"/>
+              <w:right w:type="dxa" w:w="100"/>
+            </w:tcMar>
+            <w:vAlign w:val="top"/>
+          </w:tcPr>
+          <w:p>
+            <w:pPr>
+              <w:spacing w:after="0"/>
+              <w:jc w:val="left"/>
+            </w:pPr>
+            <w:r>
+              <w:rPr>
+                <w:rFonts w:ascii="Courier New" w:cs="Courier New" w:eastAsia="Courier New" w:hAnsi="Courier New"/>
+                <w:color w:val="1A1A1A"/>
+                <w:sz w:val="20"/>
+                <w:szCs w:val="20"/>
+              </w:rPr>
+              <w:t xml:space="preserve">F-406</w:t>
+            </w:r>
+          </w:p>
+        </w:tc>
+        <w:tc>
+          <w:tcPr>
+            <w:tcW w:type="dxa" w:w="1200"/>
+            <w:shd w:fill="F2F2F2" w:color="auto" w:val="clear"/>
+            <w:tcMar>
+              <w:top w:type="dxa" w:w="60"/>
+              <w:left w:type="dxa" w:w="100"/>
+              <w:bottom w:type="dxa" w:w="60"/>
+              <w:right w:type="dxa" w:w="100"/>
+            </w:tcMar>
+            <w:vAlign w:val="top"/>
+          </w:tcPr>
+          <w:p>
+            <w:pPr>
+              <w:spacing w:after="0"/>
+              <w:jc w:val="left"/>
+            </w:pPr>
+            <w:r>
+              <w:rPr>
+                <w:rFonts w:ascii="Arial" w:cs="Arial" w:eastAsia="Arial" w:hAnsi="Arial"/>
+                <w:b/>
+                <w:bCs/>
+                <w:color w:val="1A1A1A"/>
+                <w:sz w:val="20"/>
+                <w:szCs w:val="20"/>
+              </w:rPr>
+              <w:t xml:space="preserve">CREW</w:t>
+            </w:r>
+          </w:p>
+        </w:tc>
+        <w:tc>
+          <w:tcPr>
+            <w:tcW w:type="dxa" w:w="900"/>
+            <w:tcMar>
+              <w:top w:type="dxa" w:w="60"/>
+              <w:left w:type="dxa" w:w="100"/>
+              <w:bottom w:type="dxa" w:w="60"/>
+              <w:right w:type="dxa" w:w="100"/>
+            </w:tcMar>
+            <w:vAlign w:val="top"/>
+          </w:tcPr>
+          <w:p>
+            <w:pPr>
+              <w:spacing w:after="0"/>
+              <w:jc w:val="left"/>
+            </w:pPr>
+            <w:r>
+              <w:rPr>
+                <w:rFonts w:ascii="Arial" w:cs="Arial" w:eastAsia="Arial" w:hAnsi="Arial"/>
+                <w:color w:val="1A1A1A"/>
+                <w:sz w:val="20"/>
+                <w:szCs w:val="20"/>
+              </w:rPr>
+              <w:t xml:space="preserve">2</w:t>
+            </w:r>
+          </w:p>
+        </w:tc>
+        <w:tc>
+          <w:tcPr>
+            <w:tcW w:type="dxa" w:w="1700"/>
+            <w:shd w:fill="F2F2F2" w:color="auto" w:val="clear"/>
+            <w:tcMar>
+              <w:top w:type="dxa" w:w="60"/>
+              <w:left w:type="dxa" w:w="100"/>
+              <w:bottom w:type="dxa" w:w="60"/>
+              <w:right w:type="dxa" w:w="100"/>
+            </w:tcMar>
+            <w:vAlign w:val="top"/>
+          </w:tcPr>
+          <w:p>
+            <w:pPr>
+              <w:spacing w:after="0"/>
+              <w:jc w:val="left"/>
+            </w:pPr>
+            <w:r>
+              <w:rPr>
+                <w:rFonts w:ascii="Arial" w:cs="Arial" w:eastAsia="Arial" w:hAnsi="Arial"/>
+                <w:b/>
+                <w:bCs/>
+                <w:color w:val="1A1A1A"/>
+                <w:sz w:val="20"/>
+                <w:szCs w:val="20"/>
+              </w:rPr>
+              <w:t xml:space="preserve">MATERIALS</w:t>
+            </w:r>
+          </w:p>
+        </w:tc>
+        <w:tc>
+          <w:tcPr>
+            <w:tcW w:type="dxa" w:w="1626"/>
+            <w:tcMar>
+              <w:top w:type="dxa" w:w="60"/>
+              <w:left w:type="dxa" w:w="100"/>
+              <w:bottom w:type="dxa" w:w="60"/>
+              <w:right w:type="dxa" w:w="100"/>
+            </w:tcMar>
+            <w:vAlign w:val="top"/>
+          </w:tcPr>
+          <w:p>
+            <w:pPr>
+              <w:spacing w:after="0"/>
+              <w:jc w:val="left"/>
+            </w:pPr>
+            <w:r>
+              <w:rPr>
+                <w:rFonts w:ascii="Arial" w:cs="Arial" w:eastAsia="Arial" w:hAnsi="Arial"/>
+                <w:color w:val="1A1A1A"/>
+                <w:sz w:val="20"/>
+                <w:szCs w:val="20"/>
+              </w:rPr>
+              <w:t xml:space="preserve">2×Power, 1×Parts</w:t>
+            </w:r>
+          </w:p>
+        </w:tc>
+      </w:tr>
+    </w:tbl>
+    <w:p>
+      <w:pPr>
+        <w:spacing w:after="60"/>
+        <w:ind w:left="340" w:hanging="340"/>
+      </w:pPr>
+      <w:r>
+        <w:rPr>
+          <w:rFonts w:ascii="Courier New" w:cs="Courier New" w:eastAsia="Courier New" w:hAnsi="Courier New"/>
+          <w:color w:val="1A1A1A"/>
+          <w:sz w:val="20"/>
+          <w:szCs w:val="20"/>
+        </w:rPr>
+        <w:t xml:space="preserve">1.  </w:t>
+      </w:r>
+      <w:r>
+        <w:rPr>
+          <w:rFonts w:ascii="Arial" w:cs="Arial" w:eastAsia="Arial" w:hAnsi="Arial"/>
+          <w:color w:val="1A1A1A"/>
+          <w:sz w:val="20"/>
+          <w:szCs w:val="20"/>
+        </w:rPr>
+        <w:t xml:space="preserve">Confirm the fault code on the alert card matches F-406.</w:t>
+      </w:r>
+    </w:p>
+    <w:p>
+      <w:pPr>
+        <w:spacing w:after="60"/>
+        <w:ind w:left="340" w:hanging="340"/>
+      </w:pPr>
+      <w:r>
+        <w:rPr>
+          <w:rFonts w:ascii="Courier New" w:cs="Courier New" w:eastAsia="Courier New" w:hAnsi="Courier New"/>
+          <w:color w:val="1A1A1A"/>
+          <w:sz w:val="20"/>
+          <w:szCs w:val="20"/>
+        </w:rPr>
+        <w:t xml:space="preserve">2.  </w:t>
+      </w:r>
+      <w:r>
+        <w:rPr>
+          <w:rFonts w:ascii="Arial" w:cs="Arial" w:eastAsia="Arial" w:hAnsi="Arial"/>
+          <w:color w:val="1A1A1A"/>
+          <w:sz w:val="20"/>
+          <w:szCs w:val="20"/>
+        </w:rPr>
+        <w:t xml:space="preserve">Assign crew: 2 worker(s) minimum. Fewer will not hold the isolation.</w:t>
+      </w:r>
+    </w:p>
+    <w:p>
+      <w:pPr>
+        <w:spacing w:after="60"/>
+        <w:ind w:left="340" w:hanging="340"/>
+      </w:pPr>
+      <w:r>
+        <w:rPr>
+          <w:rFonts w:ascii="Courier New" w:cs="Courier New" w:eastAsia="Courier New" w:hAnsi="Courier New"/>
+          <w:color w:val="1A1A1A"/>
+          <w:sz w:val="20"/>
+          <w:szCs w:val="20"/>
+        </w:rPr>
+        <w:t xml:space="preserve">3.  </w:t>
+      </w:r>
+      <w:r>
+        <w:rPr>
+          <w:rFonts w:ascii="Arial" w:cs="Arial" w:eastAsia="Arial" w:hAnsi="Arial"/>
+          <w:color w:val="1A1A1A"/>
+          <w:sz w:val="20"/>
+          <w:szCs w:val="20"/>
+        </w:rPr>
+        <w:t xml:space="preserve">Stage materials: 2×Power, 1×Parts.</w:t>
+      </w:r>
+    </w:p>
+    <w:p>
+      <w:pPr>
+        <w:spacing w:after="60"/>
+        <w:ind w:left="340" w:hanging="340"/>
+      </w:pPr>
+      <w:r>
+        <w:rPr>
+          <w:rFonts w:ascii="Courier New" w:cs="Courier New" w:eastAsia="Courier New" w:hAnsi="Courier New"/>
+          <w:color w:val="1A1A1A"/>
+          <w:sz w:val="20"/>
+          <w:szCs w:val="20"/>
+        </w:rPr>
+        <w:t xml:space="preserve">4.  </w:t>
+      </w:r>
+      <w:r>
+        <w:rPr>
+          <w:rFonts w:ascii="Arial" w:cs="Arial" w:eastAsia="Arial" w:hAnsi="Arial"/>
+          <w:color w:val="1A1A1A"/>
+          <w:sz w:val="20"/>
+          <w:szCs w:val="20"/>
+        </w:rPr>
+        <w:t xml:space="preserve">Obtain the Seed Vault Humidity Setpoint value from AGR Manual, Table App-C. This value is not held in this binder.</w:t>
+      </w:r>
+    </w:p>
+    <w:p>
+      <w:pPr>
+        <w:spacing w:after="60"/>
+        <w:ind w:left="340" w:hanging="340"/>
+      </w:pPr>
+      <w:r>
+        <w:rPr>
+          <w:rFonts w:ascii="Courier New" w:cs="Courier New" w:eastAsia="Courier New" w:hAnsi="Courier New"/>
+          <w:color w:val="1A1A1A"/>
+          <w:sz w:val="20"/>
+          <w:szCs w:val="20"/>
+        </w:rPr>
+        <w:t xml:space="preserve">5.  </w:t>
+      </w:r>
+      <w:r>
+        <w:rPr>
+          <w:rFonts w:ascii="Arial" w:cs="Arial" w:eastAsia="Arial" w:hAnsi="Arial"/>
+          <w:color w:val="1A1A1A"/>
+          <w:sz w:val="20"/>
+          <w:szCs w:val="20"/>
+        </w:rPr>
+        <w:t xml:space="preserve">Obtain the Scrubber Unit value from MED Manual, Table M-5. This value is not held in this binder.</w:t>
       </w:r>
     </w:p>
     <w:p>

--- a/kit/UNDERCITY_Binder_COM.docx
+++ b/kit/UNDERCITY_Binder_COM.docx
@@ -336,7 +336,7 @@
                 <w:sz w:val="20"/>
                 <w:szCs w:val="20"/>
               </w:rPr>
-              <w:t xml:space="preserve">2 ⚡ Power Cells + 1 💧 Water Unit per cycle</w:t>
+              <w:t xml:space="preserve">2 ⚡ Power Cells + 1 💧 Water Unit per round</w:t>
             </w:r>
           </w:p>
         </w:tc>
@@ -1027,7 +1027,7 @@
                 <w:sz w:val="20"/>
                 <w:szCs w:val="20"/>
               </w:rPr>
-              <w:t xml:space="preserve">2 ⚡ Power Cells + 1 💧 Water Unit per cycle</w:t>
+              <w:t xml:space="preserve">2 ⚡ Power Cells + 1 💧 Water Unit per round</w:t>
             </w:r>
           </w:p>
         </w:tc>

--- a/kit/UNDERCITY_Binder_COM.docx
+++ b/kit/UNDERCITY_Binder_COM.docx
@@ -2186,6 +2186,172 @@
                 <w:szCs w:val="20"/>
               </w:rPr>
               <w:t xml:space="preserve">Procedure P-06</w:t>
+            </w:r>
+          </w:p>
+        </w:tc>
+      </w:tr>
+      <w:tr>
+        <w:tc>
+          <w:tcPr>
+            <w:tcW w:type="dxa" w:w="1800"/>
+            <w:tcMar>
+              <w:top w:type="dxa" w:w="60"/>
+              <w:left w:type="dxa" w:w="100"/>
+              <w:bottom w:type="dxa" w:w="60"/>
+              <w:right w:type="dxa" w:w="100"/>
+            </w:tcMar>
+            <w:vAlign w:val="top"/>
+          </w:tcPr>
+          <w:p>
+            <w:pPr>
+              <w:spacing w:after="0"/>
+              <w:jc w:val="left"/>
+            </w:pPr>
+            <w:r>
+              <w:rPr>
+                <w:rFonts w:ascii="Courier New" w:cs="Courier New" w:eastAsia="Courier New" w:hAnsi="Courier New"/>
+                <w:b/>
+                <w:bCs/>
+                <w:color w:val="1A1A1A"/>
+                <w:sz w:val="20"/>
+                <w:szCs w:val="20"/>
+              </w:rPr>
+              <w:t xml:space="preserve">F-511</w:t>
+            </w:r>
+          </w:p>
+        </w:tc>
+        <w:tc>
+          <w:tcPr>
+            <w:tcW w:type="dxa" w:w="4200"/>
+            <w:tcMar>
+              <w:top w:type="dxa" w:w="60"/>
+              <w:left w:type="dxa" w:w="100"/>
+              <w:bottom w:type="dxa" w:w="60"/>
+              <w:right w:type="dxa" w:w="100"/>
+            </w:tcMar>
+            <w:vAlign w:val="top"/>
+          </w:tcPr>
+          <w:p>
+            <w:pPr>
+              <w:spacing w:after="0"/>
+              <w:jc w:val="left"/>
+            </w:pPr>
+            <w:r>
+              <w:rPr>
+                <w:rFonts w:ascii="Arial" w:cs="Arial" w:eastAsia="Arial" w:hAnsi="Arial"/>
+                <w:color w:val="1A1A1A"/>
+                <w:sz w:val="20"/>
+                <w:szCs w:val="20"/>
+              </w:rPr>
+              <w:t xml:space="preserve">Relay cooling telemetry mismatch</w:t>
+            </w:r>
+          </w:p>
+        </w:tc>
+        <w:tc>
+          <w:tcPr>
+            <w:tcW w:type="dxa" w:w="3026"/>
+            <w:tcMar>
+              <w:top w:type="dxa" w:w="60"/>
+              <w:left w:type="dxa" w:w="100"/>
+              <w:bottom w:type="dxa" w:w="60"/>
+              <w:right w:type="dxa" w:w="100"/>
+            </w:tcMar>
+          </w:tcPr>
+          <w:p>
+            <w:pPr>
+              <w:spacing w:after="0"/>
+            </w:pPr>
+            <w:r>
+              <w:rPr>
+                <w:rFonts w:ascii="Courier New" w:cs="Courier New" w:eastAsia="Courier New" w:hAnsi="Courier New"/>
+                <w:color w:val="1A1A1A"/>
+                <w:sz w:val="20"/>
+                <w:szCs w:val="20"/>
+              </w:rPr>
+              <w:t xml:space="preserve">Procedure P-07</w:t>
+            </w:r>
+          </w:p>
+        </w:tc>
+      </w:tr>
+      <w:tr>
+        <w:tc>
+          <w:tcPr>
+            <w:tcW w:type="dxa" w:w="1800"/>
+            <w:tcMar>
+              <w:top w:type="dxa" w:w="60"/>
+              <w:left w:type="dxa" w:w="100"/>
+              <w:bottom w:type="dxa" w:w="60"/>
+              <w:right w:type="dxa" w:w="100"/>
+            </w:tcMar>
+            <w:vAlign w:val="top"/>
+          </w:tcPr>
+          <w:p>
+            <w:pPr>
+              <w:spacing w:after="0"/>
+              <w:jc w:val="left"/>
+            </w:pPr>
+            <w:r>
+              <w:rPr>
+                <w:rFonts w:ascii="Courier New" w:cs="Courier New" w:eastAsia="Courier New" w:hAnsi="Courier New"/>
+                <w:b/>
+                <w:bCs/>
+                <w:color w:val="1A1A1A"/>
+                <w:sz w:val="20"/>
+                <w:szCs w:val="20"/>
+              </w:rPr>
+              <w:t xml:space="preserve">F-512</w:t>
+            </w:r>
+          </w:p>
+        </w:tc>
+        <w:tc>
+          <w:tcPr>
+            <w:tcW w:type="dxa" w:w="4200"/>
+            <w:tcMar>
+              <w:top w:type="dxa" w:w="60"/>
+              <w:left w:type="dxa" w:w="100"/>
+              <w:bottom w:type="dxa" w:w="60"/>
+              <w:right w:type="dxa" w:w="100"/>
+            </w:tcMar>
+            <w:vAlign w:val="top"/>
+          </w:tcPr>
+          <w:p>
+            <w:pPr>
+              <w:spacing w:after="0"/>
+              <w:jc w:val="left"/>
+            </w:pPr>
+            <w:r>
+              <w:rPr>
+                <w:rFonts w:ascii="Arial" w:cs="Arial" w:eastAsia="Arial" w:hAnsi="Arial"/>
+                <w:color w:val="1A1A1A"/>
+                <w:sz w:val="20"/>
+                <w:szCs w:val="20"/>
+              </w:rPr>
+              <w:t xml:space="preserve">Uplink emergency power-route conflict</w:t>
+            </w:r>
+          </w:p>
+        </w:tc>
+        <w:tc>
+          <w:tcPr>
+            <w:tcW w:type="dxa" w:w="3026"/>
+            <w:tcMar>
+              <w:top w:type="dxa" w:w="60"/>
+              <w:left w:type="dxa" w:w="100"/>
+              <w:bottom w:type="dxa" w:w="60"/>
+              <w:right w:type="dxa" w:w="100"/>
+            </w:tcMar>
+          </w:tcPr>
+          <w:p>
+            <w:pPr>
+              <w:spacing w:after="0"/>
+            </w:pPr>
+            <w:r>
+              <w:rPr>
+                <w:rFonts w:ascii="Courier New" w:cs="Courier New" w:eastAsia="Courier New" w:hAnsi="Courier New"/>
+                <w:color w:val="1A1A1A"/>
+                <w:sz w:val="20"/>
+                <w:szCs w:val="20"/>
+              </w:rPr>
+              <w:t xml:space="preserve">Procedure P-08</w:t>
             </w:r>
           </w:p>
         </w:tc>
@@ -5031,6 +5197,822 @@
       </w:r>
     </w:p>
     <w:p>
+      <w:pPr>
+        <w:pBdr>
+          <w:bottom w:val="single" w:color="B07AD8" w:sz="8"/>
+        </w:pBdr>
+        <w:spacing w:after="100" w:before="240"/>
+      </w:pPr>
+      <w:r>
+        <w:rPr>
+          <w:rFonts w:ascii="Courier New" w:cs="Courier New" w:eastAsia="Courier New" w:hAnsi="Courier New"/>
+          <w:b/>
+          <w:bCs/>
+          <w:color w:val="B07AD8"/>
+          <w:sz w:val="24"/>
+          <w:szCs w:val="24"/>
+        </w:rPr>
+        <w:t xml:space="preserve">PROCEDURE P-07</w:t>
+      </w:r>
+      <w:r>
+        <w:rPr>
+          <w:rFonts w:ascii="Arial" w:cs="Arial" w:eastAsia="Arial" w:hAnsi="Arial"/>
+          <w:b/>
+          <w:bCs/>
+          <w:color w:val="1A1A1A"/>
+          <w:sz w:val="24"/>
+          <w:szCs w:val="24"/>
+        </w:rPr>
+        <w:t xml:space="preserve">   Relay cooling telemetry mismatch</w:t>
+      </w:r>
+    </w:p>
+    <w:tbl>
+      <w:tblPr>
+        <w:tblW w:type="dxa" w:w="9026"/>
+        <w:tblBorders>
+          <w:top w:val="single" w:color="BFBFBF" w:sz="4"/>
+          <w:left w:val="single" w:color="BFBFBF" w:sz="4"/>
+          <w:bottom w:val="single" w:color="BFBFBF" w:sz="4"/>
+          <w:right w:val="single" w:color="BFBFBF" w:sz="4"/>
+          <w:insideH w:val="single" w:color="BFBFBF" w:sz="4"/>
+          <w:insideV w:val="single" w:color="BFBFBF" w:sz="4"/>
+        </w:tblBorders>
+      </w:tblPr>
+      <w:tblGrid>
+        <w:gridCol w:w="1900"/>
+        <w:gridCol w:w="1700"/>
+        <w:gridCol w:w="1200"/>
+        <w:gridCol w:w="900"/>
+        <w:gridCol w:w="1700"/>
+        <w:gridCol w:w="1626"/>
+      </w:tblGrid>
+      <w:tr>
+        <w:tc>
+          <w:tcPr>
+            <w:tcW w:type="dxa" w:w="1900"/>
+            <w:shd w:fill="F2F2F2" w:color="auto" w:val="clear"/>
+            <w:tcMar>
+              <w:top w:type="dxa" w:w="60"/>
+              <w:left w:type="dxa" w:w="100"/>
+              <w:bottom w:type="dxa" w:w="60"/>
+              <w:right w:type="dxa" w:w="100"/>
+            </w:tcMar>
+            <w:vAlign w:val="top"/>
+          </w:tcPr>
+          <w:p>
+            <w:pPr>
+              <w:spacing w:after="0"/>
+              <w:jc w:val="left"/>
+            </w:pPr>
+            <w:r>
+              <w:rPr>
+                <w:rFonts w:ascii="Arial" w:cs="Arial" w:eastAsia="Arial" w:hAnsi="Arial"/>
+                <w:b/>
+                <w:bCs/>
+                <w:color w:val="1A1A1A"/>
+                <w:sz w:val="20"/>
+                <w:szCs w:val="20"/>
+              </w:rPr>
+              <w:t xml:space="preserve">APPLIES TO</w:t>
+            </w:r>
+          </w:p>
+        </w:tc>
+        <w:tc>
+          <w:tcPr>
+            <w:tcW w:type="dxa" w:w="1700"/>
+            <w:tcMar>
+              <w:top w:type="dxa" w:w="60"/>
+              <w:left w:type="dxa" w:w="100"/>
+              <w:bottom w:type="dxa" w:w="60"/>
+              <w:right w:type="dxa" w:w="100"/>
+            </w:tcMar>
+            <w:vAlign w:val="top"/>
+          </w:tcPr>
+          <w:p>
+            <w:pPr>
+              <w:spacing w:after="0"/>
+              <w:jc w:val="left"/>
+            </w:pPr>
+            <w:r>
+              <w:rPr>
+                <w:rFonts w:ascii="Courier New" w:cs="Courier New" w:eastAsia="Courier New" w:hAnsi="Courier New"/>
+                <w:color w:val="1A1A1A"/>
+                <w:sz w:val="20"/>
+                <w:szCs w:val="20"/>
+              </w:rPr>
+              <w:t xml:space="preserve">F-511</w:t>
+            </w:r>
+          </w:p>
+        </w:tc>
+        <w:tc>
+          <w:tcPr>
+            <w:tcW w:type="dxa" w:w="1200"/>
+            <w:shd w:fill="F2F2F2" w:color="auto" w:val="clear"/>
+            <w:tcMar>
+              <w:top w:type="dxa" w:w="60"/>
+              <w:left w:type="dxa" w:w="100"/>
+              <w:bottom w:type="dxa" w:w="60"/>
+              <w:right w:type="dxa" w:w="100"/>
+            </w:tcMar>
+            <w:vAlign w:val="top"/>
+          </w:tcPr>
+          <w:p>
+            <w:pPr>
+              <w:spacing w:after="0"/>
+              <w:jc w:val="left"/>
+            </w:pPr>
+            <w:r>
+              <w:rPr>
+                <w:rFonts w:ascii="Arial" w:cs="Arial" w:eastAsia="Arial" w:hAnsi="Arial"/>
+                <w:b/>
+                <w:bCs/>
+                <w:color w:val="1A1A1A"/>
+                <w:sz w:val="20"/>
+                <w:szCs w:val="20"/>
+              </w:rPr>
+              <w:t xml:space="preserve">CREW</w:t>
+            </w:r>
+          </w:p>
+        </w:tc>
+        <w:tc>
+          <w:tcPr>
+            <w:tcW w:type="dxa" w:w="900"/>
+            <w:tcMar>
+              <w:top w:type="dxa" w:w="60"/>
+              <w:left w:type="dxa" w:w="100"/>
+              <w:bottom w:type="dxa" w:w="60"/>
+              <w:right w:type="dxa" w:w="100"/>
+            </w:tcMar>
+            <w:vAlign w:val="top"/>
+          </w:tcPr>
+          <w:p>
+            <w:pPr>
+              <w:spacing w:after="0"/>
+              <w:jc w:val="left"/>
+            </w:pPr>
+            <w:r>
+              <w:rPr>
+                <w:rFonts w:ascii="Arial" w:cs="Arial" w:eastAsia="Arial" w:hAnsi="Arial"/>
+                <w:color w:val="1A1A1A"/>
+                <w:sz w:val="20"/>
+                <w:szCs w:val="20"/>
+              </w:rPr>
+              <w:t xml:space="preserve">2</w:t>
+            </w:r>
+          </w:p>
+        </w:tc>
+        <w:tc>
+          <w:tcPr>
+            <w:tcW w:type="dxa" w:w="1700"/>
+            <w:shd w:fill="F2F2F2" w:color="auto" w:val="clear"/>
+            <w:tcMar>
+              <w:top w:type="dxa" w:w="60"/>
+              <w:left w:type="dxa" w:w="100"/>
+              <w:bottom w:type="dxa" w:w="60"/>
+              <w:right w:type="dxa" w:w="100"/>
+            </w:tcMar>
+            <w:vAlign w:val="top"/>
+          </w:tcPr>
+          <w:p>
+            <w:pPr>
+              <w:spacing w:after="0"/>
+              <w:jc w:val="left"/>
+            </w:pPr>
+            <w:r>
+              <w:rPr>
+                <w:rFonts w:ascii="Arial" w:cs="Arial" w:eastAsia="Arial" w:hAnsi="Arial"/>
+                <w:b/>
+                <w:bCs/>
+                <w:color w:val="1A1A1A"/>
+                <w:sz w:val="20"/>
+                <w:szCs w:val="20"/>
+              </w:rPr>
+              <w:t xml:space="preserve">MATERIALS</w:t>
+            </w:r>
+          </w:p>
+        </w:tc>
+        <w:tc>
+          <w:tcPr>
+            <w:tcW w:type="dxa" w:w="1626"/>
+            <w:tcMar>
+              <w:top w:type="dxa" w:w="60"/>
+              <w:left w:type="dxa" w:w="100"/>
+              <w:bottom w:type="dxa" w:w="60"/>
+              <w:right w:type="dxa" w:w="100"/>
+            </w:tcMar>
+            <w:vAlign w:val="top"/>
+          </w:tcPr>
+          <w:p>
+            <w:pPr>
+              <w:spacing w:after="0"/>
+              <w:jc w:val="left"/>
+            </w:pPr>
+            <w:r>
+              <w:rPr>
+                <w:rFonts w:ascii="Arial" w:cs="Arial" w:eastAsia="Arial" w:hAnsi="Arial"/>
+                <w:color w:val="1A1A1A"/>
+                <w:sz w:val="20"/>
+                <w:szCs w:val="20"/>
+              </w:rPr>
+              <w:t xml:space="preserve">1 Power, 1 Parts</w:t>
+            </w:r>
+          </w:p>
+        </w:tc>
+      </w:tr>
+    </w:tbl>
+    <w:p>
+      <w:pPr>
+        <w:spacing w:after="60"/>
+        <w:ind w:left="340" w:hanging="340"/>
+      </w:pPr>
+      <w:r>
+        <w:rPr>
+          <w:rFonts w:ascii="Courier New" w:cs="Courier New" w:eastAsia="Courier New" w:hAnsi="Courier New"/>
+          <w:color w:val="1A1A1A"/>
+          <w:sz w:val="20"/>
+          <w:szCs w:val="20"/>
+        </w:rPr>
+        <w:t xml:space="preserve">1.  </w:t>
+      </w:r>
+      <w:r>
+        <w:rPr>
+          <w:rFonts w:ascii="Arial" w:cs="Arial" w:eastAsia="Arial" w:hAnsi="Arial"/>
+          <w:color w:val="1A1A1A"/>
+          <w:sz w:val="20"/>
+          <w:szCs w:val="20"/>
+        </w:rPr>
+        <w:t xml:space="preserve">Confirm the fault code on the alert card matches F-511.</w:t>
+      </w:r>
+    </w:p>
+    <w:p>
+      <w:pPr>
+        <w:spacing w:after="60"/>
+        <w:ind w:left="340" w:hanging="340"/>
+      </w:pPr>
+      <w:r>
+        <w:rPr>
+          <w:rFonts w:ascii="Courier New" w:cs="Courier New" w:eastAsia="Courier New" w:hAnsi="Courier New"/>
+          <w:color w:val="1A1A1A"/>
+          <w:sz w:val="20"/>
+          <w:szCs w:val="20"/>
+        </w:rPr>
+        <w:t xml:space="preserve">2.  </w:t>
+      </w:r>
+      <w:r>
+        <w:rPr>
+          <w:rFonts w:ascii="Arial" w:cs="Arial" w:eastAsia="Arial" w:hAnsi="Arial"/>
+          <w:color w:val="1A1A1A"/>
+          <w:sz w:val="20"/>
+          <w:szCs w:val="20"/>
+        </w:rPr>
+        <w:t xml:space="preserve">Assign crew: 2 worker(s) minimum. Fewer will not hold the isolation.</w:t>
+      </w:r>
+    </w:p>
+    <w:p>
+      <w:pPr>
+        <w:spacing w:after="60"/>
+        <w:ind w:left="340" w:hanging="340"/>
+      </w:pPr>
+      <w:r>
+        <w:rPr>
+          <w:rFonts w:ascii="Courier New" w:cs="Courier New" w:eastAsia="Courier New" w:hAnsi="Courier New"/>
+          <w:color w:val="1A1A1A"/>
+          <w:sz w:val="20"/>
+          <w:szCs w:val="20"/>
+        </w:rPr>
+        <w:t xml:space="preserve">3.  </w:t>
+      </w:r>
+      <w:r>
+        <w:rPr>
+          <w:rFonts w:ascii="Arial" w:cs="Arial" w:eastAsia="Arial" w:hAnsi="Arial"/>
+          <w:color w:val="1A1A1A"/>
+          <w:sz w:val="20"/>
+          <w:szCs w:val="20"/>
+        </w:rPr>
+        <w:t xml:space="preserve">Stage materials: 1 Power, 1 Parts.</w:t>
+      </w:r>
+    </w:p>
+    <w:p>
+      <w:pPr>
+        <w:spacing w:after="60"/>
+        <w:ind w:left="340" w:hanging="340"/>
+      </w:pPr>
+      <w:r>
+        <w:rPr>
+          <w:rFonts w:ascii="Courier New" w:cs="Courier New" w:eastAsia="Courier New" w:hAnsi="Courier New"/>
+          <w:color w:val="1A1A1A"/>
+          <w:sz w:val="20"/>
+          <w:szCs w:val="20"/>
+        </w:rPr>
+        <w:t xml:space="preserve">4.  </w:t>
+      </w:r>
+      <w:r>
+        <w:rPr>
+          <w:rFonts w:ascii="Arial" w:cs="Arial" w:eastAsia="Arial" w:hAnsi="Arial"/>
+          <w:color w:val="1A1A1A"/>
+          <w:sz w:val="20"/>
+          <w:szCs w:val="20"/>
+        </w:rPr>
+        <w:t xml:space="preserve">Obtain the Relay Cooling Reference from POW. POW may answer with another asset and sector instead of a number: that is a REFERENCE, not a value. Follow it to the sector named and ask that sector for the asset's figure.</w:t>
+      </w:r>
+    </w:p>
+    <w:p>
+      <w:pPr>
+        <w:spacing w:after="60"/>
+        <w:ind w:left="340" w:hanging="340"/>
+      </w:pPr>
+      <w:r>
+        <w:rPr>
+          <w:rFonts w:ascii="Courier New" w:cs="Courier New" w:eastAsia="Courier New" w:hAnsi="Courier New"/>
+          <w:color w:val="1A1A1A"/>
+          <w:sz w:val="20"/>
+          <w:szCs w:val="20"/>
+        </w:rPr>
+        <w:t xml:space="preserve">5.  </w:t>
+      </w:r>
+      <w:r>
+        <w:rPr>
+          <w:rFonts w:ascii="Arial" w:cs="Arial" w:eastAsia="Arial" w:hAnsi="Arial"/>
+          <w:color w:val="1A1A1A"/>
+          <w:sz w:val="20"/>
+          <w:szCs w:val="20"/>
+        </w:rPr>
+        <w:t xml:space="preserve">Enter the resolution code on the sector console in the format P-07-[VALUE], substituting the value(s) above. Values are three digits.</w:t>
+      </w:r>
+    </w:p>
+    <w:p>
+      <w:pPr>
+        <w:spacing w:after="60"/>
+        <w:ind w:left="340" w:hanging="340"/>
+      </w:pPr>
+      <w:r>
+        <w:rPr>
+          <w:rFonts w:ascii="Courier New" w:cs="Courier New" w:eastAsia="Courier New" w:hAnsi="Courier New"/>
+          <w:color w:val="1A1A1A"/>
+          <w:sz w:val="20"/>
+          <w:szCs w:val="20"/>
+        </w:rPr>
+        <w:t xml:space="preserve">6.  </w:t>
+      </w:r>
+      <w:r>
+        <w:rPr>
+          <w:rFonts w:ascii="Arial" w:cs="Arial" w:eastAsia="Arial" w:hAnsi="Arial"/>
+          <w:color w:val="1A1A1A"/>
+          <w:sz w:val="20"/>
+          <w:szCs w:val="20"/>
+        </w:rPr>
+        <w:t xml:space="preserve">If the console rejects the entry, re-verify with the sector that holds the figure before resubmitting. Three consecutive rejections lock the console for 20 seconds.</w:t>
+      </w:r>
+    </w:p>
+    <w:p>
+      <w:pPr>
+        <w:shd w:fill="F2F2F2" w:color="auto" w:val="clear"/>
+        <w:spacing w:after="120" w:before="100"/>
+      </w:pPr>
+      <w:r>
+        <w:rPr>
+          <w:rFonts w:ascii="Arial" w:cs="Arial" w:eastAsia="Arial" w:hAnsi="Arial"/>
+          <w:b/>
+          <w:bCs/>
+          <w:color w:val="1A1A1A"/>
+          <w:sz w:val="20"/>
+          <w:szCs w:val="20"/>
+        </w:rPr>
+        <w:t xml:space="preserve">CODE FORMAT:  </w:t>
+      </w:r>
+      <w:r>
+        <w:rPr>
+          <w:rFonts w:ascii="Courier New" w:cs="Courier New" w:eastAsia="Courier New" w:hAnsi="Courier New"/>
+          <w:b/>
+          <w:bCs/>
+          <w:color w:val="1A1A1A"/>
+          <w:sz w:val="20"/>
+          <w:szCs w:val="20"/>
+        </w:rPr>
+        <w:t xml:space="preserve">P-07-[VALUE]</w:t>
+      </w:r>
+    </w:p>
+    <w:p>
+      <w:pPr>
+        <w:pBdr>
+          <w:bottom w:val="single" w:color="B07AD8" w:sz="8"/>
+        </w:pBdr>
+        <w:spacing w:after="100" w:before="240"/>
+      </w:pPr>
+      <w:r>
+        <w:rPr>
+          <w:rFonts w:ascii="Courier New" w:cs="Courier New" w:eastAsia="Courier New" w:hAnsi="Courier New"/>
+          <w:b/>
+          <w:bCs/>
+          <w:color w:val="B07AD8"/>
+          <w:sz w:val="24"/>
+          <w:szCs w:val="24"/>
+        </w:rPr>
+        <w:t xml:space="preserve">PROCEDURE P-08</w:t>
+      </w:r>
+      <w:r>
+        <w:rPr>
+          <w:rFonts w:ascii="Arial" w:cs="Arial" w:eastAsia="Arial" w:hAnsi="Arial"/>
+          <w:b/>
+          <w:bCs/>
+          <w:color w:val="1A1A1A"/>
+          <w:sz w:val="24"/>
+          <w:szCs w:val="24"/>
+        </w:rPr>
+        <w:t xml:space="preserve">   Uplink emergency power-route conflict</w:t>
+      </w:r>
+    </w:p>
+    <w:tbl>
+      <w:tblPr>
+        <w:tblW w:type="dxa" w:w="9026"/>
+        <w:tblBorders>
+          <w:top w:val="single" w:color="BFBFBF" w:sz="4"/>
+          <w:left w:val="single" w:color="BFBFBF" w:sz="4"/>
+          <w:bottom w:val="single" w:color="BFBFBF" w:sz="4"/>
+          <w:right w:val="single" w:color="BFBFBF" w:sz="4"/>
+          <w:insideH w:val="single" w:color="BFBFBF" w:sz="4"/>
+          <w:insideV w:val="single" w:color="BFBFBF" w:sz="4"/>
+        </w:tblBorders>
+      </w:tblPr>
+      <w:tblGrid>
+        <w:gridCol w:w="1900"/>
+        <w:gridCol w:w="1700"/>
+        <w:gridCol w:w="1200"/>
+        <w:gridCol w:w="900"/>
+        <w:gridCol w:w="1700"/>
+        <w:gridCol w:w="1626"/>
+      </w:tblGrid>
+      <w:tr>
+        <w:tc>
+          <w:tcPr>
+            <w:tcW w:type="dxa" w:w="1900"/>
+            <w:shd w:fill="F2F2F2" w:color="auto" w:val="clear"/>
+            <w:tcMar>
+              <w:top w:type="dxa" w:w="60"/>
+              <w:left w:type="dxa" w:w="100"/>
+              <w:bottom w:type="dxa" w:w="60"/>
+              <w:right w:type="dxa" w:w="100"/>
+            </w:tcMar>
+            <w:vAlign w:val="top"/>
+          </w:tcPr>
+          <w:p>
+            <w:pPr>
+              <w:spacing w:after="0"/>
+              <w:jc w:val="left"/>
+            </w:pPr>
+            <w:r>
+              <w:rPr>
+                <w:rFonts w:ascii="Arial" w:cs="Arial" w:eastAsia="Arial" w:hAnsi="Arial"/>
+                <w:b/>
+                <w:bCs/>
+                <w:color w:val="1A1A1A"/>
+                <w:sz w:val="20"/>
+                <w:szCs w:val="20"/>
+              </w:rPr>
+              <w:t xml:space="preserve">APPLIES TO</w:t>
+            </w:r>
+          </w:p>
+        </w:tc>
+        <w:tc>
+          <w:tcPr>
+            <w:tcW w:type="dxa" w:w="1700"/>
+            <w:tcMar>
+              <w:top w:type="dxa" w:w="60"/>
+              <w:left w:type="dxa" w:w="100"/>
+              <w:bottom w:type="dxa" w:w="60"/>
+              <w:right w:type="dxa" w:w="100"/>
+            </w:tcMar>
+            <w:vAlign w:val="top"/>
+          </w:tcPr>
+          <w:p>
+            <w:pPr>
+              <w:spacing w:after="0"/>
+              <w:jc w:val="left"/>
+            </w:pPr>
+            <w:r>
+              <w:rPr>
+                <w:rFonts w:ascii="Courier New" w:cs="Courier New" w:eastAsia="Courier New" w:hAnsi="Courier New"/>
+                <w:color w:val="1A1A1A"/>
+                <w:sz w:val="20"/>
+                <w:szCs w:val="20"/>
+              </w:rPr>
+              <w:t xml:space="preserve">F-512</w:t>
+            </w:r>
+          </w:p>
+        </w:tc>
+        <w:tc>
+          <w:tcPr>
+            <w:tcW w:type="dxa" w:w="1200"/>
+            <w:shd w:fill="F2F2F2" w:color="auto" w:val="clear"/>
+            <w:tcMar>
+              <w:top w:type="dxa" w:w="60"/>
+              <w:left w:type="dxa" w:w="100"/>
+              <w:bottom w:type="dxa" w:w="60"/>
+              <w:right w:type="dxa" w:w="100"/>
+            </w:tcMar>
+            <w:vAlign w:val="top"/>
+          </w:tcPr>
+          <w:p>
+            <w:pPr>
+              <w:spacing w:after="0"/>
+              <w:jc w:val="left"/>
+            </w:pPr>
+            <w:r>
+              <w:rPr>
+                <w:rFonts w:ascii="Arial" w:cs="Arial" w:eastAsia="Arial" w:hAnsi="Arial"/>
+                <w:b/>
+                <w:bCs/>
+                <w:color w:val="1A1A1A"/>
+                <w:sz w:val="20"/>
+                <w:szCs w:val="20"/>
+              </w:rPr>
+              <w:t xml:space="preserve">CREW</w:t>
+            </w:r>
+          </w:p>
+        </w:tc>
+        <w:tc>
+          <w:tcPr>
+            <w:tcW w:type="dxa" w:w="900"/>
+            <w:tcMar>
+              <w:top w:type="dxa" w:w="60"/>
+              <w:left w:type="dxa" w:w="100"/>
+              <w:bottom w:type="dxa" w:w="60"/>
+              <w:right w:type="dxa" w:w="100"/>
+            </w:tcMar>
+            <w:vAlign w:val="top"/>
+          </w:tcPr>
+          <w:p>
+            <w:pPr>
+              <w:spacing w:after="0"/>
+              <w:jc w:val="left"/>
+            </w:pPr>
+            <w:r>
+              <w:rPr>
+                <w:rFonts w:ascii="Arial" w:cs="Arial" w:eastAsia="Arial" w:hAnsi="Arial"/>
+                <w:color w:val="1A1A1A"/>
+                <w:sz w:val="20"/>
+                <w:szCs w:val="20"/>
+              </w:rPr>
+              <w:t xml:space="preserve">3</w:t>
+            </w:r>
+          </w:p>
+        </w:tc>
+        <w:tc>
+          <w:tcPr>
+            <w:tcW w:type="dxa" w:w="1700"/>
+            <w:shd w:fill="F2F2F2" w:color="auto" w:val="clear"/>
+            <w:tcMar>
+              <w:top w:type="dxa" w:w="60"/>
+              <w:left w:type="dxa" w:w="100"/>
+              <w:bottom w:type="dxa" w:w="60"/>
+              <w:right w:type="dxa" w:w="100"/>
+            </w:tcMar>
+            <w:vAlign w:val="top"/>
+          </w:tcPr>
+          <w:p>
+            <w:pPr>
+              <w:spacing w:after="0"/>
+              <w:jc w:val="left"/>
+            </w:pPr>
+            <w:r>
+              <w:rPr>
+                <w:rFonts w:ascii="Arial" w:cs="Arial" w:eastAsia="Arial" w:hAnsi="Arial"/>
+                <w:b/>
+                <w:bCs/>
+                <w:color w:val="1A1A1A"/>
+                <w:sz w:val="20"/>
+                <w:szCs w:val="20"/>
+              </w:rPr>
+              <w:t xml:space="preserve">MATERIALS</w:t>
+            </w:r>
+          </w:p>
+        </w:tc>
+        <w:tc>
+          <w:tcPr>
+            <w:tcW w:type="dxa" w:w="1626"/>
+            <w:tcMar>
+              <w:top w:type="dxa" w:w="60"/>
+              <w:left w:type="dxa" w:w="100"/>
+              <w:bottom w:type="dxa" w:w="60"/>
+              <w:right w:type="dxa" w:w="100"/>
+            </w:tcMar>
+            <w:vAlign w:val="top"/>
+          </w:tcPr>
+          <w:p>
+            <w:pPr>
+              <w:spacing w:after="0"/>
+              <w:jc w:val="left"/>
+            </w:pPr>
+            <w:r>
+              <w:rPr>
+                <w:rFonts w:ascii="Arial" w:cs="Arial" w:eastAsia="Arial" w:hAnsi="Arial"/>
+                <w:color w:val="1A1A1A"/>
+                <w:sz w:val="20"/>
+                <w:szCs w:val="20"/>
+              </w:rPr>
+              <w:t xml:space="preserve">2 Power, 1 Parts</w:t>
+            </w:r>
+          </w:p>
+        </w:tc>
+      </w:tr>
+    </w:tbl>
+    <w:p>
+      <w:pPr>
+        <w:spacing w:after="60"/>
+        <w:ind w:left="340" w:hanging="340"/>
+      </w:pPr>
+      <w:r>
+        <w:rPr>
+          <w:rFonts w:ascii="Courier New" w:cs="Courier New" w:eastAsia="Courier New" w:hAnsi="Courier New"/>
+          <w:color w:val="1A1A1A"/>
+          <w:sz w:val="20"/>
+          <w:szCs w:val="20"/>
+        </w:rPr>
+        <w:t xml:space="preserve">1.  </w:t>
+      </w:r>
+      <w:r>
+        <w:rPr>
+          <w:rFonts w:ascii="Arial" w:cs="Arial" w:eastAsia="Arial" w:hAnsi="Arial"/>
+          <w:color w:val="1A1A1A"/>
+          <w:sz w:val="20"/>
+          <w:szCs w:val="20"/>
+        </w:rPr>
+        <w:t xml:space="preserve">Confirm the fault code on the alert card matches F-512.</w:t>
+      </w:r>
+    </w:p>
+    <w:p>
+      <w:pPr>
+        <w:spacing w:after="60"/>
+        <w:ind w:left="340" w:hanging="340"/>
+      </w:pPr>
+      <w:r>
+        <w:rPr>
+          <w:rFonts w:ascii="Courier New" w:cs="Courier New" w:eastAsia="Courier New" w:hAnsi="Courier New"/>
+          <w:color w:val="1A1A1A"/>
+          <w:sz w:val="20"/>
+          <w:szCs w:val="20"/>
+        </w:rPr>
+        <w:t xml:space="preserve">2.  </w:t>
+      </w:r>
+      <w:r>
+        <w:rPr>
+          <w:rFonts w:ascii="Arial" w:cs="Arial" w:eastAsia="Arial" w:hAnsi="Arial"/>
+          <w:color w:val="1A1A1A"/>
+          <w:sz w:val="20"/>
+          <w:szCs w:val="20"/>
+        </w:rPr>
+        <w:t xml:space="preserve">Assign crew: 3 worker(s) minimum. Fewer will not hold the isolation.</w:t>
+      </w:r>
+    </w:p>
+    <w:p>
+      <w:pPr>
+        <w:spacing w:after="60"/>
+        <w:ind w:left="340" w:hanging="340"/>
+      </w:pPr>
+      <w:r>
+        <w:rPr>
+          <w:rFonts w:ascii="Courier New" w:cs="Courier New" w:eastAsia="Courier New" w:hAnsi="Courier New"/>
+          <w:color w:val="1A1A1A"/>
+          <w:sz w:val="20"/>
+          <w:szCs w:val="20"/>
+        </w:rPr>
+        <w:t xml:space="preserve">3.  </w:t>
+      </w:r>
+      <w:r>
+        <w:rPr>
+          <w:rFonts w:ascii="Arial" w:cs="Arial" w:eastAsia="Arial" w:hAnsi="Arial"/>
+          <w:color w:val="1A1A1A"/>
+          <w:sz w:val="20"/>
+          <w:szCs w:val="20"/>
+        </w:rPr>
+        <w:t xml:space="preserve">Stage materials: 2 Power, 1 Parts.</w:t>
+      </w:r>
+    </w:p>
+    <w:p>
+      <w:pPr>
+        <w:spacing w:after="60"/>
+        <w:ind w:left="340" w:hanging="340"/>
+      </w:pPr>
+      <w:r>
+        <w:rPr>
+          <w:rFonts w:ascii="Courier New" w:cs="Courier New" w:eastAsia="Courier New" w:hAnsi="Courier New"/>
+          <w:color w:val="1A1A1A"/>
+          <w:sz w:val="20"/>
+          <w:szCs w:val="20"/>
+        </w:rPr>
+        <w:t xml:space="preserve">4.  </w:t>
+      </w:r>
+      <w:r>
+        <w:rPr>
+          <w:rFonts w:ascii="Arial" w:cs="Arial" w:eastAsia="Arial" w:hAnsi="Arial"/>
+          <w:color w:val="1A1A1A"/>
+          <w:sz w:val="20"/>
+          <w:szCs w:val="20"/>
+        </w:rPr>
+        <w:t xml:space="preserve">Obtain the Uplink Feed Reference from POW. POW may answer with another asset and sector instead of a number: that is a REFERENCE, not a value. Follow it to the sector named and ask that sector for the asset's figure. This is VALUE 1.</w:t>
+      </w:r>
+    </w:p>
+    <w:p>
+      <w:pPr>
+        <w:spacing w:after="60"/>
+        <w:ind w:left="340" w:hanging="340"/>
+      </w:pPr>
+      <w:r>
+        <w:rPr>
+          <w:rFonts w:ascii="Courier New" w:cs="Courier New" w:eastAsia="Courier New" w:hAnsi="Courier New"/>
+          <w:color w:val="1A1A1A"/>
+          <w:sz w:val="20"/>
+          <w:szCs w:val="20"/>
+        </w:rPr>
+        <w:t xml:space="preserve">5.  </w:t>
+      </w:r>
+      <w:r>
+        <w:rPr>
+          <w:rFonts w:ascii="Arial" w:cs="Arial" w:eastAsia="Arial" w:hAnsi="Arial"/>
+          <w:color w:val="1A1A1A"/>
+          <w:sz w:val="20"/>
+          <w:szCs w:val="20"/>
+        </w:rPr>
+        <w:t xml:space="preserve">Obtain the Mast Filtration Reference from AGR. AGR may answer with another asset and sector instead of a number: that is a REFERENCE, not a value. Follow it to the sector named and ask that sector for the asset's figure. This is VALUE 2.</w:t>
+      </w:r>
+    </w:p>
+    <w:p>
+      <w:pPr>
+        <w:spacing w:after="60"/>
+        <w:ind w:left="340" w:hanging="340"/>
+      </w:pPr>
+      <w:r>
+        <w:rPr>
+          <w:rFonts w:ascii="Courier New" w:cs="Courier New" w:eastAsia="Courier New" w:hAnsi="Courier New"/>
+          <w:color w:val="1A1A1A"/>
+          <w:sz w:val="20"/>
+          <w:szCs w:val="20"/>
+        </w:rPr>
+        <w:t xml:space="preserve">6.  </w:t>
+      </w:r>
+      <w:r>
+        <w:rPr>
+          <w:rFonts w:ascii="Arial" w:cs="Arial" w:eastAsia="Arial" w:hAnsi="Arial"/>
+          <w:color w:val="1A1A1A"/>
+          <w:sz w:val="20"/>
+          <w:szCs w:val="20"/>
+        </w:rPr>
+        <w:t xml:space="preserve">Enter the resolution code on the sector console in the format P-08-[VALUE]-[VALUE 2], substituting the value(s) above. Values are three digits.</w:t>
+      </w:r>
+    </w:p>
+    <w:p>
+      <w:pPr>
+        <w:spacing w:after="60"/>
+        <w:ind w:left="340" w:hanging="340"/>
+      </w:pPr>
+      <w:r>
+        <w:rPr>
+          <w:rFonts w:ascii="Courier New" w:cs="Courier New" w:eastAsia="Courier New" w:hAnsi="Courier New"/>
+          <w:color w:val="1A1A1A"/>
+          <w:sz w:val="20"/>
+          <w:szCs w:val="20"/>
+        </w:rPr>
+        <w:t xml:space="preserve">7.  </w:t>
+      </w:r>
+      <w:r>
+        <w:rPr>
+          <w:rFonts w:ascii="Arial" w:cs="Arial" w:eastAsia="Arial" w:hAnsi="Arial"/>
+          <w:color w:val="1A1A1A"/>
+          <w:sz w:val="20"/>
+          <w:szCs w:val="20"/>
+        </w:rPr>
+        <w:t xml:space="preserve">If the console rejects the entry, re-verify with the sector that holds the figure before resubmitting. Three consecutive rejections lock the console for 20 seconds.</w:t>
+      </w:r>
+    </w:p>
+    <w:p>
+      <w:pPr>
+        <w:shd w:fill="F2F2F2" w:color="auto" w:val="clear"/>
+        <w:spacing w:after="120" w:before="100"/>
+      </w:pPr>
+      <w:r>
+        <w:rPr>
+          <w:rFonts w:ascii="Arial" w:cs="Arial" w:eastAsia="Arial" w:hAnsi="Arial"/>
+          <w:b/>
+          <w:bCs/>
+          <w:color w:val="1A1A1A"/>
+          <w:sz w:val="20"/>
+          <w:szCs w:val="20"/>
+        </w:rPr>
+        <w:t xml:space="preserve">CODE FORMAT:  </w:t>
+      </w:r>
+      <w:r>
+        <w:rPr>
+          <w:rFonts w:ascii="Courier New" w:cs="Courier New" w:eastAsia="Courier New" w:hAnsi="Courier New"/>
+          <w:b/>
+          <w:bCs/>
+          <w:color w:val="1A1A1A"/>
+          <w:sz w:val="20"/>
+          <w:szCs w:val="20"/>
+        </w:rPr>
+        <w:t xml:space="preserve">P-08-[VALUE]-[VALUE 2]</w:t>
+      </w:r>
+    </w:p>
+    <w:p>
       <w:r>
         <w:br w:type="page"/>
       </w:r>
@@ -5884,6 +6866,300 @@
         <w:br w:type="page"/>
       </w:r>
     </w:p>
+    <w:p>
+      <w:pPr>
+        <w:spacing w:after="300"/>
+      </w:pPr>
+    </w:p>
+    <w:p>
+      <w:pPr>
+        <w:pStyle w:val="Heading1"/>
+        <w:spacing w:after="160" w:before="120"/>
+      </w:pPr>
+      <w:r>
+        <w:rPr>
+          <w:rFonts w:ascii="Arial" w:cs="Arial" w:eastAsia="Arial" w:hAnsi="Arial"/>
+          <w:b/>
+          <w:bCs/>
+          <w:color w:val="B07AD8"/>
+          <w:sz w:val="28"/>
+          <w:szCs w:val="28"/>
+        </w:rPr>
+        <w:t xml:space="preserve">5A · Cross-System Reference Directory</w:t>
+      </w:r>
+    </w:p>
+    <w:p>
+      <w:pPr>
+        <w:spacing w:after="120"/>
+      </w:pPr>
+      <w:r>
+        <w:rPr>
+          <w:rFonts w:ascii="Arial" w:cs="Arial" w:eastAsia="Arial" w:hAnsi="Arial"/>
+          <w:color w:val="1A1A1A"/>
+          <w:sz w:val="20"/>
+          <w:szCs w:val="20"/>
+        </w:rPr>
+        <w:t xml:space="preserve">Entries ending with a sector code in square brackets are REFERENCES, not resolution values. Relay the exact reference name and sector shown to the requesting team. The named sector holds the authoritative numeric value. Do not invent or infer a number.</w:t>
+      </w:r>
+    </w:p>
+    <w:p>
+      <w:pPr>
+        <w:spacing w:after="160"/>
+      </w:pPr>
+    </w:p>
+    <w:tbl>
+      <w:tblPr>
+        <w:tblW w:type="dxa" w:w="9026"/>
+        <w:tblBorders>
+          <w:top w:val="single" w:color="BFBFBF" w:sz="4"/>
+          <w:left w:val="single" w:color="BFBFBF" w:sz="4"/>
+          <w:bottom w:val="single" w:color="BFBFBF" w:sz="4"/>
+          <w:right w:val="single" w:color="BFBFBF" w:sz="4"/>
+          <w:insideH w:val="single" w:color="BFBFBF" w:sz="4"/>
+          <w:insideV w:val="single" w:color="BFBFBF" w:sz="4"/>
+        </w:tblBorders>
+      </w:tblPr>
+      <w:tblGrid>
+        <w:gridCol w:w="4600"/>
+        <w:gridCol w:w="4426"/>
+      </w:tblGrid>
+      <w:tr>
+        <w:tc>
+          <w:tcPr>
+            <w:tcW w:type="dxa" w:w="4600"/>
+            <w:shd w:fill="F2F2F2" w:color="auto" w:val="clear"/>
+            <w:tcMar>
+              <w:top w:type="dxa" w:w="60"/>
+              <w:left w:type="dxa" w:w="100"/>
+              <w:bottom w:type="dxa" w:w="60"/>
+              <w:right w:type="dxa" w:w="100"/>
+            </w:tcMar>
+            <w:vAlign w:val="top"/>
+          </w:tcPr>
+          <w:p>
+            <w:pPr>
+              <w:spacing w:after="0"/>
+              <w:jc w:val="left"/>
+            </w:pPr>
+            <w:r>
+              <w:rPr>
+                <w:rFonts w:ascii="Arial" w:cs="Arial" w:eastAsia="Arial" w:hAnsi="Arial"/>
+                <w:b/>
+                <w:bCs/>
+                <w:color w:val="1A1A1A"/>
+                <w:sz w:val="20"/>
+                <w:szCs w:val="20"/>
+              </w:rPr>
+              <w:t xml:space="preserve">REFERENCE NAME</w:t>
+            </w:r>
+          </w:p>
+        </w:tc>
+        <w:tc>
+          <w:tcPr>
+            <w:tcW w:type="dxa" w:w="4426"/>
+            <w:shd w:fill="F2F2F2" w:color="auto" w:val="clear"/>
+            <w:tcMar>
+              <w:top w:type="dxa" w:w="60"/>
+              <w:left w:type="dxa" w:w="100"/>
+              <w:bottom w:type="dxa" w:w="60"/>
+              <w:right w:type="dxa" w:w="100"/>
+            </w:tcMar>
+            <w:vAlign w:val="top"/>
+          </w:tcPr>
+          <w:p>
+            <w:pPr>
+              <w:spacing w:after="0"/>
+              <w:jc w:val="center"/>
+            </w:pPr>
+            <w:r>
+              <w:rPr>
+                <w:rFonts w:ascii="Arial" w:cs="Arial" w:eastAsia="Arial" w:hAnsi="Arial"/>
+                <w:b/>
+                <w:bCs/>
+                <w:color w:val="1A1A1A"/>
+                <w:sz w:val="20"/>
+                <w:szCs w:val="20"/>
+              </w:rPr>
+              <w:t xml:space="preserve">REFERENCE</w:t>
+            </w:r>
+          </w:p>
+        </w:tc>
+      </w:tr>
+      <w:tr>
+        <w:tc>
+          <w:tcPr>
+            <w:tcW w:type="dxa" w:w="4600"/>
+            <w:tcMar>
+              <w:top w:type="dxa" w:w="60"/>
+              <w:left w:type="dxa" w:w="100"/>
+              <w:bottom w:type="dxa" w:w="60"/>
+              <w:right w:type="dxa" w:w="100"/>
+            </w:tcMar>
+            <w:vAlign w:val="top"/>
+          </w:tcPr>
+          <w:p>
+            <w:pPr>
+              <w:spacing w:after="0"/>
+              <w:jc w:val="left"/>
+            </w:pPr>
+            <w:r>
+              <w:rPr>
+                <w:rFonts w:ascii="Arial" w:cs="Arial" w:eastAsia="Arial" w:hAnsi="Arial"/>
+                <w:color w:val="1A1A1A"/>
+                <w:sz w:val="20"/>
+                <w:szCs w:val="20"/>
+              </w:rPr>
+              <w:t xml:space="preserve">Life-Support Telemetry Reference</w:t>
+            </w:r>
+          </w:p>
+        </w:tc>
+        <w:tc>
+          <w:tcPr>
+            <w:tcW w:type="dxa" w:w="4426"/>
+            <w:tcMar>
+              <w:top w:type="dxa" w:w="60"/>
+              <w:left w:type="dxa" w:w="100"/>
+              <w:bottom w:type="dxa" w:w="60"/>
+              <w:right w:type="dxa" w:w="100"/>
+            </w:tcMar>
+            <w:vAlign w:val="top"/>
+          </w:tcPr>
+          <w:p>
+            <w:pPr>
+              <w:spacing w:after="0"/>
+              <w:jc w:val="center"/>
+            </w:pPr>
+            <w:r>
+              <w:rPr>
+                <w:rFonts w:ascii="Courier New" w:cs="Courier New" w:eastAsia="Courier New" w:hAnsi="Courier New"/>
+                <w:b/>
+                <w:bCs/>
+                <w:color w:val="1A1A1A"/>
+                <w:sz w:val="20"/>
+                <w:szCs w:val="20"/>
+              </w:rPr>
+              <w:t xml:space="preserve">Filter Bank 3 [MED]</w:t>
+            </w:r>
+          </w:p>
+        </w:tc>
+      </w:tr>
+      <w:tr>
+        <w:tc>
+          <w:tcPr>
+            <w:tcW w:type="dxa" w:w="4600"/>
+            <w:tcMar>
+              <w:top w:type="dxa" w:w="60"/>
+              <w:left w:type="dxa" w:w="100"/>
+              <w:bottom w:type="dxa" w:w="60"/>
+              <w:right w:type="dxa" w:w="100"/>
+            </w:tcMar>
+            <w:vAlign w:val="top"/>
+          </w:tcPr>
+          <w:p>
+            <w:pPr>
+              <w:spacing w:after="0"/>
+              <w:jc w:val="left"/>
+            </w:pPr>
+            <w:r>
+              <w:rPr>
+                <w:rFonts w:ascii="Arial" w:cs="Arial" w:eastAsia="Arial" w:hAnsi="Arial"/>
+                <w:color w:val="1A1A1A"/>
+                <w:sz w:val="20"/>
+                <w:szCs w:val="20"/>
+              </w:rPr>
+              <w:t xml:space="preserve">Route Beacon Reference</w:t>
+            </w:r>
+          </w:p>
+        </w:tc>
+        <w:tc>
+          <w:tcPr>
+            <w:tcW w:type="dxa" w:w="4426"/>
+            <w:tcMar>
+              <w:top w:type="dxa" w:w="60"/>
+              <w:left w:type="dxa" w:w="100"/>
+              <w:bottom w:type="dxa" w:w="60"/>
+              <w:right w:type="dxa" w:w="100"/>
+            </w:tcMar>
+            <w:vAlign w:val="top"/>
+          </w:tcPr>
+          <w:p>
+            <w:pPr>
+              <w:spacing w:after="0"/>
+              <w:jc w:val="center"/>
+            </w:pPr>
+            <w:r>
+              <w:rPr>
+                <w:rFonts w:ascii="Courier New" w:cs="Courier New" w:eastAsia="Courier New" w:hAnsi="Courier New"/>
+                <w:b/>
+                <w:bCs/>
+                <w:color w:val="1A1A1A"/>
+                <w:sz w:val="20"/>
+                <w:szCs w:val="20"/>
+              </w:rPr>
+              <w:t xml:space="preserve">Array North [AGR]</w:t>
+            </w:r>
+          </w:p>
+        </w:tc>
+      </w:tr>
+      <w:tr>
+        <w:tc>
+          <w:tcPr>
+            <w:tcW w:type="dxa" w:w="4600"/>
+            <w:tcMar>
+              <w:top w:type="dxa" w:w="60"/>
+              <w:left w:type="dxa" w:w="100"/>
+              <w:bottom w:type="dxa" w:w="60"/>
+              <w:right w:type="dxa" w:w="100"/>
+            </w:tcMar>
+            <w:vAlign w:val="top"/>
+          </w:tcPr>
+          <w:p>
+            <w:pPr>
+              <w:spacing w:after="0"/>
+              <w:jc w:val="left"/>
+            </w:pPr>
+            <w:r>
+              <w:rPr>
+                <w:rFonts w:ascii="Arial" w:cs="Arial" w:eastAsia="Arial" w:hAnsi="Arial"/>
+                <w:color w:val="1A1A1A"/>
+                <w:sz w:val="20"/>
+                <w:szCs w:val="20"/>
+              </w:rPr>
+              <w:t xml:space="preserve">Nutrient Sensor Reference</w:t>
+            </w:r>
+          </w:p>
+        </w:tc>
+        <w:tc>
+          <w:tcPr>
+            <w:tcW w:type="dxa" w:w="4426"/>
+            <w:tcMar>
+              <w:top w:type="dxa" w:w="60"/>
+              <w:left w:type="dxa" w:w="100"/>
+              <w:bottom w:type="dxa" w:w="60"/>
+              <w:right w:type="dxa" w:w="100"/>
+            </w:tcMar>
+            <w:vAlign w:val="top"/>
+          </w:tcPr>
+          <w:p>
+            <w:pPr>
+              <w:spacing w:after="0"/>
+              <w:jc w:val="center"/>
+            </w:pPr>
+            <w:r>
+              <w:rPr>
+                <w:rFonts w:ascii="Courier New" w:cs="Courier New" w:eastAsia="Courier New" w:hAnsi="Courier New"/>
+                <w:b/>
+                <w:bCs/>
+                <w:color w:val="1A1A1A"/>
+                <w:sz w:val="20"/>
+                <w:szCs w:val="20"/>
+              </w:rPr>
+              <w:t xml:space="preserve">Pump Station 3 [WTR]</w:t>
+            </w:r>
+          </w:p>
+        </w:tc>
+      </w:tr>
+    </w:tbl>
     <w:p>
       <w:pPr>
         <w:pStyle w:val="Heading1"/>

--- a/kit/UNDERCITY_Binder_COM.docx
+++ b/kit/UNDERCITY_Binder_COM.docx
@@ -2352,6 +2352,172 @@
                 <w:szCs w:val="20"/>
               </w:rPr>
               <w:t xml:space="preserve">Procedure P-08</w:t>
+            </w:r>
+          </w:p>
+        </w:tc>
+      </w:tr>
+      <w:tr>
+        <w:tc>
+          <w:tcPr>
+            <w:tcW w:type="dxa" w:w="1800"/>
+            <w:tcMar>
+              <w:top w:type="dxa" w:w="60"/>
+              <w:left w:type="dxa" w:w="100"/>
+              <w:bottom w:type="dxa" w:w="60"/>
+              <w:right w:type="dxa" w:w="100"/>
+            </w:tcMar>
+            <w:vAlign w:val="top"/>
+          </w:tcPr>
+          <w:p>
+            <w:pPr>
+              <w:spacing w:after="0"/>
+              <w:jc w:val="left"/>
+            </w:pPr>
+            <w:r>
+              <w:rPr>
+                <w:rFonts w:ascii="Courier New" w:cs="Courier New" w:eastAsia="Courier New" w:hAnsi="Courier New"/>
+                <w:b/>
+                <w:bCs/>
+                <w:color w:val="1A1A1A"/>
+                <w:sz w:val="20"/>
+                <w:szCs w:val="20"/>
+              </w:rPr>
+              <w:t xml:space="preserve">F-611</w:t>
+            </w:r>
+          </w:p>
+        </w:tc>
+        <w:tc>
+          <w:tcPr>
+            <w:tcW w:type="dxa" w:w="4200"/>
+            <w:tcMar>
+              <w:top w:type="dxa" w:w="60"/>
+              <w:left w:type="dxa" w:w="100"/>
+              <w:bottom w:type="dxa" w:w="60"/>
+              <w:right w:type="dxa" w:w="100"/>
+            </w:tcMar>
+            <w:vAlign w:val="top"/>
+          </w:tcPr>
+          <w:p>
+            <w:pPr>
+              <w:spacing w:after="0"/>
+              <w:jc w:val="left"/>
+            </w:pPr>
+            <w:r>
+              <w:rPr>
+                <w:rFonts w:ascii="Arial" w:cs="Arial" w:eastAsia="Arial" w:hAnsi="Arial"/>
+                <w:color w:val="1A1A1A"/>
+                <w:sz w:val="20"/>
+                <w:szCs w:val="20"/>
+              </w:rPr>
+              <w:t xml:space="preserve">Deep-sensor relay drift</w:t>
+            </w:r>
+          </w:p>
+        </w:tc>
+        <w:tc>
+          <w:tcPr>
+            <w:tcW w:type="dxa" w:w="3026"/>
+            <w:tcMar>
+              <w:top w:type="dxa" w:w="60"/>
+              <w:left w:type="dxa" w:w="100"/>
+              <w:bottom w:type="dxa" w:w="60"/>
+              <w:right w:type="dxa" w:w="100"/>
+            </w:tcMar>
+          </w:tcPr>
+          <w:p>
+            <w:pPr>
+              <w:spacing w:after="0"/>
+            </w:pPr>
+            <w:r>
+              <w:rPr>
+                <w:rFonts w:ascii="Courier New" w:cs="Courier New" w:eastAsia="Courier New" w:hAnsi="Courier New"/>
+                <w:color w:val="1A1A1A"/>
+                <w:sz w:val="20"/>
+                <w:szCs w:val="20"/>
+              </w:rPr>
+              <w:t xml:space="preserve">Procedure P-09</w:t>
+            </w:r>
+          </w:p>
+        </w:tc>
+      </w:tr>
+      <w:tr>
+        <w:tc>
+          <w:tcPr>
+            <w:tcW w:type="dxa" w:w="1800"/>
+            <w:tcMar>
+              <w:top w:type="dxa" w:w="60"/>
+              <w:left w:type="dxa" w:w="100"/>
+              <w:bottom w:type="dxa" w:w="60"/>
+              <w:right w:type="dxa" w:w="100"/>
+            </w:tcMar>
+            <w:vAlign w:val="top"/>
+          </w:tcPr>
+          <w:p>
+            <w:pPr>
+              <w:spacing w:after="0"/>
+              <w:jc w:val="left"/>
+            </w:pPr>
+            <w:r>
+              <w:rPr>
+                <w:rFonts w:ascii="Courier New" w:cs="Courier New" w:eastAsia="Courier New" w:hAnsi="Courier New"/>
+                <w:b/>
+                <w:bCs/>
+                <w:color w:val="1A1A1A"/>
+                <w:sz w:val="20"/>
+                <w:szCs w:val="20"/>
+              </w:rPr>
+              <w:t xml:space="preserve">F-612</w:t>
+            </w:r>
+          </w:p>
+        </w:tc>
+        <w:tc>
+          <w:tcPr>
+            <w:tcW w:type="dxa" w:w="4200"/>
+            <w:tcMar>
+              <w:top w:type="dxa" w:w="60"/>
+              <w:left w:type="dxa" w:w="100"/>
+              <w:bottom w:type="dxa" w:w="60"/>
+              <w:right w:type="dxa" w:w="100"/>
+            </w:tcMar>
+            <w:vAlign w:val="top"/>
+          </w:tcPr>
+          <w:p>
+            <w:pPr>
+              <w:spacing w:after="0"/>
+              <w:jc w:val="left"/>
+            </w:pPr>
+            <w:r>
+              <w:rPr>
+                <w:rFonts w:ascii="Arial" w:cs="Arial" w:eastAsia="Arial" w:hAnsi="Arial"/>
+                <w:color w:val="1A1A1A"/>
+                <w:sz w:val="20"/>
+                <w:szCs w:val="20"/>
+              </w:rPr>
+              <w:t xml:space="preserve">Emergency uplink routing failure</w:t>
+            </w:r>
+          </w:p>
+        </w:tc>
+        <w:tc>
+          <w:tcPr>
+            <w:tcW w:type="dxa" w:w="3026"/>
+            <w:tcMar>
+              <w:top w:type="dxa" w:w="60"/>
+              <w:left w:type="dxa" w:w="100"/>
+              <w:bottom w:type="dxa" w:w="60"/>
+              <w:right w:type="dxa" w:w="100"/>
+            </w:tcMar>
+          </w:tcPr>
+          <w:p>
+            <w:pPr>
+              <w:spacing w:after="0"/>
+            </w:pPr>
+            <w:r>
+              <w:rPr>
+                <w:rFonts w:ascii="Courier New" w:cs="Courier New" w:eastAsia="Courier New" w:hAnsi="Courier New"/>
+                <w:color w:val="1A1A1A"/>
+                <w:sz w:val="20"/>
+                <w:szCs w:val="20"/>
+              </w:rPr>
+              <w:t xml:space="preserve">Procedure P-10 · TIME-CRITICAL</w:t>
             </w:r>
           </w:p>
         </w:tc>
@@ -6010,6 +6176,870 @@
           <w:szCs w:val="20"/>
         </w:rPr>
         <w:t xml:space="preserve">P-08-[VALUE]-[VALUE 2]</w:t>
+      </w:r>
+    </w:p>
+    <w:p>
+      <w:pPr>
+        <w:pBdr>
+          <w:bottom w:val="single" w:color="B07AD8" w:sz="8"/>
+        </w:pBdr>
+        <w:spacing w:after="100" w:before="240"/>
+      </w:pPr>
+      <w:r>
+        <w:rPr>
+          <w:rFonts w:ascii="Courier New" w:cs="Courier New" w:eastAsia="Courier New" w:hAnsi="Courier New"/>
+          <w:b/>
+          <w:bCs/>
+          <w:color w:val="B07AD8"/>
+          <w:sz w:val="24"/>
+          <w:szCs w:val="24"/>
+        </w:rPr>
+        <w:t xml:space="preserve">PROCEDURE P-09</w:t>
+      </w:r>
+      <w:r>
+        <w:rPr>
+          <w:rFonts w:ascii="Arial" w:cs="Arial" w:eastAsia="Arial" w:hAnsi="Arial"/>
+          <w:b/>
+          <w:bCs/>
+          <w:color w:val="1A1A1A"/>
+          <w:sz w:val="24"/>
+          <w:szCs w:val="24"/>
+        </w:rPr>
+        <w:t xml:space="preserve">   Deep-sensor relay drift</w:t>
+      </w:r>
+    </w:p>
+    <w:tbl>
+      <w:tblPr>
+        <w:tblW w:type="dxa" w:w="9026"/>
+        <w:tblBorders>
+          <w:top w:val="single" w:color="BFBFBF" w:sz="4"/>
+          <w:left w:val="single" w:color="BFBFBF" w:sz="4"/>
+          <w:bottom w:val="single" w:color="BFBFBF" w:sz="4"/>
+          <w:right w:val="single" w:color="BFBFBF" w:sz="4"/>
+          <w:insideH w:val="single" w:color="BFBFBF" w:sz="4"/>
+          <w:insideV w:val="single" w:color="BFBFBF" w:sz="4"/>
+        </w:tblBorders>
+      </w:tblPr>
+      <w:tblGrid>
+        <w:gridCol w:w="1900"/>
+        <w:gridCol w:w="1700"/>
+        <w:gridCol w:w="1200"/>
+        <w:gridCol w:w="900"/>
+        <w:gridCol w:w="1700"/>
+        <w:gridCol w:w="1626"/>
+      </w:tblGrid>
+      <w:tr>
+        <w:tc>
+          <w:tcPr>
+            <w:tcW w:type="dxa" w:w="1900"/>
+            <w:shd w:fill="F2F2F2" w:color="auto" w:val="clear"/>
+            <w:tcMar>
+              <w:top w:type="dxa" w:w="60"/>
+              <w:left w:type="dxa" w:w="100"/>
+              <w:bottom w:type="dxa" w:w="60"/>
+              <w:right w:type="dxa" w:w="100"/>
+            </w:tcMar>
+            <w:vAlign w:val="top"/>
+          </w:tcPr>
+          <w:p>
+            <w:pPr>
+              <w:spacing w:after="0"/>
+              <w:jc w:val="left"/>
+            </w:pPr>
+            <w:r>
+              <w:rPr>
+                <w:rFonts w:ascii="Arial" w:cs="Arial" w:eastAsia="Arial" w:hAnsi="Arial"/>
+                <w:b/>
+                <w:bCs/>
+                <w:color w:val="1A1A1A"/>
+                <w:sz w:val="20"/>
+                <w:szCs w:val="20"/>
+              </w:rPr>
+              <w:t xml:space="preserve">APPLIES TO</w:t>
+            </w:r>
+          </w:p>
+        </w:tc>
+        <w:tc>
+          <w:tcPr>
+            <w:tcW w:type="dxa" w:w="1700"/>
+            <w:tcMar>
+              <w:top w:type="dxa" w:w="60"/>
+              <w:left w:type="dxa" w:w="100"/>
+              <w:bottom w:type="dxa" w:w="60"/>
+              <w:right w:type="dxa" w:w="100"/>
+            </w:tcMar>
+            <w:vAlign w:val="top"/>
+          </w:tcPr>
+          <w:p>
+            <w:pPr>
+              <w:spacing w:after="0"/>
+              <w:jc w:val="left"/>
+            </w:pPr>
+            <w:r>
+              <w:rPr>
+                <w:rFonts w:ascii="Courier New" w:cs="Courier New" w:eastAsia="Courier New" w:hAnsi="Courier New"/>
+                <w:color w:val="1A1A1A"/>
+                <w:sz w:val="20"/>
+                <w:szCs w:val="20"/>
+              </w:rPr>
+              <w:t xml:space="preserve">F-611</w:t>
+            </w:r>
+          </w:p>
+        </w:tc>
+        <w:tc>
+          <w:tcPr>
+            <w:tcW w:type="dxa" w:w="1200"/>
+            <w:shd w:fill="F2F2F2" w:color="auto" w:val="clear"/>
+            <w:tcMar>
+              <w:top w:type="dxa" w:w="60"/>
+              <w:left w:type="dxa" w:w="100"/>
+              <w:bottom w:type="dxa" w:w="60"/>
+              <w:right w:type="dxa" w:w="100"/>
+            </w:tcMar>
+            <w:vAlign w:val="top"/>
+          </w:tcPr>
+          <w:p>
+            <w:pPr>
+              <w:spacing w:after="0"/>
+              <w:jc w:val="left"/>
+            </w:pPr>
+            <w:r>
+              <w:rPr>
+                <w:rFonts w:ascii="Arial" w:cs="Arial" w:eastAsia="Arial" w:hAnsi="Arial"/>
+                <w:b/>
+                <w:bCs/>
+                <w:color w:val="1A1A1A"/>
+                <w:sz w:val="20"/>
+                <w:szCs w:val="20"/>
+              </w:rPr>
+              <w:t xml:space="preserve">CREW</w:t>
+            </w:r>
+          </w:p>
+        </w:tc>
+        <w:tc>
+          <w:tcPr>
+            <w:tcW w:type="dxa" w:w="900"/>
+            <w:tcMar>
+              <w:top w:type="dxa" w:w="60"/>
+              <w:left w:type="dxa" w:w="100"/>
+              <w:bottom w:type="dxa" w:w="60"/>
+              <w:right w:type="dxa" w:w="100"/>
+            </w:tcMar>
+            <w:vAlign w:val="top"/>
+          </w:tcPr>
+          <w:p>
+            <w:pPr>
+              <w:spacing w:after="0"/>
+              <w:jc w:val="left"/>
+            </w:pPr>
+            <w:r>
+              <w:rPr>
+                <w:rFonts w:ascii="Arial" w:cs="Arial" w:eastAsia="Arial" w:hAnsi="Arial"/>
+                <w:color w:val="1A1A1A"/>
+                <w:sz w:val="20"/>
+                <w:szCs w:val="20"/>
+              </w:rPr>
+              <w:t xml:space="preserve">2</w:t>
+            </w:r>
+          </w:p>
+        </w:tc>
+        <w:tc>
+          <w:tcPr>
+            <w:tcW w:type="dxa" w:w="1700"/>
+            <w:shd w:fill="F2F2F2" w:color="auto" w:val="clear"/>
+            <w:tcMar>
+              <w:top w:type="dxa" w:w="60"/>
+              <w:left w:type="dxa" w:w="100"/>
+              <w:bottom w:type="dxa" w:w="60"/>
+              <w:right w:type="dxa" w:w="100"/>
+            </w:tcMar>
+            <w:vAlign w:val="top"/>
+          </w:tcPr>
+          <w:p>
+            <w:pPr>
+              <w:spacing w:after="0"/>
+              <w:jc w:val="left"/>
+            </w:pPr>
+            <w:r>
+              <w:rPr>
+                <w:rFonts w:ascii="Arial" w:cs="Arial" w:eastAsia="Arial" w:hAnsi="Arial"/>
+                <w:b/>
+                <w:bCs/>
+                <w:color w:val="1A1A1A"/>
+                <w:sz w:val="20"/>
+                <w:szCs w:val="20"/>
+              </w:rPr>
+              <w:t xml:space="preserve">MATERIALS</w:t>
+            </w:r>
+          </w:p>
+        </w:tc>
+        <w:tc>
+          <w:tcPr>
+            <w:tcW w:type="dxa" w:w="1626"/>
+            <w:tcMar>
+              <w:top w:type="dxa" w:w="60"/>
+              <w:left w:type="dxa" w:w="100"/>
+              <w:bottom w:type="dxa" w:w="60"/>
+              <w:right w:type="dxa" w:w="100"/>
+            </w:tcMar>
+            <w:vAlign w:val="top"/>
+          </w:tcPr>
+          <w:p>
+            <w:pPr>
+              <w:spacing w:after="0"/>
+              <w:jc w:val="left"/>
+            </w:pPr>
+            <w:r>
+              <w:rPr>
+                <w:rFonts w:ascii="Arial" w:cs="Arial" w:eastAsia="Arial" w:hAnsi="Arial"/>
+                <w:color w:val="1A1A1A"/>
+                <w:sz w:val="20"/>
+                <w:szCs w:val="20"/>
+              </w:rPr>
+              <w:t xml:space="preserve">1 Power, 1 Parts</w:t>
+            </w:r>
+          </w:p>
+        </w:tc>
+      </w:tr>
+    </w:tbl>
+    <w:p>
+      <w:pPr>
+        <w:spacing w:after="60"/>
+        <w:ind w:left="340" w:hanging="340"/>
+      </w:pPr>
+      <w:r>
+        <w:rPr>
+          <w:rFonts w:ascii="Courier New" w:cs="Courier New" w:eastAsia="Courier New" w:hAnsi="Courier New"/>
+          <w:color w:val="1A1A1A"/>
+          <w:sz w:val="20"/>
+          <w:szCs w:val="20"/>
+        </w:rPr>
+        <w:t xml:space="preserve">1.  </w:t>
+      </w:r>
+      <w:r>
+        <w:rPr>
+          <w:rFonts w:ascii="Arial" w:cs="Arial" w:eastAsia="Arial" w:hAnsi="Arial"/>
+          <w:color w:val="1A1A1A"/>
+          <w:sz w:val="20"/>
+          <w:szCs w:val="20"/>
+        </w:rPr>
+        <w:t xml:space="preserve">Confirm the fault code on the alert card matches F-611.</w:t>
+      </w:r>
+    </w:p>
+    <w:p>
+      <w:pPr>
+        <w:spacing w:after="60"/>
+        <w:ind w:left="340" w:hanging="340"/>
+      </w:pPr>
+      <w:r>
+        <w:rPr>
+          <w:rFonts w:ascii="Courier New" w:cs="Courier New" w:eastAsia="Courier New" w:hAnsi="Courier New"/>
+          <w:color w:val="1A1A1A"/>
+          <w:sz w:val="20"/>
+          <w:szCs w:val="20"/>
+        </w:rPr>
+        <w:t xml:space="preserve">2.  </w:t>
+      </w:r>
+      <w:r>
+        <w:rPr>
+          <w:rFonts w:ascii="Arial" w:cs="Arial" w:eastAsia="Arial" w:hAnsi="Arial"/>
+          <w:color w:val="1A1A1A"/>
+          <w:sz w:val="20"/>
+          <w:szCs w:val="20"/>
+        </w:rPr>
+        <w:t xml:space="preserve">Assign crew: 2 worker(s) minimum. Fewer will not hold the isolation.</w:t>
+      </w:r>
+    </w:p>
+    <w:p>
+      <w:pPr>
+        <w:spacing w:after="60"/>
+        <w:ind w:left="340" w:hanging="340"/>
+      </w:pPr>
+      <w:r>
+        <w:rPr>
+          <w:rFonts w:ascii="Courier New" w:cs="Courier New" w:eastAsia="Courier New" w:hAnsi="Courier New"/>
+          <w:color w:val="1A1A1A"/>
+          <w:sz w:val="20"/>
+          <w:szCs w:val="20"/>
+        </w:rPr>
+        <w:t xml:space="preserve">3.  </w:t>
+      </w:r>
+      <w:r>
+        <w:rPr>
+          <w:rFonts w:ascii="Arial" w:cs="Arial" w:eastAsia="Arial" w:hAnsi="Arial"/>
+          <w:color w:val="1A1A1A"/>
+          <w:sz w:val="20"/>
+          <w:szCs w:val="20"/>
+        </w:rPr>
+        <w:t xml:space="preserve">Stage materials: 1 Power, 1 Parts.</w:t>
+      </w:r>
+    </w:p>
+    <w:p>
+      <w:pPr>
+        <w:spacing w:after="60"/>
+        <w:ind w:left="340" w:hanging="340"/>
+      </w:pPr>
+      <w:r>
+        <w:rPr>
+          <w:rFonts w:ascii="Courier New" w:cs="Courier New" w:eastAsia="Courier New" w:hAnsi="Courier New"/>
+          <w:color w:val="1A1A1A"/>
+          <w:sz w:val="20"/>
+          <w:szCs w:val="20"/>
+        </w:rPr>
+        <w:t xml:space="preserve">4.  </w:t>
+      </w:r>
+      <w:r>
+        <w:rPr>
+          <w:rFonts w:ascii="Arial" w:cs="Arial" w:eastAsia="Arial" w:hAnsi="Arial"/>
+          <w:color w:val="1A1A1A"/>
+          <w:sz w:val="20"/>
+          <w:szCs w:val="20"/>
+        </w:rPr>
+        <w:t xml:space="preserve">Obtain the Tunnel D value from TRN Manual, Table T-1. This value is not held in this binder.</w:t>
+      </w:r>
+    </w:p>
+    <w:p>
+      <w:pPr>
+        <w:spacing w:after="60"/>
+        <w:ind w:left="340" w:hanging="340"/>
+      </w:pPr>
+      <w:r>
+        <w:rPr>
+          <w:rFonts w:ascii="Courier New" w:cs="Courier New" w:eastAsia="Courier New" w:hAnsi="Courier New"/>
+          <w:color w:val="1A1A1A"/>
+          <w:sz w:val="20"/>
+          <w:szCs w:val="20"/>
+        </w:rPr>
+        <w:t xml:space="preserve">5.  </w:t>
+      </w:r>
+      <w:r>
+        <w:rPr>
+          <w:rFonts w:ascii="Arial" w:cs="Arial" w:eastAsia="Arial" w:hAnsi="Arial"/>
+          <w:color w:val="1A1A1A"/>
+          <w:sz w:val="20"/>
+          <w:szCs w:val="20"/>
+        </w:rPr>
+        <w:t xml:space="preserve">Obtain the Overflow Basin value from WTR Manual, Table W-4. This value is not held in this binder.</w:t>
+      </w:r>
+    </w:p>
+    <w:p>
+      <w:pPr>
+        <w:spacing w:after="60"/>
+        <w:ind w:left="340" w:hanging="340"/>
+      </w:pPr>
+      <w:r>
+        <w:rPr>
+          <w:rFonts w:ascii="Courier New" w:cs="Courier New" w:eastAsia="Courier New" w:hAnsi="Courier New"/>
+          <w:color w:val="1A1A1A"/>
+          <w:sz w:val="20"/>
+          <w:szCs w:val="20"/>
+        </w:rPr>
+        <w:t xml:space="preserve">6.  </w:t>
+      </w:r>
+      <w:r>
+        <w:rPr>
+          <w:rFonts w:ascii="Arial" w:cs="Arial" w:eastAsia="Arial" w:hAnsi="Arial"/>
+          <w:color w:val="1A1A1A"/>
+          <w:sz w:val="20"/>
+          <w:szCs w:val="20"/>
+        </w:rPr>
+        <w:t xml:space="preserve">Enter the resolution code on the sector console in the format P-09-[VALUE]-[VALUE 2], substituting the value(s) above. Values are three digits.</w:t>
+      </w:r>
+    </w:p>
+    <w:p>
+      <w:pPr>
+        <w:spacing w:after="60"/>
+        <w:ind w:left="340" w:hanging="340"/>
+      </w:pPr>
+      <w:r>
+        <w:rPr>
+          <w:rFonts w:ascii="Courier New" w:cs="Courier New" w:eastAsia="Courier New" w:hAnsi="Courier New"/>
+          <w:color w:val="1A1A1A"/>
+          <w:sz w:val="20"/>
+          <w:szCs w:val="20"/>
+        </w:rPr>
+        <w:t xml:space="preserve">7.  </w:t>
+      </w:r>
+      <w:r>
+        <w:rPr>
+          <w:rFonts w:ascii="Arial" w:cs="Arial" w:eastAsia="Arial" w:hAnsi="Arial"/>
+          <w:color w:val="1A1A1A"/>
+          <w:sz w:val="20"/>
+          <w:szCs w:val="20"/>
+        </w:rPr>
+        <w:t xml:space="preserve">If the console rejects the entry, re-verify the source table before resubmitting. Three consecutive rejections lock the console for 20 seconds.</w:t>
+      </w:r>
+    </w:p>
+    <w:p>
+      <w:pPr>
+        <w:shd w:fill="F2F2F2" w:color="auto" w:val="clear"/>
+        <w:spacing w:after="120" w:before="100"/>
+      </w:pPr>
+      <w:r>
+        <w:rPr>
+          <w:rFonts w:ascii="Arial" w:cs="Arial" w:eastAsia="Arial" w:hAnsi="Arial"/>
+          <w:b/>
+          <w:bCs/>
+          <w:color w:val="1A1A1A"/>
+          <w:sz w:val="20"/>
+          <w:szCs w:val="20"/>
+        </w:rPr>
+        <w:t xml:space="preserve">CODE FORMAT:  </w:t>
+      </w:r>
+      <w:r>
+        <w:rPr>
+          <w:rFonts w:ascii="Courier New" w:cs="Courier New" w:eastAsia="Courier New" w:hAnsi="Courier New"/>
+          <w:b/>
+          <w:bCs/>
+          <w:color w:val="1A1A1A"/>
+          <w:sz w:val="20"/>
+          <w:szCs w:val="20"/>
+        </w:rPr>
+        <w:t xml:space="preserve">P-09-[VALUE]-[VALUE 2]</w:t>
+      </w:r>
+    </w:p>
+    <w:p>
+      <w:pPr>
+        <w:pBdr>
+          <w:bottom w:val="single" w:color="B07AD8" w:sz="8"/>
+        </w:pBdr>
+        <w:spacing w:after="100" w:before="240"/>
+      </w:pPr>
+      <w:r>
+        <w:rPr>
+          <w:rFonts w:ascii="Courier New" w:cs="Courier New" w:eastAsia="Courier New" w:hAnsi="Courier New"/>
+          <w:b/>
+          <w:bCs/>
+          <w:color w:val="B07AD8"/>
+          <w:sz w:val="24"/>
+          <w:szCs w:val="24"/>
+        </w:rPr>
+        <w:t xml:space="preserve">PROCEDURE P-10</w:t>
+      </w:r>
+      <w:r>
+        <w:rPr>
+          <w:rFonts w:ascii="Arial" w:cs="Arial" w:eastAsia="Arial" w:hAnsi="Arial"/>
+          <w:b/>
+          <w:bCs/>
+          <w:color w:val="1A1A1A"/>
+          <w:sz w:val="24"/>
+          <w:szCs w:val="24"/>
+        </w:rPr>
+        <w:t xml:space="preserve">   Emergency uplink routing failure — TIME-CRITICAL</w:t>
+      </w:r>
+    </w:p>
+    <w:tbl>
+      <w:tblPr>
+        <w:tblW w:type="dxa" w:w="9026"/>
+        <w:tblBorders>
+          <w:top w:val="single" w:color="BFBFBF" w:sz="4"/>
+          <w:left w:val="single" w:color="BFBFBF" w:sz="4"/>
+          <w:bottom w:val="single" w:color="BFBFBF" w:sz="4"/>
+          <w:right w:val="single" w:color="BFBFBF" w:sz="4"/>
+          <w:insideH w:val="single" w:color="BFBFBF" w:sz="4"/>
+          <w:insideV w:val="single" w:color="BFBFBF" w:sz="4"/>
+        </w:tblBorders>
+      </w:tblPr>
+      <w:tblGrid>
+        <w:gridCol w:w="1900"/>
+        <w:gridCol w:w="1700"/>
+        <w:gridCol w:w="1200"/>
+        <w:gridCol w:w="900"/>
+        <w:gridCol w:w="1700"/>
+        <w:gridCol w:w="1626"/>
+      </w:tblGrid>
+      <w:tr>
+        <w:tc>
+          <w:tcPr>
+            <w:tcW w:type="dxa" w:w="1900"/>
+            <w:shd w:fill="F2F2F2" w:color="auto" w:val="clear"/>
+            <w:tcMar>
+              <w:top w:type="dxa" w:w="60"/>
+              <w:left w:type="dxa" w:w="100"/>
+              <w:bottom w:type="dxa" w:w="60"/>
+              <w:right w:type="dxa" w:w="100"/>
+            </w:tcMar>
+            <w:vAlign w:val="top"/>
+          </w:tcPr>
+          <w:p>
+            <w:pPr>
+              <w:spacing w:after="0"/>
+              <w:jc w:val="left"/>
+            </w:pPr>
+            <w:r>
+              <w:rPr>
+                <w:rFonts w:ascii="Arial" w:cs="Arial" w:eastAsia="Arial" w:hAnsi="Arial"/>
+                <w:b/>
+                <w:bCs/>
+                <w:color w:val="1A1A1A"/>
+                <w:sz w:val="20"/>
+                <w:szCs w:val="20"/>
+              </w:rPr>
+              <w:t xml:space="preserve">APPLIES TO</w:t>
+            </w:r>
+          </w:p>
+        </w:tc>
+        <w:tc>
+          <w:tcPr>
+            <w:tcW w:type="dxa" w:w="1700"/>
+            <w:tcMar>
+              <w:top w:type="dxa" w:w="60"/>
+              <w:left w:type="dxa" w:w="100"/>
+              <w:bottom w:type="dxa" w:w="60"/>
+              <w:right w:type="dxa" w:w="100"/>
+            </w:tcMar>
+            <w:vAlign w:val="top"/>
+          </w:tcPr>
+          <w:p>
+            <w:pPr>
+              <w:spacing w:after="0"/>
+              <w:jc w:val="left"/>
+            </w:pPr>
+            <w:r>
+              <w:rPr>
+                <w:rFonts w:ascii="Courier New" w:cs="Courier New" w:eastAsia="Courier New" w:hAnsi="Courier New"/>
+                <w:color w:val="1A1A1A"/>
+                <w:sz w:val="20"/>
+                <w:szCs w:val="20"/>
+              </w:rPr>
+              <w:t xml:space="preserve">F-612</w:t>
+            </w:r>
+          </w:p>
+        </w:tc>
+        <w:tc>
+          <w:tcPr>
+            <w:tcW w:type="dxa" w:w="1200"/>
+            <w:shd w:fill="F2F2F2" w:color="auto" w:val="clear"/>
+            <w:tcMar>
+              <w:top w:type="dxa" w:w="60"/>
+              <w:left w:type="dxa" w:w="100"/>
+              <w:bottom w:type="dxa" w:w="60"/>
+              <w:right w:type="dxa" w:w="100"/>
+            </w:tcMar>
+            <w:vAlign w:val="top"/>
+          </w:tcPr>
+          <w:p>
+            <w:pPr>
+              <w:spacing w:after="0"/>
+              <w:jc w:val="left"/>
+            </w:pPr>
+            <w:r>
+              <w:rPr>
+                <w:rFonts w:ascii="Arial" w:cs="Arial" w:eastAsia="Arial" w:hAnsi="Arial"/>
+                <w:b/>
+                <w:bCs/>
+                <w:color w:val="1A1A1A"/>
+                <w:sz w:val="20"/>
+                <w:szCs w:val="20"/>
+              </w:rPr>
+              <w:t xml:space="preserve">CREW</w:t>
+            </w:r>
+          </w:p>
+        </w:tc>
+        <w:tc>
+          <w:tcPr>
+            <w:tcW w:type="dxa" w:w="900"/>
+            <w:tcMar>
+              <w:top w:type="dxa" w:w="60"/>
+              <w:left w:type="dxa" w:w="100"/>
+              <w:bottom w:type="dxa" w:w="60"/>
+              <w:right w:type="dxa" w:w="100"/>
+            </w:tcMar>
+            <w:vAlign w:val="top"/>
+          </w:tcPr>
+          <w:p>
+            <w:pPr>
+              <w:spacing w:after="0"/>
+              <w:jc w:val="left"/>
+            </w:pPr>
+            <w:r>
+              <w:rPr>
+                <w:rFonts w:ascii="Arial" w:cs="Arial" w:eastAsia="Arial" w:hAnsi="Arial"/>
+                <w:color w:val="1A1A1A"/>
+                <w:sz w:val="20"/>
+                <w:szCs w:val="20"/>
+              </w:rPr>
+              <w:t xml:space="preserve">3</w:t>
+            </w:r>
+          </w:p>
+        </w:tc>
+        <w:tc>
+          <w:tcPr>
+            <w:tcW w:type="dxa" w:w="1700"/>
+            <w:shd w:fill="F2F2F2" w:color="auto" w:val="clear"/>
+            <w:tcMar>
+              <w:top w:type="dxa" w:w="60"/>
+              <w:left w:type="dxa" w:w="100"/>
+              <w:bottom w:type="dxa" w:w="60"/>
+              <w:right w:type="dxa" w:w="100"/>
+            </w:tcMar>
+            <w:vAlign w:val="top"/>
+          </w:tcPr>
+          <w:p>
+            <w:pPr>
+              <w:spacing w:after="0"/>
+              <w:jc w:val="left"/>
+            </w:pPr>
+            <w:r>
+              <w:rPr>
+                <w:rFonts w:ascii="Arial" w:cs="Arial" w:eastAsia="Arial" w:hAnsi="Arial"/>
+                <w:b/>
+                <w:bCs/>
+                <w:color w:val="1A1A1A"/>
+                <w:sz w:val="20"/>
+                <w:szCs w:val="20"/>
+              </w:rPr>
+              <w:t xml:space="preserve">MATERIALS</w:t>
+            </w:r>
+          </w:p>
+        </w:tc>
+        <w:tc>
+          <w:tcPr>
+            <w:tcW w:type="dxa" w:w="1626"/>
+            <w:tcMar>
+              <w:top w:type="dxa" w:w="60"/>
+              <w:left w:type="dxa" w:w="100"/>
+              <w:bottom w:type="dxa" w:w="60"/>
+              <w:right w:type="dxa" w:w="100"/>
+            </w:tcMar>
+            <w:vAlign w:val="top"/>
+          </w:tcPr>
+          <w:p>
+            <w:pPr>
+              <w:spacing w:after="0"/>
+              <w:jc w:val="left"/>
+            </w:pPr>
+            <w:r>
+              <w:rPr>
+                <w:rFonts w:ascii="Arial" w:cs="Arial" w:eastAsia="Arial" w:hAnsi="Arial"/>
+                <w:color w:val="1A1A1A"/>
+                <w:sz w:val="20"/>
+                <w:szCs w:val="20"/>
+              </w:rPr>
+              <w:t xml:space="preserve">2 Power, 2 Parts</w:t>
+            </w:r>
+          </w:p>
+        </w:tc>
+      </w:tr>
+    </w:tbl>
+    <w:p>
+      <w:pPr>
+        <w:spacing w:after="60"/>
+        <w:ind w:left="340" w:hanging="340"/>
+      </w:pPr>
+      <w:r>
+        <w:rPr>
+          <w:rFonts w:ascii="Courier New" w:cs="Courier New" w:eastAsia="Courier New" w:hAnsi="Courier New"/>
+          <w:color w:val="1A1A1A"/>
+          <w:sz w:val="20"/>
+          <w:szCs w:val="20"/>
+        </w:rPr>
+        <w:t xml:space="preserve">1.  </w:t>
+      </w:r>
+      <w:r>
+        <w:rPr>
+          <w:rFonts w:ascii="Arial" w:cs="Arial" w:eastAsia="Arial" w:hAnsi="Arial"/>
+          <w:color w:val="1A1A1A"/>
+          <w:sz w:val="20"/>
+          <w:szCs w:val="20"/>
+        </w:rPr>
+        <w:t xml:space="preserve">Confirm the fault code on the alert card matches F-612.</w:t>
+      </w:r>
+    </w:p>
+    <w:p>
+      <w:pPr>
+        <w:spacing w:after="60"/>
+        <w:ind w:left="340" w:hanging="340"/>
+      </w:pPr>
+      <w:r>
+        <w:rPr>
+          <w:rFonts w:ascii="Courier New" w:cs="Courier New" w:eastAsia="Courier New" w:hAnsi="Courier New"/>
+          <w:color w:val="1A1A1A"/>
+          <w:sz w:val="20"/>
+          <w:szCs w:val="20"/>
+        </w:rPr>
+        <w:t xml:space="preserve">2.  </w:t>
+      </w:r>
+      <w:r>
+        <w:rPr>
+          <w:rFonts w:ascii="Arial" w:cs="Arial" w:eastAsia="Arial" w:hAnsi="Arial"/>
+          <w:color w:val="1A1A1A"/>
+          <w:sz w:val="20"/>
+          <w:szCs w:val="20"/>
+        </w:rPr>
+        <w:t xml:space="preserve">TIME-CRITICAL: Integrity falls fast while this fault stays open. Work it ahead of anything that can wait. Nothing counts down.</w:t>
+      </w:r>
+    </w:p>
+    <w:p>
+      <w:pPr>
+        <w:spacing w:after="60"/>
+        <w:ind w:left="340" w:hanging="340"/>
+      </w:pPr>
+      <w:r>
+        <w:rPr>
+          <w:rFonts w:ascii="Courier New" w:cs="Courier New" w:eastAsia="Courier New" w:hAnsi="Courier New"/>
+          <w:color w:val="1A1A1A"/>
+          <w:sz w:val="20"/>
+          <w:szCs w:val="20"/>
+        </w:rPr>
+        <w:t xml:space="preserve">3.  </w:t>
+      </w:r>
+      <w:r>
+        <w:rPr>
+          <w:rFonts w:ascii="Arial" w:cs="Arial" w:eastAsia="Arial" w:hAnsi="Arial"/>
+          <w:color w:val="1A1A1A"/>
+          <w:sz w:val="20"/>
+          <w:szCs w:val="20"/>
+        </w:rPr>
+        <w:t xml:space="preserve">Assign crew: 3 worker(s) minimum. Fewer will not hold the isolation.</w:t>
+      </w:r>
+    </w:p>
+    <w:p>
+      <w:pPr>
+        <w:spacing w:after="60"/>
+        <w:ind w:left="340" w:hanging="340"/>
+      </w:pPr>
+      <w:r>
+        <w:rPr>
+          <w:rFonts w:ascii="Courier New" w:cs="Courier New" w:eastAsia="Courier New" w:hAnsi="Courier New"/>
+          <w:color w:val="1A1A1A"/>
+          <w:sz w:val="20"/>
+          <w:szCs w:val="20"/>
+        </w:rPr>
+        <w:t xml:space="preserve">4.  </w:t>
+      </w:r>
+      <w:r>
+        <w:rPr>
+          <w:rFonts w:ascii="Arial" w:cs="Arial" w:eastAsia="Arial" w:hAnsi="Arial"/>
+          <w:color w:val="1A1A1A"/>
+          <w:sz w:val="20"/>
+          <w:szCs w:val="20"/>
+        </w:rPr>
+        <w:t xml:space="preserve">Stage materials: 2 Power, 2 Parts.</w:t>
+      </w:r>
+    </w:p>
+    <w:p>
+      <w:pPr>
+        <w:spacing w:after="60"/>
+        <w:ind w:left="340" w:hanging="340"/>
+      </w:pPr>
+      <w:r>
+        <w:rPr>
+          <w:rFonts w:ascii="Courier New" w:cs="Courier New" w:eastAsia="Courier New" w:hAnsi="Courier New"/>
+          <w:color w:val="1A1A1A"/>
+          <w:sz w:val="20"/>
+          <w:szCs w:val="20"/>
+        </w:rPr>
+        <w:t xml:space="preserve">5.  </w:t>
+      </w:r>
+      <w:r>
+        <w:rPr>
+          <w:rFonts w:ascii="Arial" w:cs="Arial" w:eastAsia="Arial" w:hAnsi="Arial"/>
+          <w:color w:val="1A1A1A"/>
+          <w:sz w:val="20"/>
+          <w:szCs w:val="20"/>
+        </w:rPr>
+        <w:t xml:space="preserve">Obtain the Emergency Bus value from POW Manual, Table P-2. This value is not held in this binder.</w:t>
+      </w:r>
+    </w:p>
+    <w:p>
+      <w:pPr>
+        <w:spacing w:after="60"/>
+        <w:ind w:left="340" w:hanging="340"/>
+      </w:pPr>
+      <w:r>
+        <w:rPr>
+          <w:rFonts w:ascii="Courier New" w:cs="Courier New" w:eastAsia="Courier New" w:hAnsi="Courier New"/>
+          <w:color w:val="1A1A1A"/>
+          <w:sz w:val="20"/>
+          <w:szCs w:val="20"/>
+        </w:rPr>
+        <w:t xml:space="preserve">6.  </w:t>
+      </w:r>
+      <w:r>
+        <w:rPr>
+          <w:rFonts w:ascii="Arial" w:cs="Arial" w:eastAsia="Arial" w:hAnsi="Arial"/>
+          <w:color w:val="1A1A1A"/>
+          <w:sz w:val="20"/>
+          <w:szCs w:val="20"/>
+        </w:rPr>
+        <w:t xml:space="preserve">Obtain the Triage Bay value from MED Manual, Table M-2. This value is not held in this binder.</w:t>
+      </w:r>
+    </w:p>
+    <w:p>
+      <w:pPr>
+        <w:spacing w:after="60"/>
+        <w:ind w:left="340" w:hanging="340"/>
+      </w:pPr>
+      <w:r>
+        <w:rPr>
+          <w:rFonts w:ascii="Courier New" w:cs="Courier New" w:eastAsia="Courier New" w:hAnsi="Courier New"/>
+          <w:color w:val="1A1A1A"/>
+          <w:sz w:val="20"/>
+          <w:szCs w:val="20"/>
+        </w:rPr>
+        <w:t xml:space="preserve">7.  </w:t>
+      </w:r>
+      <w:r>
+        <w:rPr>
+          <w:rFonts w:ascii="Arial" w:cs="Arial" w:eastAsia="Arial" w:hAnsi="Arial"/>
+          <w:color w:val="1A1A1A"/>
+          <w:sz w:val="20"/>
+          <w:szCs w:val="20"/>
+        </w:rPr>
+        <w:t xml:space="preserve">Enter the resolution code on the sector console in the format P-10-[VALUE]-[VALUE 2], substituting the value(s) above. Values are three digits.</w:t>
+      </w:r>
+    </w:p>
+    <w:p>
+      <w:pPr>
+        <w:spacing w:after="60"/>
+        <w:ind w:left="340" w:hanging="340"/>
+      </w:pPr>
+      <w:r>
+        <w:rPr>
+          <w:rFonts w:ascii="Courier New" w:cs="Courier New" w:eastAsia="Courier New" w:hAnsi="Courier New"/>
+          <w:color w:val="1A1A1A"/>
+          <w:sz w:val="20"/>
+          <w:szCs w:val="20"/>
+        </w:rPr>
+        <w:t xml:space="preserve">8.  </w:t>
+      </w:r>
+      <w:r>
+        <w:rPr>
+          <w:rFonts w:ascii="Arial" w:cs="Arial" w:eastAsia="Arial" w:hAnsi="Arial"/>
+          <w:color w:val="1A1A1A"/>
+          <w:sz w:val="20"/>
+          <w:szCs w:val="20"/>
+        </w:rPr>
+        <w:t xml:space="preserve">If the console rejects the entry, re-verify the source table before resubmitting. Three consecutive rejections lock the console for 20 seconds.</w:t>
+      </w:r>
+    </w:p>
+    <w:p>
+      <w:pPr>
+        <w:shd w:fill="F2F2F2" w:color="auto" w:val="clear"/>
+        <w:spacing w:after="120" w:before="100"/>
+      </w:pPr>
+      <w:r>
+        <w:rPr>
+          <w:rFonts w:ascii="Arial" w:cs="Arial" w:eastAsia="Arial" w:hAnsi="Arial"/>
+          <w:b/>
+          <w:bCs/>
+          <w:color w:val="1A1A1A"/>
+          <w:sz w:val="20"/>
+          <w:szCs w:val="20"/>
+        </w:rPr>
+        <w:t xml:space="preserve">CODE FORMAT:  </w:t>
+      </w:r>
+      <w:r>
+        <w:rPr>
+          <w:rFonts w:ascii="Courier New" w:cs="Courier New" w:eastAsia="Courier New" w:hAnsi="Courier New"/>
+          <w:b/>
+          <w:bCs/>
+          <w:color w:val="1A1A1A"/>
+          <w:sz w:val="20"/>
+          <w:szCs w:val="20"/>
+        </w:rPr>
+        <w:t xml:space="preserve">P-10-[VALUE]-[VALUE 2]</w:t>
       </w:r>
     </w:p>
     <w:p>

--- a/kit/UNDERCITY_Binder_COM.docx
+++ b/kit/UNDERCITY_Binder_COM.docx
@@ -7221,9 +7221,9 @@
             <w:tcW w:type="dxa" w:w="3000"/>
             <w:shd w:fill="EEE2F6" w:color="auto" w:val="clear"/>
             <w:tcMar>
-              <w:top w:type="dxa" w:w="30"/>
+              <w:top w:type="dxa" w:w="20"/>
               <w:left w:type="dxa" w:w="110"/>
-              <w:bottom w:type="dxa" w:w="30"/>
+              <w:bottom w:type="dxa" w:w="20"/>
               <w:right w:type="dxa" w:w="90"/>
             </w:tcMar>
             <w:vAlign w:val="center"/>
@@ -7251,9 +7251,9 @@
             <w:gridSpan w:val="2"/>
             <w:shd w:fill="EEE2F6" w:color="auto" w:val="clear"/>
             <w:tcMar>
-              <w:top w:type="dxa" w:w="30"/>
+              <w:top w:type="dxa" w:w="20"/>
               <w:left w:type="dxa" w:w="110"/>
-              <w:bottom w:type="dxa" w:w="30"/>
+              <w:bottom w:type="dxa" w:w="20"/>
               <w:right w:type="dxa" w:w="90"/>
             </w:tcMar>
             <w:vAlign w:val="center"/>
@@ -7284,16 +7284,16 @@
           <w:tcPr>
             <w:tcW w:type="dxa" w:w="3000"/>
             <w:tcMar>
-              <w:top w:type="dxa" w:w="35"/>
+              <w:top w:type="dxa" w:w="25"/>
               <w:left w:type="dxa" w:w="110"/>
-              <w:bottom w:type="dxa" w:w="45"/>
-              <w:right w:type="dxa" w:w="90"/>
-            </w:tcMar>
-            <w:vAlign w:val="top"/>
-          </w:tcPr>
-          <w:p>
-            <w:pPr>
-              <w:spacing w:after="10"/>
+              <w:bottom w:type="dxa" w:w="30"/>
+              <w:right w:type="dxa" w:w="90"/>
+            </w:tcMar>
+            <w:vAlign w:val="top"/>
+          </w:tcPr>
+          <w:p>
+            <w:pPr>
+              <w:spacing w:after="0"/>
             </w:pPr>
             <w:r>
               <w:rPr>
@@ -7329,16 +7329,16 @@
           <w:tcPr>
             <w:tcW w:type="dxa" w:w="3000"/>
             <w:tcMar>
-              <w:top w:type="dxa" w:w="35"/>
+              <w:top w:type="dxa" w:w="25"/>
               <w:left w:type="dxa" w:w="110"/>
-              <w:bottom w:type="dxa" w:w="45"/>
-              <w:right w:type="dxa" w:w="90"/>
-            </w:tcMar>
-            <w:vAlign w:val="top"/>
-          </w:tcPr>
-          <w:p>
-            <w:pPr>
-              <w:spacing w:after="10"/>
+              <w:bottom w:type="dxa" w:w="30"/>
+              <w:right w:type="dxa" w:w="90"/>
+            </w:tcMar>
+            <w:vAlign w:val="top"/>
+          </w:tcPr>
+          <w:p>
+            <w:pPr>
+              <w:spacing w:after="0"/>
             </w:pPr>
             <w:r>
               <w:rPr>
@@ -7374,16 +7374,16 @@
           <w:tcPr>
             <w:tcW w:type="dxa" w:w="3000"/>
             <w:tcMar>
-              <w:top w:type="dxa" w:w="35"/>
+              <w:top w:type="dxa" w:w="25"/>
               <w:left w:type="dxa" w:w="110"/>
-              <w:bottom w:type="dxa" w:w="45"/>
-              <w:right w:type="dxa" w:w="90"/>
-            </w:tcMar>
-            <w:vAlign w:val="top"/>
-          </w:tcPr>
-          <w:p>
-            <w:pPr>
-              <w:spacing w:after="10"/>
+              <w:bottom w:type="dxa" w:w="30"/>
+              <w:right w:type="dxa" w:w="90"/>
+            </w:tcMar>
+            <w:vAlign w:val="top"/>
+          </w:tcPr>
+          <w:p>
+            <w:pPr>
+              <w:spacing w:after="0"/>
             </w:pPr>
             <w:r>
               <w:rPr>
@@ -7424,16 +7424,16 @@
           <w:tcPr>
             <w:tcW w:type="dxa" w:w="3000"/>
             <w:tcMar>
-              <w:top w:type="dxa" w:w="35"/>
+              <w:top w:type="dxa" w:w="25"/>
               <w:left w:type="dxa" w:w="110"/>
-              <w:bottom w:type="dxa" w:w="45"/>
-              <w:right w:type="dxa" w:w="90"/>
-            </w:tcMar>
-            <w:vAlign w:val="top"/>
-          </w:tcPr>
-          <w:p>
-            <w:pPr>
-              <w:spacing w:after="10"/>
+              <w:bottom w:type="dxa" w:w="30"/>
+              <w:right w:type="dxa" w:w="90"/>
+            </w:tcMar>
+            <w:vAlign w:val="top"/>
+          </w:tcPr>
+          <w:p>
+            <w:pPr>
+              <w:spacing w:after="0"/>
             </w:pPr>
             <w:r>
               <w:rPr>
@@ -7469,16 +7469,16 @@
           <w:tcPr>
             <w:tcW w:type="dxa" w:w="3000"/>
             <w:tcMar>
-              <w:top w:type="dxa" w:w="35"/>
+              <w:top w:type="dxa" w:w="25"/>
               <w:left w:type="dxa" w:w="110"/>
-              <w:bottom w:type="dxa" w:w="45"/>
-              <w:right w:type="dxa" w:w="90"/>
-            </w:tcMar>
-            <w:vAlign w:val="top"/>
-          </w:tcPr>
-          <w:p>
-            <w:pPr>
-              <w:spacing w:after="10"/>
+              <w:bottom w:type="dxa" w:w="30"/>
+              <w:right w:type="dxa" w:w="90"/>
+            </w:tcMar>
+            <w:vAlign w:val="top"/>
+          </w:tcPr>
+          <w:p>
+            <w:pPr>
+              <w:spacing w:after="0"/>
             </w:pPr>
             <w:r>
               <w:rPr>
@@ -7514,16 +7514,16 @@
           <w:tcPr>
             <w:tcW w:type="dxa" w:w="3000"/>
             <w:tcMar>
-              <w:top w:type="dxa" w:w="35"/>
+              <w:top w:type="dxa" w:w="25"/>
               <w:left w:type="dxa" w:w="110"/>
-              <w:bottom w:type="dxa" w:w="45"/>
-              <w:right w:type="dxa" w:w="90"/>
-            </w:tcMar>
-            <w:vAlign w:val="top"/>
-          </w:tcPr>
-          <w:p>
-            <w:pPr>
-              <w:spacing w:after="10"/>
+              <w:bottom w:type="dxa" w:w="30"/>
+              <w:right w:type="dxa" w:w="90"/>
+            </w:tcMar>
+            <w:vAlign w:val="top"/>
+          </w:tcPr>
+          <w:p>
+            <w:pPr>
+              <w:spacing w:after="0"/>
             </w:pPr>
             <w:r>
               <w:rPr>
@@ -7559,7 +7559,7 @@
     </w:tbl>
     <w:p>
       <w:pPr>
-        <w:spacing w:after="40"/>
+        <w:spacing w:after="24"/>
       </w:pPr>
     </w:p>
     <w:tbl>
@@ -7588,9 +7588,9 @@
             <w:tcW w:type="dxa" w:w="3000"/>
             <w:shd w:fill="EEE2F6" w:color="auto" w:val="clear"/>
             <w:tcMar>
-              <w:top w:type="dxa" w:w="30"/>
+              <w:top w:type="dxa" w:w="20"/>
               <w:left w:type="dxa" w:w="110"/>
-              <w:bottom w:type="dxa" w:w="30"/>
+              <w:bottom w:type="dxa" w:w="20"/>
               <w:right w:type="dxa" w:w="90"/>
             </w:tcMar>
             <w:vAlign w:val="center"/>
@@ -7618,9 +7618,9 @@
             <w:gridSpan w:val="2"/>
             <w:shd w:fill="EEE2F6" w:color="auto" w:val="clear"/>
             <w:tcMar>
-              <w:top w:type="dxa" w:w="30"/>
+              <w:top w:type="dxa" w:w="20"/>
               <w:left w:type="dxa" w:w="110"/>
-              <w:bottom w:type="dxa" w:w="30"/>
+              <w:bottom w:type="dxa" w:w="20"/>
               <w:right w:type="dxa" w:w="90"/>
             </w:tcMar>
             <w:vAlign w:val="center"/>
@@ -7651,16 +7651,16 @@
           <w:tcPr>
             <w:tcW w:type="dxa" w:w="3000"/>
             <w:tcMar>
-              <w:top w:type="dxa" w:w="35"/>
+              <w:top w:type="dxa" w:w="25"/>
               <w:left w:type="dxa" w:w="110"/>
-              <w:bottom w:type="dxa" w:w="45"/>
-              <w:right w:type="dxa" w:w="90"/>
-            </w:tcMar>
-            <w:vAlign w:val="top"/>
-          </w:tcPr>
-          <w:p>
-            <w:pPr>
-              <w:spacing w:after="10"/>
+              <w:bottom w:type="dxa" w:w="30"/>
+              <w:right w:type="dxa" w:w="90"/>
+            </w:tcMar>
+            <w:vAlign w:val="top"/>
+          </w:tcPr>
+          <w:p>
+            <w:pPr>
+              <w:spacing w:after="0"/>
             </w:pPr>
             <w:r>
               <w:rPr>
@@ -7696,16 +7696,16 @@
           <w:tcPr>
             <w:tcW w:type="dxa" w:w="3000"/>
             <w:tcMar>
-              <w:top w:type="dxa" w:w="35"/>
+              <w:top w:type="dxa" w:w="25"/>
               <w:left w:type="dxa" w:w="110"/>
-              <w:bottom w:type="dxa" w:w="45"/>
-              <w:right w:type="dxa" w:w="90"/>
-            </w:tcMar>
-            <w:vAlign w:val="top"/>
-          </w:tcPr>
-          <w:p>
-            <w:pPr>
-              <w:spacing w:after="10"/>
+              <w:bottom w:type="dxa" w:w="30"/>
+              <w:right w:type="dxa" w:w="90"/>
+            </w:tcMar>
+            <w:vAlign w:val="top"/>
+          </w:tcPr>
+          <w:p>
+            <w:pPr>
+              <w:spacing w:after="0"/>
             </w:pPr>
             <w:r>
               <w:rPr>
@@ -7741,16 +7741,16 @@
           <w:tcPr>
             <w:tcW w:type="dxa" w:w="3000"/>
             <w:tcMar>
-              <w:top w:type="dxa" w:w="35"/>
+              <w:top w:type="dxa" w:w="25"/>
               <w:left w:type="dxa" w:w="110"/>
-              <w:bottom w:type="dxa" w:w="45"/>
-              <w:right w:type="dxa" w:w="90"/>
-            </w:tcMar>
-            <w:vAlign w:val="top"/>
-          </w:tcPr>
-          <w:p>
-            <w:pPr>
-              <w:spacing w:after="10"/>
+              <w:bottom w:type="dxa" w:w="30"/>
+              <w:right w:type="dxa" w:w="90"/>
+            </w:tcMar>
+            <w:vAlign w:val="top"/>
+          </w:tcPr>
+          <w:p>
+            <w:pPr>
+              <w:spacing w:after="0"/>
             </w:pPr>
             <w:r>
               <w:rPr>
@@ -7791,16 +7791,16 @@
           <w:tcPr>
             <w:tcW w:type="dxa" w:w="3000"/>
             <w:tcMar>
-              <w:top w:type="dxa" w:w="35"/>
+              <w:top w:type="dxa" w:w="25"/>
               <w:left w:type="dxa" w:w="110"/>
-              <w:bottom w:type="dxa" w:w="45"/>
-              <w:right w:type="dxa" w:w="90"/>
-            </w:tcMar>
-            <w:vAlign w:val="top"/>
-          </w:tcPr>
-          <w:p>
-            <w:pPr>
-              <w:spacing w:after="10"/>
+              <w:bottom w:type="dxa" w:w="30"/>
+              <w:right w:type="dxa" w:w="90"/>
+            </w:tcMar>
+            <w:vAlign w:val="top"/>
+          </w:tcPr>
+          <w:p>
+            <w:pPr>
+              <w:spacing w:after="0"/>
             </w:pPr>
             <w:r>
               <w:rPr>
@@ -7836,16 +7836,16 @@
           <w:tcPr>
             <w:tcW w:type="dxa" w:w="3000"/>
             <w:tcMar>
-              <w:top w:type="dxa" w:w="35"/>
+              <w:top w:type="dxa" w:w="25"/>
               <w:left w:type="dxa" w:w="110"/>
-              <w:bottom w:type="dxa" w:w="45"/>
-              <w:right w:type="dxa" w:w="90"/>
-            </w:tcMar>
-            <w:vAlign w:val="top"/>
-          </w:tcPr>
-          <w:p>
-            <w:pPr>
-              <w:spacing w:after="10"/>
+              <w:bottom w:type="dxa" w:w="30"/>
+              <w:right w:type="dxa" w:w="90"/>
+            </w:tcMar>
+            <w:vAlign w:val="top"/>
+          </w:tcPr>
+          <w:p>
+            <w:pPr>
+              <w:spacing w:after="0"/>
             </w:pPr>
             <w:r>
               <w:rPr>
@@ -7881,16 +7881,16 @@
           <w:tcPr>
             <w:tcW w:type="dxa" w:w="3000"/>
             <w:tcMar>
-              <w:top w:type="dxa" w:w="35"/>
+              <w:top w:type="dxa" w:w="25"/>
               <w:left w:type="dxa" w:w="110"/>
-              <w:bottom w:type="dxa" w:w="45"/>
-              <w:right w:type="dxa" w:w="90"/>
-            </w:tcMar>
-            <w:vAlign w:val="top"/>
-          </w:tcPr>
-          <w:p>
-            <w:pPr>
-              <w:spacing w:after="10"/>
+              <w:bottom w:type="dxa" w:w="30"/>
+              <w:right w:type="dxa" w:w="90"/>
+            </w:tcMar>
+            <w:vAlign w:val="top"/>
+          </w:tcPr>
+          <w:p>
+            <w:pPr>
+              <w:spacing w:after="0"/>
             </w:pPr>
             <w:r>
               <w:rPr>
@@ -7926,7 +7926,7 @@
     </w:tbl>
     <w:p>
       <w:pPr>
-        <w:spacing w:after="40"/>
+        <w:spacing w:after="24"/>
       </w:pPr>
     </w:p>
     <w:tbl>
@@ -7955,9 +7955,9 @@
             <w:tcW w:type="dxa" w:w="3000"/>
             <w:shd w:fill="EEE2F6" w:color="auto" w:val="clear"/>
             <w:tcMar>
-              <w:top w:type="dxa" w:w="30"/>
+              <w:top w:type="dxa" w:w="20"/>
               <w:left w:type="dxa" w:w="110"/>
-              <w:bottom w:type="dxa" w:w="30"/>
+              <w:bottom w:type="dxa" w:w="20"/>
               <w:right w:type="dxa" w:w="90"/>
             </w:tcMar>
             <w:vAlign w:val="center"/>
@@ -7985,9 +7985,9 @@
             <w:gridSpan w:val="2"/>
             <w:shd w:fill="EEE2F6" w:color="auto" w:val="clear"/>
             <w:tcMar>
-              <w:top w:type="dxa" w:w="30"/>
+              <w:top w:type="dxa" w:w="20"/>
               <w:left w:type="dxa" w:w="110"/>
-              <w:bottom w:type="dxa" w:w="30"/>
+              <w:bottom w:type="dxa" w:w="20"/>
               <w:right w:type="dxa" w:w="90"/>
             </w:tcMar>
             <w:vAlign w:val="center"/>
@@ -8018,16 +8018,16 @@
           <w:tcPr>
             <w:tcW w:type="dxa" w:w="3000"/>
             <w:tcMar>
-              <w:top w:type="dxa" w:w="35"/>
+              <w:top w:type="dxa" w:w="25"/>
               <w:left w:type="dxa" w:w="110"/>
-              <w:bottom w:type="dxa" w:w="45"/>
-              <w:right w:type="dxa" w:w="90"/>
-            </w:tcMar>
-            <w:vAlign w:val="top"/>
-          </w:tcPr>
-          <w:p>
-            <w:pPr>
-              <w:spacing w:after="10"/>
+              <w:bottom w:type="dxa" w:w="30"/>
+              <w:right w:type="dxa" w:w="90"/>
+            </w:tcMar>
+            <w:vAlign w:val="top"/>
+          </w:tcPr>
+          <w:p>
+            <w:pPr>
+              <w:spacing w:after="0"/>
             </w:pPr>
             <w:r>
               <w:rPr>
@@ -8063,16 +8063,16 @@
           <w:tcPr>
             <w:tcW w:type="dxa" w:w="3000"/>
             <w:tcMar>
-              <w:top w:type="dxa" w:w="35"/>
+              <w:top w:type="dxa" w:w="25"/>
               <w:left w:type="dxa" w:w="110"/>
-              <w:bottom w:type="dxa" w:w="45"/>
-              <w:right w:type="dxa" w:w="90"/>
-            </w:tcMar>
-            <w:vAlign w:val="top"/>
-          </w:tcPr>
-          <w:p>
-            <w:pPr>
-              <w:spacing w:after="10"/>
+              <w:bottom w:type="dxa" w:w="30"/>
+              <w:right w:type="dxa" w:w="90"/>
+            </w:tcMar>
+            <w:vAlign w:val="top"/>
+          </w:tcPr>
+          <w:p>
+            <w:pPr>
+              <w:spacing w:after="0"/>
             </w:pPr>
             <w:r>
               <w:rPr>
@@ -8108,16 +8108,16 @@
           <w:tcPr>
             <w:tcW w:type="dxa" w:w="3000"/>
             <w:tcMar>
-              <w:top w:type="dxa" w:w="35"/>
+              <w:top w:type="dxa" w:w="25"/>
               <w:left w:type="dxa" w:w="110"/>
-              <w:bottom w:type="dxa" w:w="45"/>
-              <w:right w:type="dxa" w:w="90"/>
-            </w:tcMar>
-            <w:vAlign w:val="top"/>
-          </w:tcPr>
-          <w:p>
-            <w:pPr>
-              <w:spacing w:after="10"/>
+              <w:bottom w:type="dxa" w:w="30"/>
+              <w:right w:type="dxa" w:w="90"/>
+            </w:tcMar>
+            <w:vAlign w:val="top"/>
+          </w:tcPr>
+          <w:p>
+            <w:pPr>
+              <w:spacing w:after="0"/>
             </w:pPr>
             <w:r>
               <w:rPr>
@@ -8158,16 +8158,16 @@
           <w:tcPr>
             <w:tcW w:type="dxa" w:w="3000"/>
             <w:tcMar>
-              <w:top w:type="dxa" w:w="35"/>
+              <w:top w:type="dxa" w:w="25"/>
               <w:left w:type="dxa" w:w="110"/>
-              <w:bottom w:type="dxa" w:w="45"/>
-              <w:right w:type="dxa" w:w="90"/>
-            </w:tcMar>
-            <w:vAlign w:val="top"/>
-          </w:tcPr>
-          <w:p>
-            <w:pPr>
-              <w:spacing w:after="10"/>
+              <w:bottom w:type="dxa" w:w="30"/>
+              <w:right w:type="dxa" w:w="90"/>
+            </w:tcMar>
+            <w:vAlign w:val="top"/>
+          </w:tcPr>
+          <w:p>
+            <w:pPr>
+              <w:spacing w:after="0"/>
             </w:pPr>
             <w:r>
               <w:rPr>
@@ -8203,16 +8203,16 @@
           <w:tcPr>
             <w:tcW w:type="dxa" w:w="3000"/>
             <w:tcMar>
-              <w:top w:type="dxa" w:w="35"/>
+              <w:top w:type="dxa" w:w="25"/>
               <w:left w:type="dxa" w:w="110"/>
-              <w:bottom w:type="dxa" w:w="45"/>
-              <w:right w:type="dxa" w:w="90"/>
-            </w:tcMar>
-            <w:vAlign w:val="top"/>
-          </w:tcPr>
-          <w:p>
-            <w:pPr>
-              <w:spacing w:after="10"/>
+              <w:bottom w:type="dxa" w:w="30"/>
+              <w:right w:type="dxa" w:w="90"/>
+            </w:tcMar>
+            <w:vAlign w:val="top"/>
+          </w:tcPr>
+          <w:p>
+            <w:pPr>
+              <w:spacing w:after="0"/>
             </w:pPr>
             <w:r>
               <w:rPr>
@@ -8248,16 +8248,16 @@
           <w:tcPr>
             <w:tcW w:type="dxa" w:w="3000"/>
             <w:tcMar>
-              <w:top w:type="dxa" w:w="35"/>
+              <w:top w:type="dxa" w:w="25"/>
               <w:left w:type="dxa" w:w="110"/>
-              <w:bottom w:type="dxa" w:w="45"/>
-              <w:right w:type="dxa" w:w="90"/>
-            </w:tcMar>
-            <w:vAlign w:val="top"/>
-          </w:tcPr>
-          <w:p>
-            <w:pPr>
-              <w:spacing w:after="10"/>
+              <w:bottom w:type="dxa" w:w="30"/>
+              <w:right w:type="dxa" w:w="90"/>
+            </w:tcMar>
+            <w:vAlign w:val="top"/>
+          </w:tcPr>
+          <w:p>
+            <w:pPr>
+              <w:spacing w:after="0"/>
             </w:pPr>
             <w:r>
               <w:rPr>
@@ -8293,7 +8293,7 @@
     </w:tbl>
     <w:p>
       <w:pPr>
-        <w:spacing w:after="40"/>
+        <w:spacing w:after="24"/>
       </w:pPr>
     </w:p>
     <w:tbl>
@@ -8322,9 +8322,9 @@
             <w:tcW w:type="dxa" w:w="3000"/>
             <w:shd w:fill="EEE2F6" w:color="auto" w:val="clear"/>
             <w:tcMar>
-              <w:top w:type="dxa" w:w="30"/>
+              <w:top w:type="dxa" w:w="20"/>
               <w:left w:type="dxa" w:w="110"/>
-              <w:bottom w:type="dxa" w:w="30"/>
+              <w:bottom w:type="dxa" w:w="20"/>
               <w:right w:type="dxa" w:w="90"/>
             </w:tcMar>
             <w:vAlign w:val="center"/>
@@ -8352,9 +8352,9 @@
             <w:gridSpan w:val="2"/>
             <w:shd w:fill="EEE2F6" w:color="auto" w:val="clear"/>
             <w:tcMar>
-              <w:top w:type="dxa" w:w="30"/>
+              <w:top w:type="dxa" w:w="20"/>
               <w:left w:type="dxa" w:w="110"/>
-              <w:bottom w:type="dxa" w:w="30"/>
+              <w:bottom w:type="dxa" w:w="20"/>
               <w:right w:type="dxa" w:w="90"/>
             </w:tcMar>
             <w:vAlign w:val="center"/>
@@ -8385,16 +8385,16 @@
           <w:tcPr>
             <w:tcW w:type="dxa" w:w="3000"/>
             <w:tcMar>
-              <w:top w:type="dxa" w:w="35"/>
+              <w:top w:type="dxa" w:w="25"/>
               <w:left w:type="dxa" w:w="110"/>
-              <w:bottom w:type="dxa" w:w="45"/>
-              <w:right w:type="dxa" w:w="90"/>
-            </w:tcMar>
-            <w:vAlign w:val="top"/>
-          </w:tcPr>
-          <w:p>
-            <w:pPr>
-              <w:spacing w:after="10"/>
+              <w:bottom w:type="dxa" w:w="30"/>
+              <w:right w:type="dxa" w:w="90"/>
+            </w:tcMar>
+            <w:vAlign w:val="top"/>
+          </w:tcPr>
+          <w:p>
+            <w:pPr>
+              <w:spacing w:after="0"/>
             </w:pPr>
             <w:r>
               <w:rPr>
@@ -8430,16 +8430,16 @@
           <w:tcPr>
             <w:tcW w:type="dxa" w:w="3000"/>
             <w:tcMar>
-              <w:top w:type="dxa" w:w="35"/>
+              <w:top w:type="dxa" w:w="25"/>
               <w:left w:type="dxa" w:w="110"/>
-              <w:bottom w:type="dxa" w:w="45"/>
-              <w:right w:type="dxa" w:w="90"/>
-            </w:tcMar>
-            <w:vAlign w:val="top"/>
-          </w:tcPr>
-          <w:p>
-            <w:pPr>
-              <w:spacing w:after="10"/>
+              <w:bottom w:type="dxa" w:w="30"/>
+              <w:right w:type="dxa" w:w="90"/>
+            </w:tcMar>
+            <w:vAlign w:val="top"/>
+          </w:tcPr>
+          <w:p>
+            <w:pPr>
+              <w:spacing w:after="0"/>
             </w:pPr>
             <w:r>
               <w:rPr>
@@ -8475,16 +8475,16 @@
           <w:tcPr>
             <w:tcW w:type="dxa" w:w="3000"/>
             <w:tcMar>
-              <w:top w:type="dxa" w:w="35"/>
+              <w:top w:type="dxa" w:w="25"/>
               <w:left w:type="dxa" w:w="110"/>
-              <w:bottom w:type="dxa" w:w="45"/>
-              <w:right w:type="dxa" w:w="90"/>
-            </w:tcMar>
-            <w:vAlign w:val="top"/>
-          </w:tcPr>
-          <w:p>
-            <w:pPr>
-              <w:spacing w:after="10"/>
+              <w:bottom w:type="dxa" w:w="30"/>
+              <w:right w:type="dxa" w:w="90"/>
+            </w:tcMar>
+            <w:vAlign w:val="top"/>
+          </w:tcPr>
+          <w:p>
+            <w:pPr>
+              <w:spacing w:after="0"/>
             </w:pPr>
             <w:r>
               <w:rPr>
@@ -8525,16 +8525,16 @@
           <w:tcPr>
             <w:tcW w:type="dxa" w:w="3000"/>
             <w:tcMar>
-              <w:top w:type="dxa" w:w="35"/>
+              <w:top w:type="dxa" w:w="25"/>
               <w:left w:type="dxa" w:w="110"/>
-              <w:bottom w:type="dxa" w:w="45"/>
-              <w:right w:type="dxa" w:w="90"/>
-            </w:tcMar>
-            <w:vAlign w:val="top"/>
-          </w:tcPr>
-          <w:p>
-            <w:pPr>
-              <w:spacing w:after="10"/>
+              <w:bottom w:type="dxa" w:w="30"/>
+              <w:right w:type="dxa" w:w="90"/>
+            </w:tcMar>
+            <w:vAlign w:val="top"/>
+          </w:tcPr>
+          <w:p>
+            <w:pPr>
+              <w:spacing w:after="0"/>
             </w:pPr>
             <w:r>
               <w:rPr>
@@ -8570,16 +8570,16 @@
           <w:tcPr>
             <w:tcW w:type="dxa" w:w="3000"/>
             <w:tcMar>
-              <w:top w:type="dxa" w:w="35"/>
+              <w:top w:type="dxa" w:w="25"/>
               <w:left w:type="dxa" w:w="110"/>
-              <w:bottom w:type="dxa" w:w="45"/>
-              <w:right w:type="dxa" w:w="90"/>
-            </w:tcMar>
-            <w:vAlign w:val="top"/>
-          </w:tcPr>
-          <w:p>
-            <w:pPr>
-              <w:spacing w:after="10"/>
+              <w:bottom w:type="dxa" w:w="30"/>
+              <w:right w:type="dxa" w:w="90"/>
+            </w:tcMar>
+            <w:vAlign w:val="top"/>
+          </w:tcPr>
+          <w:p>
+            <w:pPr>
+              <w:spacing w:after="0"/>
             </w:pPr>
             <w:r>
               <w:rPr>
@@ -8615,16 +8615,16 @@
           <w:tcPr>
             <w:tcW w:type="dxa" w:w="3000"/>
             <w:tcMar>
-              <w:top w:type="dxa" w:w="35"/>
+              <w:top w:type="dxa" w:w="25"/>
               <w:left w:type="dxa" w:w="110"/>
-              <w:bottom w:type="dxa" w:w="45"/>
-              <w:right w:type="dxa" w:w="90"/>
-            </w:tcMar>
-            <w:vAlign w:val="top"/>
-          </w:tcPr>
-          <w:p>
-            <w:pPr>
-              <w:spacing w:after="10"/>
+              <w:bottom w:type="dxa" w:w="30"/>
+              <w:right w:type="dxa" w:w="90"/>
+            </w:tcMar>
+            <w:vAlign w:val="top"/>
+          </w:tcPr>
+          <w:p>
+            <w:pPr>
+              <w:spacing w:after="0"/>
             </w:pPr>
             <w:r>
               <w:rPr>
@@ -8660,7 +8660,7 @@
     </w:tbl>
     <w:p>
       <w:pPr>
-        <w:spacing w:after="40"/>
+        <w:spacing w:after="24"/>
       </w:pPr>
     </w:p>
     <w:tbl>
@@ -8689,9 +8689,9 @@
             <w:tcW w:type="dxa" w:w="3000"/>
             <w:shd w:fill="EEE2F6" w:color="auto" w:val="clear"/>
             <w:tcMar>
-              <w:top w:type="dxa" w:w="30"/>
+              <w:top w:type="dxa" w:w="20"/>
               <w:left w:type="dxa" w:w="110"/>
-              <w:bottom w:type="dxa" w:w="30"/>
+              <w:bottom w:type="dxa" w:w="20"/>
               <w:right w:type="dxa" w:w="90"/>
             </w:tcMar>
             <w:vAlign w:val="center"/>
@@ -8719,9 +8719,9 @@
             <w:gridSpan w:val="2"/>
             <w:shd w:fill="EEE2F6" w:color="auto" w:val="clear"/>
             <w:tcMar>
-              <w:top w:type="dxa" w:w="30"/>
+              <w:top w:type="dxa" w:w="20"/>
               <w:left w:type="dxa" w:w="110"/>
-              <w:bottom w:type="dxa" w:w="30"/>
+              <w:bottom w:type="dxa" w:w="20"/>
               <w:right w:type="dxa" w:w="90"/>
             </w:tcMar>
             <w:vAlign w:val="center"/>
@@ -8752,16 +8752,16 @@
           <w:tcPr>
             <w:tcW w:type="dxa" w:w="3000"/>
             <w:tcMar>
-              <w:top w:type="dxa" w:w="35"/>
+              <w:top w:type="dxa" w:w="25"/>
               <w:left w:type="dxa" w:w="110"/>
-              <w:bottom w:type="dxa" w:w="45"/>
-              <w:right w:type="dxa" w:w="90"/>
-            </w:tcMar>
-            <w:vAlign w:val="top"/>
-          </w:tcPr>
-          <w:p>
-            <w:pPr>
-              <w:spacing w:after="10"/>
+              <w:bottom w:type="dxa" w:w="30"/>
+              <w:right w:type="dxa" w:w="90"/>
+            </w:tcMar>
+            <w:vAlign w:val="top"/>
+          </w:tcPr>
+          <w:p>
+            <w:pPr>
+              <w:spacing w:after="0"/>
             </w:pPr>
             <w:r>
               <w:rPr>
@@ -8797,16 +8797,16 @@
           <w:tcPr>
             <w:tcW w:type="dxa" w:w="3000"/>
             <w:tcMar>
-              <w:top w:type="dxa" w:w="35"/>
+              <w:top w:type="dxa" w:w="25"/>
               <w:left w:type="dxa" w:w="110"/>
-              <w:bottom w:type="dxa" w:w="45"/>
-              <w:right w:type="dxa" w:w="90"/>
-            </w:tcMar>
-            <w:vAlign w:val="top"/>
-          </w:tcPr>
-          <w:p>
-            <w:pPr>
-              <w:spacing w:after="10"/>
+              <w:bottom w:type="dxa" w:w="30"/>
+              <w:right w:type="dxa" w:w="90"/>
+            </w:tcMar>
+            <w:vAlign w:val="top"/>
+          </w:tcPr>
+          <w:p>
+            <w:pPr>
+              <w:spacing w:after="0"/>
             </w:pPr>
             <w:r>
               <w:rPr>
@@ -8842,16 +8842,16 @@
           <w:tcPr>
             <w:tcW w:type="dxa" w:w="3000"/>
             <w:tcMar>
-              <w:top w:type="dxa" w:w="35"/>
+              <w:top w:type="dxa" w:w="25"/>
               <w:left w:type="dxa" w:w="110"/>
-              <w:bottom w:type="dxa" w:w="45"/>
-              <w:right w:type="dxa" w:w="90"/>
-            </w:tcMar>
-            <w:vAlign w:val="top"/>
-          </w:tcPr>
-          <w:p>
-            <w:pPr>
-              <w:spacing w:after="10"/>
+              <w:bottom w:type="dxa" w:w="30"/>
+              <w:right w:type="dxa" w:w="90"/>
+            </w:tcMar>
+            <w:vAlign w:val="top"/>
+          </w:tcPr>
+          <w:p>
+            <w:pPr>
+              <w:spacing w:after="0"/>
             </w:pPr>
             <w:r>
               <w:rPr>
@@ -8892,16 +8892,16 @@
           <w:tcPr>
             <w:tcW w:type="dxa" w:w="3000"/>
             <w:tcMar>
-              <w:top w:type="dxa" w:w="35"/>
+              <w:top w:type="dxa" w:w="25"/>
               <w:left w:type="dxa" w:w="110"/>
-              <w:bottom w:type="dxa" w:w="45"/>
-              <w:right w:type="dxa" w:w="90"/>
-            </w:tcMar>
-            <w:vAlign w:val="top"/>
-          </w:tcPr>
-          <w:p>
-            <w:pPr>
-              <w:spacing w:after="10"/>
+              <w:bottom w:type="dxa" w:w="30"/>
+              <w:right w:type="dxa" w:w="90"/>
+            </w:tcMar>
+            <w:vAlign w:val="top"/>
+          </w:tcPr>
+          <w:p>
+            <w:pPr>
+              <w:spacing w:after="0"/>
             </w:pPr>
             <w:r>
               <w:rPr>
@@ -8937,16 +8937,16 @@
           <w:tcPr>
             <w:tcW w:type="dxa" w:w="3000"/>
             <w:tcMar>
-              <w:top w:type="dxa" w:w="35"/>
+              <w:top w:type="dxa" w:w="25"/>
               <w:left w:type="dxa" w:w="110"/>
-              <w:bottom w:type="dxa" w:w="45"/>
-              <w:right w:type="dxa" w:w="90"/>
-            </w:tcMar>
-            <w:vAlign w:val="top"/>
-          </w:tcPr>
-          <w:p>
-            <w:pPr>
-              <w:spacing w:after="10"/>
+              <w:bottom w:type="dxa" w:w="30"/>
+              <w:right w:type="dxa" w:w="90"/>
+            </w:tcMar>
+            <w:vAlign w:val="top"/>
+          </w:tcPr>
+          <w:p>
+            <w:pPr>
+              <w:spacing w:after="0"/>
             </w:pPr>
             <w:r>
               <w:rPr>
@@ -8982,16 +8982,16 @@
           <w:tcPr>
             <w:tcW w:type="dxa" w:w="3000"/>
             <w:tcMar>
-              <w:top w:type="dxa" w:w="35"/>
+              <w:top w:type="dxa" w:w="25"/>
               <w:left w:type="dxa" w:w="110"/>
-              <w:bottom w:type="dxa" w:w="45"/>
-              <w:right w:type="dxa" w:w="90"/>
-            </w:tcMar>
-            <w:vAlign w:val="top"/>
-          </w:tcPr>
-          <w:p>
-            <w:pPr>
-              <w:spacing w:after="10"/>
+              <w:bottom w:type="dxa" w:w="30"/>
+              <w:right w:type="dxa" w:w="90"/>
+            </w:tcMar>
+            <w:vAlign w:val="top"/>
+          </w:tcPr>
+          <w:p>
+            <w:pPr>
+              <w:spacing w:after="0"/>
             </w:pPr>
             <w:r>
               <w:rPr>
@@ -9150,7 +9150,7 @@
           <w:sz w:val="18"/>
           <w:szCs w:val="18"/>
         </w:rPr>
-        <w:t xml:space="preserve">Later faults: two values, other sectors, a REFERENCE that points on, or TIME-CRITICAL. "ASK MED → …": the Liaison asks Medical for that reference; the answer is a number or a sector's name to follow.</w:t>
+        <w:t xml:space="preserve">Later faults: two or three values, other sectors, a REFERENCE that points on, or TIME-CRITICAL. "ASK MED → …": the Liaison asks Medical for that reference; the answer is a number or a sector's name to follow.</w:t>
       </w:r>
     </w:p>
     <w:tbl>
@@ -9179,9 +9179,9 @@
             <w:tcW w:type="dxa" w:w="3000"/>
             <w:shd w:fill="EEE2F6" w:color="auto" w:val="clear"/>
             <w:tcMar>
-              <w:top w:type="dxa" w:w="30"/>
+              <w:top w:type="dxa" w:w="20"/>
               <w:left w:type="dxa" w:w="110"/>
-              <w:bottom w:type="dxa" w:w="30"/>
+              <w:bottom w:type="dxa" w:w="20"/>
               <w:right w:type="dxa" w:w="90"/>
             </w:tcMar>
             <w:vAlign w:val="center"/>
@@ -9209,9 +9209,9 @@
             <w:gridSpan w:val="2"/>
             <w:shd w:fill="EEE2F6" w:color="auto" w:val="clear"/>
             <w:tcMar>
-              <w:top w:type="dxa" w:w="30"/>
+              <w:top w:type="dxa" w:w="20"/>
               <w:left w:type="dxa" w:w="110"/>
-              <w:bottom w:type="dxa" w:w="30"/>
+              <w:bottom w:type="dxa" w:w="20"/>
               <w:right w:type="dxa" w:w="90"/>
             </w:tcMar>
             <w:vAlign w:val="center"/>
@@ -9242,16 +9242,16 @@
           <w:tcPr>
             <w:tcW w:type="dxa" w:w="3000"/>
             <w:tcMar>
-              <w:top w:type="dxa" w:w="35"/>
+              <w:top w:type="dxa" w:w="25"/>
               <w:left w:type="dxa" w:w="110"/>
-              <w:bottom w:type="dxa" w:w="45"/>
-              <w:right w:type="dxa" w:w="90"/>
-            </w:tcMar>
-            <w:vAlign w:val="top"/>
-          </w:tcPr>
-          <w:p>
-            <w:pPr>
-              <w:spacing w:after="10"/>
+              <w:bottom w:type="dxa" w:w="30"/>
+              <w:right w:type="dxa" w:w="90"/>
+            </w:tcMar>
+            <w:vAlign w:val="top"/>
+          </w:tcPr>
+          <w:p>
+            <w:pPr>
+              <w:spacing w:after="0"/>
             </w:pPr>
             <w:r>
               <w:rPr>
@@ -9287,16 +9287,16 @@
           <w:tcPr>
             <w:tcW w:type="dxa" w:w="3000"/>
             <w:tcMar>
-              <w:top w:type="dxa" w:w="35"/>
+              <w:top w:type="dxa" w:w="25"/>
               <w:left w:type="dxa" w:w="110"/>
-              <w:bottom w:type="dxa" w:w="45"/>
-              <w:right w:type="dxa" w:w="90"/>
-            </w:tcMar>
-            <w:vAlign w:val="top"/>
-          </w:tcPr>
-          <w:p>
-            <w:pPr>
-              <w:spacing w:after="10"/>
+              <w:bottom w:type="dxa" w:w="30"/>
+              <w:right w:type="dxa" w:w="90"/>
+            </w:tcMar>
+            <w:vAlign w:val="top"/>
+          </w:tcPr>
+          <w:p>
+            <w:pPr>
+              <w:spacing w:after="0"/>
             </w:pPr>
             <w:r>
               <w:rPr>
@@ -9332,16 +9332,16 @@
           <w:tcPr>
             <w:tcW w:type="dxa" w:w="3000"/>
             <w:tcMar>
-              <w:top w:type="dxa" w:w="35"/>
+              <w:top w:type="dxa" w:w="25"/>
               <w:left w:type="dxa" w:w="110"/>
-              <w:bottom w:type="dxa" w:w="45"/>
-              <w:right w:type="dxa" w:w="90"/>
-            </w:tcMar>
-            <w:vAlign w:val="top"/>
-          </w:tcPr>
-          <w:p>
-            <w:pPr>
-              <w:spacing w:after="10"/>
+              <w:bottom w:type="dxa" w:w="30"/>
+              <w:right w:type="dxa" w:w="90"/>
+            </w:tcMar>
+            <w:vAlign w:val="top"/>
+          </w:tcPr>
+          <w:p>
+            <w:pPr>
+              <w:spacing w:after="0"/>
             </w:pPr>
             <w:r>
               <w:rPr>
@@ -9382,16 +9382,16 @@
           <w:tcPr>
             <w:tcW w:type="dxa" w:w="3000"/>
             <w:tcMar>
-              <w:top w:type="dxa" w:w="35"/>
+              <w:top w:type="dxa" w:w="25"/>
               <w:left w:type="dxa" w:w="110"/>
-              <w:bottom w:type="dxa" w:w="45"/>
-              <w:right w:type="dxa" w:w="90"/>
-            </w:tcMar>
-            <w:vAlign w:val="top"/>
-          </w:tcPr>
-          <w:p>
-            <w:pPr>
-              <w:spacing w:after="10"/>
+              <w:bottom w:type="dxa" w:w="30"/>
+              <w:right w:type="dxa" w:w="90"/>
+            </w:tcMar>
+            <w:vAlign w:val="top"/>
+          </w:tcPr>
+          <w:p>
+            <w:pPr>
+              <w:spacing w:after="0"/>
             </w:pPr>
             <w:r>
               <w:rPr>
@@ -9427,16 +9427,16 @@
           <w:tcPr>
             <w:tcW w:type="dxa" w:w="3000"/>
             <w:tcMar>
-              <w:top w:type="dxa" w:w="35"/>
+              <w:top w:type="dxa" w:w="25"/>
               <w:left w:type="dxa" w:w="110"/>
-              <w:bottom w:type="dxa" w:w="45"/>
-              <w:right w:type="dxa" w:w="90"/>
-            </w:tcMar>
-            <w:vAlign w:val="top"/>
-          </w:tcPr>
-          <w:p>
-            <w:pPr>
-              <w:spacing w:after="10"/>
+              <w:bottom w:type="dxa" w:w="30"/>
+              <w:right w:type="dxa" w:w="90"/>
+            </w:tcMar>
+            <w:vAlign w:val="top"/>
+          </w:tcPr>
+          <w:p>
+            <w:pPr>
+              <w:spacing w:after="0"/>
             </w:pPr>
             <w:r>
               <w:rPr>
@@ -9472,16 +9472,16 @@
           <w:tcPr>
             <w:tcW w:type="dxa" w:w="3000"/>
             <w:tcMar>
-              <w:top w:type="dxa" w:w="35"/>
+              <w:top w:type="dxa" w:w="25"/>
               <w:left w:type="dxa" w:w="110"/>
-              <w:bottom w:type="dxa" w:w="45"/>
-              <w:right w:type="dxa" w:w="90"/>
-            </w:tcMar>
-            <w:vAlign w:val="top"/>
-          </w:tcPr>
-          <w:p>
-            <w:pPr>
-              <w:spacing w:after="10"/>
+              <w:bottom w:type="dxa" w:w="30"/>
+              <w:right w:type="dxa" w:w="90"/>
+            </w:tcMar>
+            <w:vAlign w:val="top"/>
+          </w:tcPr>
+          <w:p>
+            <w:pPr>
+              <w:spacing w:after="0"/>
             </w:pPr>
             <w:r>
               <w:rPr>
@@ -9517,7 +9517,7 @@
     </w:tbl>
     <w:p>
       <w:pPr>
-        <w:spacing w:after="40"/>
+        <w:spacing w:after="24"/>
       </w:pPr>
     </w:p>
     <w:tbl>
@@ -9546,9 +9546,9 @@
             <w:tcW w:type="dxa" w:w="3000"/>
             <w:shd w:fill="EEE2F6" w:color="auto" w:val="clear"/>
             <w:tcMar>
-              <w:top w:type="dxa" w:w="30"/>
+              <w:top w:type="dxa" w:w="20"/>
               <w:left w:type="dxa" w:w="110"/>
-              <w:bottom w:type="dxa" w:w="30"/>
+              <w:bottom w:type="dxa" w:w="20"/>
               <w:right w:type="dxa" w:w="90"/>
             </w:tcMar>
             <w:vAlign w:val="center"/>
@@ -9576,9 +9576,9 @@
             <w:gridSpan w:val="2"/>
             <w:shd w:fill="EEE2F6" w:color="auto" w:val="clear"/>
             <w:tcMar>
-              <w:top w:type="dxa" w:w="30"/>
+              <w:top w:type="dxa" w:w="20"/>
               <w:left w:type="dxa" w:w="110"/>
-              <w:bottom w:type="dxa" w:w="30"/>
+              <w:bottom w:type="dxa" w:w="20"/>
               <w:right w:type="dxa" w:w="90"/>
             </w:tcMar>
             <w:vAlign w:val="center"/>
@@ -9609,16 +9609,16 @@
           <w:tcPr>
             <w:tcW w:type="dxa" w:w="3000"/>
             <w:tcMar>
-              <w:top w:type="dxa" w:w="35"/>
+              <w:top w:type="dxa" w:w="25"/>
               <w:left w:type="dxa" w:w="110"/>
-              <w:bottom w:type="dxa" w:w="45"/>
-              <w:right w:type="dxa" w:w="90"/>
-            </w:tcMar>
-            <w:vAlign w:val="top"/>
-          </w:tcPr>
-          <w:p>
-            <w:pPr>
-              <w:spacing w:after="10"/>
+              <w:bottom w:type="dxa" w:w="30"/>
+              <w:right w:type="dxa" w:w="90"/>
+            </w:tcMar>
+            <w:vAlign w:val="top"/>
+          </w:tcPr>
+          <w:p>
+            <w:pPr>
+              <w:spacing w:after="0"/>
             </w:pPr>
             <w:r>
               <w:rPr>
@@ -9654,16 +9654,16 @@
           <w:tcPr>
             <w:tcW w:type="dxa" w:w="3000"/>
             <w:tcMar>
-              <w:top w:type="dxa" w:w="35"/>
+              <w:top w:type="dxa" w:w="25"/>
               <w:left w:type="dxa" w:w="110"/>
-              <w:bottom w:type="dxa" w:w="45"/>
-              <w:right w:type="dxa" w:w="90"/>
-            </w:tcMar>
-            <w:vAlign w:val="top"/>
-          </w:tcPr>
-          <w:p>
-            <w:pPr>
-              <w:spacing w:after="10"/>
+              <w:bottom w:type="dxa" w:w="30"/>
+              <w:right w:type="dxa" w:w="90"/>
+            </w:tcMar>
+            <w:vAlign w:val="top"/>
+          </w:tcPr>
+          <w:p>
+            <w:pPr>
+              <w:spacing w:after="0"/>
             </w:pPr>
             <w:r>
               <w:rPr>
@@ -9699,16 +9699,16 @@
           <w:tcPr>
             <w:tcW w:type="dxa" w:w="3000"/>
             <w:tcMar>
-              <w:top w:type="dxa" w:w="35"/>
+              <w:top w:type="dxa" w:w="25"/>
               <w:left w:type="dxa" w:w="110"/>
-              <w:bottom w:type="dxa" w:w="45"/>
-              <w:right w:type="dxa" w:w="90"/>
-            </w:tcMar>
-            <w:vAlign w:val="top"/>
-          </w:tcPr>
-          <w:p>
-            <w:pPr>
-              <w:spacing w:after="10"/>
+              <w:bottom w:type="dxa" w:w="30"/>
+              <w:right w:type="dxa" w:w="90"/>
+            </w:tcMar>
+            <w:vAlign w:val="top"/>
+          </w:tcPr>
+          <w:p>
+            <w:pPr>
+              <w:spacing w:after="0"/>
             </w:pPr>
             <w:r>
               <w:rPr>
@@ -9749,16 +9749,16 @@
           <w:tcPr>
             <w:tcW w:type="dxa" w:w="3000"/>
             <w:tcMar>
-              <w:top w:type="dxa" w:w="35"/>
+              <w:top w:type="dxa" w:w="25"/>
               <w:left w:type="dxa" w:w="110"/>
-              <w:bottom w:type="dxa" w:w="45"/>
-              <w:right w:type="dxa" w:w="90"/>
-            </w:tcMar>
-            <w:vAlign w:val="top"/>
-          </w:tcPr>
-          <w:p>
-            <w:pPr>
-              <w:spacing w:after="10"/>
+              <w:bottom w:type="dxa" w:w="30"/>
+              <w:right w:type="dxa" w:w="90"/>
+            </w:tcMar>
+            <w:vAlign w:val="top"/>
+          </w:tcPr>
+          <w:p>
+            <w:pPr>
+              <w:spacing w:after="0"/>
             </w:pPr>
             <w:r>
               <w:rPr>
@@ -9810,16 +9810,16 @@
           <w:tcPr>
             <w:tcW w:type="dxa" w:w="3000"/>
             <w:tcMar>
-              <w:top w:type="dxa" w:w="35"/>
+              <w:top w:type="dxa" w:w="25"/>
               <w:left w:type="dxa" w:w="110"/>
-              <w:bottom w:type="dxa" w:w="45"/>
-              <w:right w:type="dxa" w:w="90"/>
-            </w:tcMar>
-            <w:vAlign w:val="top"/>
-          </w:tcPr>
-          <w:p>
-            <w:pPr>
-              <w:spacing w:after="10"/>
+              <w:bottom w:type="dxa" w:w="30"/>
+              <w:right w:type="dxa" w:w="90"/>
+            </w:tcMar>
+            <w:vAlign w:val="top"/>
+          </w:tcPr>
+          <w:p>
+            <w:pPr>
+              <w:spacing w:after="0"/>
             </w:pPr>
             <w:r>
               <w:rPr>
@@ -9855,16 +9855,16 @@
           <w:tcPr>
             <w:tcW w:type="dxa" w:w="3000"/>
             <w:tcMar>
-              <w:top w:type="dxa" w:w="35"/>
+              <w:top w:type="dxa" w:w="25"/>
               <w:left w:type="dxa" w:w="110"/>
-              <w:bottom w:type="dxa" w:w="45"/>
-              <w:right w:type="dxa" w:w="90"/>
-            </w:tcMar>
-            <w:vAlign w:val="top"/>
-          </w:tcPr>
-          <w:p>
-            <w:pPr>
-              <w:spacing w:after="10"/>
+              <w:bottom w:type="dxa" w:w="30"/>
+              <w:right w:type="dxa" w:w="90"/>
+            </w:tcMar>
+            <w:vAlign w:val="top"/>
+          </w:tcPr>
+          <w:p>
+            <w:pPr>
+              <w:spacing w:after="0"/>
             </w:pPr>
             <w:r>
               <w:rPr>
@@ -9900,7 +9900,7 @@
     </w:tbl>
     <w:p>
       <w:pPr>
-        <w:spacing w:after="40"/>
+        <w:spacing w:after="24"/>
       </w:pPr>
     </w:p>
     <w:tbl>
@@ -9929,9 +9929,9 @@
             <w:tcW w:type="dxa" w:w="3000"/>
             <w:shd w:fill="EEE2F6" w:color="auto" w:val="clear"/>
             <w:tcMar>
-              <w:top w:type="dxa" w:w="30"/>
+              <w:top w:type="dxa" w:w="20"/>
               <w:left w:type="dxa" w:w="110"/>
-              <w:bottom w:type="dxa" w:w="30"/>
+              <w:bottom w:type="dxa" w:w="20"/>
               <w:right w:type="dxa" w:w="90"/>
             </w:tcMar>
             <w:vAlign w:val="center"/>
@@ -9959,9 +9959,9 @@
             <w:gridSpan w:val="2"/>
             <w:shd w:fill="EEE2F6" w:color="auto" w:val="clear"/>
             <w:tcMar>
-              <w:top w:type="dxa" w:w="30"/>
+              <w:top w:type="dxa" w:w="20"/>
               <w:left w:type="dxa" w:w="110"/>
-              <w:bottom w:type="dxa" w:w="30"/>
+              <w:bottom w:type="dxa" w:w="20"/>
               <w:right w:type="dxa" w:w="90"/>
             </w:tcMar>
             <w:vAlign w:val="center"/>
@@ -9992,16 +9992,16 @@
           <w:tcPr>
             <w:tcW w:type="dxa" w:w="3000"/>
             <w:tcMar>
-              <w:top w:type="dxa" w:w="35"/>
+              <w:top w:type="dxa" w:w="25"/>
               <w:left w:type="dxa" w:w="110"/>
-              <w:bottom w:type="dxa" w:w="45"/>
-              <w:right w:type="dxa" w:w="90"/>
-            </w:tcMar>
-            <w:vAlign w:val="top"/>
-          </w:tcPr>
-          <w:p>
-            <w:pPr>
-              <w:spacing w:after="10"/>
+              <w:bottom w:type="dxa" w:w="30"/>
+              <w:right w:type="dxa" w:w="90"/>
+            </w:tcMar>
+            <w:vAlign w:val="top"/>
+          </w:tcPr>
+          <w:p>
+            <w:pPr>
+              <w:spacing w:after="0"/>
             </w:pPr>
             <w:r>
               <w:rPr>
@@ -10037,16 +10037,16 @@
           <w:tcPr>
             <w:tcW w:type="dxa" w:w="3000"/>
             <w:tcMar>
-              <w:top w:type="dxa" w:w="35"/>
+              <w:top w:type="dxa" w:w="25"/>
               <w:left w:type="dxa" w:w="110"/>
-              <w:bottom w:type="dxa" w:w="45"/>
-              <w:right w:type="dxa" w:w="90"/>
-            </w:tcMar>
-            <w:vAlign w:val="top"/>
-          </w:tcPr>
-          <w:p>
-            <w:pPr>
-              <w:spacing w:after="10"/>
+              <w:bottom w:type="dxa" w:w="30"/>
+              <w:right w:type="dxa" w:w="90"/>
+            </w:tcMar>
+            <w:vAlign w:val="top"/>
+          </w:tcPr>
+          <w:p>
+            <w:pPr>
+              <w:spacing w:after="0"/>
             </w:pPr>
             <w:r>
               <w:rPr>
@@ -10082,16 +10082,16 @@
           <w:tcPr>
             <w:tcW w:type="dxa" w:w="3000"/>
             <w:tcMar>
-              <w:top w:type="dxa" w:w="35"/>
+              <w:top w:type="dxa" w:w="25"/>
               <w:left w:type="dxa" w:w="110"/>
-              <w:bottom w:type="dxa" w:w="45"/>
-              <w:right w:type="dxa" w:w="90"/>
-            </w:tcMar>
-            <w:vAlign w:val="top"/>
-          </w:tcPr>
-          <w:p>
-            <w:pPr>
-              <w:spacing w:after="10"/>
+              <w:bottom w:type="dxa" w:w="30"/>
+              <w:right w:type="dxa" w:w="90"/>
+            </w:tcMar>
+            <w:vAlign w:val="top"/>
+          </w:tcPr>
+          <w:p>
+            <w:pPr>
+              <w:spacing w:after="0"/>
             </w:pPr>
             <w:r>
               <w:rPr>
@@ -10132,16 +10132,16 @@
           <w:tcPr>
             <w:tcW w:type="dxa" w:w="3000"/>
             <w:tcMar>
-              <w:top w:type="dxa" w:w="35"/>
+              <w:top w:type="dxa" w:w="25"/>
               <w:left w:type="dxa" w:w="110"/>
-              <w:bottom w:type="dxa" w:w="45"/>
-              <w:right w:type="dxa" w:w="90"/>
-            </w:tcMar>
-            <w:vAlign w:val="top"/>
-          </w:tcPr>
-          <w:p>
-            <w:pPr>
-              <w:spacing w:after="10"/>
+              <w:bottom w:type="dxa" w:w="30"/>
+              <w:right w:type="dxa" w:w="90"/>
+            </w:tcMar>
+            <w:vAlign w:val="top"/>
+          </w:tcPr>
+          <w:p>
+            <w:pPr>
+              <w:spacing w:after="0"/>
             </w:pPr>
             <w:r>
               <w:rPr>
@@ -10193,16 +10193,16 @@
           <w:tcPr>
             <w:tcW w:type="dxa" w:w="3000"/>
             <w:tcMar>
-              <w:top w:type="dxa" w:w="35"/>
+              <w:top w:type="dxa" w:w="25"/>
               <w:left w:type="dxa" w:w="110"/>
-              <w:bottom w:type="dxa" w:w="45"/>
-              <w:right w:type="dxa" w:w="90"/>
-            </w:tcMar>
-            <w:vAlign w:val="top"/>
-          </w:tcPr>
-          <w:p>
-            <w:pPr>
-              <w:spacing w:after="10"/>
+              <w:bottom w:type="dxa" w:w="30"/>
+              <w:right w:type="dxa" w:w="90"/>
+            </w:tcMar>
+            <w:vAlign w:val="top"/>
+          </w:tcPr>
+          <w:p>
+            <w:pPr>
+              <w:spacing w:after="0"/>
             </w:pPr>
             <w:r>
               <w:rPr>
@@ -10254,16 +10254,16 @@
           <w:tcPr>
             <w:tcW w:type="dxa" w:w="3000"/>
             <w:tcMar>
-              <w:top w:type="dxa" w:w="35"/>
+              <w:top w:type="dxa" w:w="25"/>
               <w:left w:type="dxa" w:w="110"/>
-              <w:bottom w:type="dxa" w:w="45"/>
-              <w:right w:type="dxa" w:w="90"/>
-            </w:tcMar>
-            <w:vAlign w:val="top"/>
-          </w:tcPr>
-          <w:p>
-            <w:pPr>
-              <w:spacing w:after="10"/>
+              <w:bottom w:type="dxa" w:w="30"/>
+              <w:right w:type="dxa" w:w="90"/>
+            </w:tcMar>
+            <w:vAlign w:val="top"/>
+          </w:tcPr>
+          <w:p>
+            <w:pPr>
+              <w:spacing w:after="0"/>
             </w:pPr>
             <w:r>
               <w:rPr>
@@ -10275,13 +10275,59 @@
                 <w:sz w:val="13"/>
                 <w:szCs w:val="13"/>
               </w:rPr>
-              <w:t xml:space="preserve">ENTER</w:t>
-            </w:r>
-          </w:p>
-          <w:p>
-            <w:pPr>
-              <w:spacing w:after="0"/>
-            </w:pPr>
+              <w:t xml:space="preserve">VALUE 3</w:t>
+            </w:r>
+          </w:p>
+          <w:p>
+            <w:pPr>
+              <w:spacing w:after="0"/>
+            </w:pPr>
+            <w:r>
+              <w:rPr>
+                <w:rFonts w:ascii="Arial" w:cs="Arial" w:eastAsia="Arial" w:hAnsi="Arial"/>
+                <w:b/>
+                <w:bCs/>
+                <w:color w:val="1A1A1A"/>
+                <w:sz w:val="19"/>
+                <w:szCs w:val="19"/>
+              </w:rPr>
+              <w:t xml:space="preserve">YOUR Appendix C → Master Uplink Reset Key</w:t>
+            </w:r>
+          </w:p>
+        </w:tc>
+      </w:tr>
+      <w:tr>
+        <w:trPr>
+          <w:cantSplit/>
+        </w:trPr>
+        <w:tc>
+          <w:tcPr>
+            <w:tcW w:type="dxa" w:w="9026"/>
+            <w:gridSpan w:val="3"/>
+            <w:tcMar>
+              <w:top w:type="dxa" w:w="20"/>
+              <w:left w:type="dxa" w:w="110"/>
+              <w:bottom w:type="dxa" w:w="25"/>
+              <w:right w:type="dxa" w:w="90"/>
+            </w:tcMar>
+            <w:vAlign w:val="center"/>
+          </w:tcPr>
+          <w:p>
+            <w:pPr>
+              <w:spacing w:after="0"/>
+            </w:pPr>
+            <w:r>
+              <w:rPr>
+                <w:rFonts w:ascii="Arial" w:cs="Arial" w:eastAsia="Arial" w:hAnsi="Arial"/>
+                <w:b/>
+                <w:bCs/>
+                <w:color w:val="6B6B6B"/>
+                <w:spacing w:val="60"/>
+                <w:sz w:val="13"/>
+                <w:szCs w:val="13"/>
+              </w:rPr>
+              <w:t xml:space="preserve">ENTER    </w:t>
+            </w:r>
             <w:r>
               <w:rPr>
                 <w:rFonts w:ascii="Courier New" w:cs="Courier New" w:eastAsia="Courier New" w:hAnsi="Courier New"/>
@@ -10291,7 +10337,7 @@
                 <w:sz w:val="22"/>
                 <w:szCs w:val="22"/>
               </w:rPr>
-              <w:t xml:space="preserve">P-08-[VALUE]-[VALUE 2]</w:t>
+              <w:t xml:space="preserve">P-08-[VALUE]-[VALUE 2]-[VALUE 3]</w:t>
             </w:r>
           </w:p>
         </w:tc>
@@ -10299,7 +10345,7 @@
     </w:tbl>
     <w:p>
       <w:pPr>
-        <w:spacing w:after="40"/>
+        <w:spacing w:after="24"/>
       </w:pPr>
     </w:p>
     <w:tbl>
@@ -10328,9 +10374,9 @@
             <w:tcW w:type="dxa" w:w="3000"/>
             <w:shd w:fill="EEE2F6" w:color="auto" w:val="clear"/>
             <w:tcMar>
-              <w:top w:type="dxa" w:w="30"/>
+              <w:top w:type="dxa" w:w="20"/>
               <w:left w:type="dxa" w:w="110"/>
-              <w:bottom w:type="dxa" w:w="30"/>
+              <w:bottom w:type="dxa" w:w="20"/>
               <w:right w:type="dxa" w:w="90"/>
             </w:tcMar>
             <w:vAlign w:val="center"/>
@@ -10358,9 +10404,9 @@
             <w:gridSpan w:val="2"/>
             <w:shd w:fill="EEE2F6" w:color="auto" w:val="clear"/>
             <w:tcMar>
-              <w:top w:type="dxa" w:w="30"/>
+              <w:top w:type="dxa" w:w="20"/>
               <w:left w:type="dxa" w:w="110"/>
-              <w:bottom w:type="dxa" w:w="30"/>
+              <w:bottom w:type="dxa" w:w="20"/>
               <w:right w:type="dxa" w:w="90"/>
             </w:tcMar>
             <w:vAlign w:val="center"/>
@@ -10391,16 +10437,16 @@
           <w:tcPr>
             <w:tcW w:type="dxa" w:w="3000"/>
             <w:tcMar>
-              <w:top w:type="dxa" w:w="35"/>
+              <w:top w:type="dxa" w:w="25"/>
               <w:left w:type="dxa" w:w="110"/>
-              <w:bottom w:type="dxa" w:w="45"/>
-              <w:right w:type="dxa" w:w="90"/>
-            </w:tcMar>
-            <w:vAlign w:val="top"/>
-          </w:tcPr>
-          <w:p>
-            <w:pPr>
-              <w:spacing w:after="10"/>
+              <w:bottom w:type="dxa" w:w="30"/>
+              <w:right w:type="dxa" w:w="90"/>
+            </w:tcMar>
+            <w:vAlign w:val="top"/>
+          </w:tcPr>
+          <w:p>
+            <w:pPr>
+              <w:spacing w:after="0"/>
             </w:pPr>
             <w:r>
               <w:rPr>
@@ -10436,16 +10482,16 @@
           <w:tcPr>
             <w:tcW w:type="dxa" w:w="3000"/>
             <w:tcMar>
-              <w:top w:type="dxa" w:w="35"/>
+              <w:top w:type="dxa" w:w="25"/>
               <w:left w:type="dxa" w:w="110"/>
-              <w:bottom w:type="dxa" w:w="45"/>
-              <w:right w:type="dxa" w:w="90"/>
-            </w:tcMar>
-            <w:vAlign w:val="top"/>
-          </w:tcPr>
-          <w:p>
-            <w:pPr>
-              <w:spacing w:after="10"/>
+              <w:bottom w:type="dxa" w:w="30"/>
+              <w:right w:type="dxa" w:w="90"/>
+            </w:tcMar>
+            <w:vAlign w:val="top"/>
+          </w:tcPr>
+          <w:p>
+            <w:pPr>
+              <w:spacing w:after="0"/>
             </w:pPr>
             <w:r>
               <w:rPr>
@@ -10481,16 +10527,16 @@
           <w:tcPr>
             <w:tcW w:type="dxa" w:w="3000"/>
             <w:tcMar>
-              <w:top w:type="dxa" w:w="35"/>
+              <w:top w:type="dxa" w:w="25"/>
               <w:left w:type="dxa" w:w="110"/>
-              <w:bottom w:type="dxa" w:w="45"/>
-              <w:right w:type="dxa" w:w="90"/>
-            </w:tcMar>
-            <w:vAlign w:val="top"/>
-          </w:tcPr>
-          <w:p>
-            <w:pPr>
-              <w:spacing w:after="10"/>
+              <w:bottom w:type="dxa" w:w="30"/>
+              <w:right w:type="dxa" w:w="90"/>
+            </w:tcMar>
+            <w:vAlign w:val="top"/>
+          </w:tcPr>
+          <w:p>
+            <w:pPr>
+              <w:spacing w:after="0"/>
             </w:pPr>
             <w:r>
               <w:rPr>
@@ -10531,16 +10577,16 @@
           <w:tcPr>
             <w:tcW w:type="dxa" w:w="3000"/>
             <w:tcMar>
-              <w:top w:type="dxa" w:w="35"/>
+              <w:top w:type="dxa" w:w="25"/>
               <w:left w:type="dxa" w:w="110"/>
-              <w:bottom w:type="dxa" w:w="45"/>
-              <w:right w:type="dxa" w:w="90"/>
-            </w:tcMar>
-            <w:vAlign w:val="top"/>
-          </w:tcPr>
-          <w:p>
-            <w:pPr>
-              <w:spacing w:after="10"/>
+              <w:bottom w:type="dxa" w:w="30"/>
+              <w:right w:type="dxa" w:w="90"/>
+            </w:tcMar>
+            <w:vAlign w:val="top"/>
+          </w:tcPr>
+          <w:p>
+            <w:pPr>
+              <w:spacing w:after="0"/>
             </w:pPr>
             <w:r>
               <w:rPr>
@@ -10576,16 +10622,16 @@
           <w:tcPr>
             <w:tcW w:type="dxa" w:w="3000"/>
             <w:tcMar>
-              <w:top w:type="dxa" w:w="35"/>
+              <w:top w:type="dxa" w:w="25"/>
               <w:left w:type="dxa" w:w="110"/>
-              <w:bottom w:type="dxa" w:w="45"/>
-              <w:right w:type="dxa" w:w="90"/>
-            </w:tcMar>
-            <w:vAlign w:val="top"/>
-          </w:tcPr>
-          <w:p>
-            <w:pPr>
-              <w:spacing w:after="10"/>
+              <w:bottom w:type="dxa" w:w="30"/>
+              <w:right w:type="dxa" w:w="90"/>
+            </w:tcMar>
+            <w:vAlign w:val="top"/>
+          </w:tcPr>
+          <w:p>
+            <w:pPr>
+              <w:spacing w:after="0"/>
             </w:pPr>
             <w:r>
               <w:rPr>
@@ -10621,16 +10667,16 @@
           <w:tcPr>
             <w:tcW w:type="dxa" w:w="3000"/>
             <w:tcMar>
-              <w:top w:type="dxa" w:w="35"/>
+              <w:top w:type="dxa" w:w="25"/>
               <w:left w:type="dxa" w:w="110"/>
-              <w:bottom w:type="dxa" w:w="45"/>
-              <w:right w:type="dxa" w:w="90"/>
-            </w:tcMar>
-            <w:vAlign w:val="top"/>
-          </w:tcPr>
-          <w:p>
-            <w:pPr>
-              <w:spacing w:after="10"/>
+              <w:bottom w:type="dxa" w:w="30"/>
+              <w:right w:type="dxa" w:w="90"/>
+            </w:tcMar>
+            <w:vAlign w:val="top"/>
+          </w:tcPr>
+          <w:p>
+            <w:pPr>
+              <w:spacing w:after="0"/>
             </w:pPr>
             <w:r>
               <w:rPr>
@@ -10642,13 +10688,59 @@
                 <w:sz w:val="13"/>
                 <w:szCs w:val="13"/>
               </w:rPr>
-              <w:t xml:space="preserve">ENTER</w:t>
-            </w:r>
-          </w:p>
-          <w:p>
-            <w:pPr>
-              <w:spacing w:after="0"/>
-            </w:pPr>
+              <w:t xml:space="preserve">VALUE 3</w:t>
+            </w:r>
+          </w:p>
+          <w:p>
+            <w:pPr>
+              <w:spacing w:after="0"/>
+            </w:pPr>
+            <w:r>
+              <w:rPr>
+                <w:rFonts w:ascii="Arial" w:cs="Arial" w:eastAsia="Arial" w:hAnsi="Arial"/>
+                <w:b/>
+                <w:bCs/>
+                <w:color w:val="1A1A1A"/>
+                <w:sz w:val="19"/>
+                <w:szCs w:val="19"/>
+              </w:rPr>
+              <w:t xml:space="preserve">YOUR Table C-3 → Deep Sensors</w:t>
+            </w:r>
+          </w:p>
+        </w:tc>
+      </w:tr>
+      <w:tr>
+        <w:trPr>
+          <w:cantSplit/>
+        </w:trPr>
+        <w:tc>
+          <w:tcPr>
+            <w:tcW w:type="dxa" w:w="9026"/>
+            <w:gridSpan w:val="3"/>
+            <w:tcMar>
+              <w:top w:type="dxa" w:w="20"/>
+              <w:left w:type="dxa" w:w="110"/>
+              <w:bottom w:type="dxa" w:w="25"/>
+              <w:right w:type="dxa" w:w="90"/>
+            </w:tcMar>
+            <w:vAlign w:val="center"/>
+          </w:tcPr>
+          <w:p>
+            <w:pPr>
+              <w:spacing w:after="0"/>
+            </w:pPr>
+            <w:r>
+              <w:rPr>
+                <w:rFonts w:ascii="Arial" w:cs="Arial" w:eastAsia="Arial" w:hAnsi="Arial"/>
+                <w:b/>
+                <w:bCs/>
+                <w:color w:val="6B6B6B"/>
+                <w:spacing w:val="60"/>
+                <w:sz w:val="13"/>
+                <w:szCs w:val="13"/>
+              </w:rPr>
+              <w:t xml:space="preserve">ENTER    </w:t>
+            </w:r>
             <w:r>
               <w:rPr>
                 <w:rFonts w:ascii="Courier New" w:cs="Courier New" w:eastAsia="Courier New" w:hAnsi="Courier New"/>
@@ -10658,7 +10750,7 @@
                 <w:sz w:val="22"/>
                 <w:szCs w:val="22"/>
               </w:rPr>
-              <w:t xml:space="preserve">P-09-[VALUE]-[VALUE 2]</w:t>
+              <w:t xml:space="preserve">P-09-[VALUE]-[VALUE 2]-[VALUE 3]</w:t>
             </w:r>
           </w:p>
         </w:tc>
@@ -10666,7 +10758,7 @@
     </w:tbl>
     <w:p>
       <w:pPr>
-        <w:spacing w:after="40"/>
+        <w:spacing w:after="24"/>
       </w:pPr>
     </w:p>
     <w:tbl>
@@ -10695,9 +10787,9 @@
             <w:tcW w:type="dxa" w:w="3000"/>
             <w:shd w:fill="EEE2F6" w:color="auto" w:val="clear"/>
             <w:tcMar>
-              <w:top w:type="dxa" w:w="30"/>
+              <w:top w:type="dxa" w:w="20"/>
               <w:left w:type="dxa" w:w="110"/>
-              <w:bottom w:type="dxa" w:w="30"/>
+              <w:bottom w:type="dxa" w:w="20"/>
               <w:right w:type="dxa" w:w="90"/>
             </w:tcMar>
             <w:vAlign w:val="center"/>
@@ -10725,9 +10817,9 @@
             <w:gridSpan w:val="2"/>
             <w:shd w:fill="EEE2F6" w:color="auto" w:val="clear"/>
             <w:tcMar>
-              <w:top w:type="dxa" w:w="30"/>
+              <w:top w:type="dxa" w:w="20"/>
               <w:left w:type="dxa" w:w="110"/>
-              <w:bottom w:type="dxa" w:w="30"/>
+              <w:bottom w:type="dxa" w:w="20"/>
               <w:right w:type="dxa" w:w="90"/>
             </w:tcMar>
             <w:vAlign w:val="center"/>
@@ -10769,16 +10861,16 @@
           <w:tcPr>
             <w:tcW w:type="dxa" w:w="3000"/>
             <w:tcMar>
-              <w:top w:type="dxa" w:w="35"/>
+              <w:top w:type="dxa" w:w="25"/>
               <w:left w:type="dxa" w:w="110"/>
-              <w:bottom w:type="dxa" w:w="45"/>
-              <w:right w:type="dxa" w:w="90"/>
-            </w:tcMar>
-            <w:vAlign w:val="top"/>
-          </w:tcPr>
-          <w:p>
-            <w:pPr>
-              <w:spacing w:after="10"/>
+              <w:bottom w:type="dxa" w:w="30"/>
+              <w:right w:type="dxa" w:w="90"/>
+            </w:tcMar>
+            <w:vAlign w:val="top"/>
+          </w:tcPr>
+          <w:p>
+            <w:pPr>
+              <w:spacing w:after="0"/>
             </w:pPr>
             <w:r>
               <w:rPr>
@@ -10814,16 +10906,16 @@
           <w:tcPr>
             <w:tcW w:type="dxa" w:w="3000"/>
             <w:tcMar>
-              <w:top w:type="dxa" w:w="35"/>
+              <w:top w:type="dxa" w:w="25"/>
               <w:left w:type="dxa" w:w="110"/>
-              <w:bottom w:type="dxa" w:w="45"/>
-              <w:right w:type="dxa" w:w="90"/>
-            </w:tcMar>
-            <w:vAlign w:val="top"/>
-          </w:tcPr>
-          <w:p>
-            <w:pPr>
-              <w:spacing w:after="10"/>
+              <w:bottom w:type="dxa" w:w="30"/>
+              <w:right w:type="dxa" w:w="90"/>
+            </w:tcMar>
+            <w:vAlign w:val="top"/>
+          </w:tcPr>
+          <w:p>
+            <w:pPr>
+              <w:spacing w:after="0"/>
             </w:pPr>
             <w:r>
               <w:rPr>
@@ -10859,16 +10951,16 @@
           <w:tcPr>
             <w:tcW w:type="dxa" w:w="3000"/>
             <w:tcMar>
-              <w:top w:type="dxa" w:w="35"/>
+              <w:top w:type="dxa" w:w="25"/>
               <w:left w:type="dxa" w:w="110"/>
-              <w:bottom w:type="dxa" w:w="45"/>
-              <w:right w:type="dxa" w:w="90"/>
-            </w:tcMar>
-            <w:vAlign w:val="top"/>
-          </w:tcPr>
-          <w:p>
-            <w:pPr>
-              <w:spacing w:after="10"/>
+              <w:bottom w:type="dxa" w:w="30"/>
+              <w:right w:type="dxa" w:w="90"/>
+            </w:tcMar>
+            <w:vAlign w:val="top"/>
+          </w:tcPr>
+          <w:p>
+            <w:pPr>
+              <w:spacing w:after="0"/>
             </w:pPr>
             <w:r>
               <w:rPr>
@@ -10909,16 +11001,16 @@
           <w:tcPr>
             <w:tcW w:type="dxa" w:w="3000"/>
             <w:tcMar>
-              <w:top w:type="dxa" w:w="35"/>
+              <w:top w:type="dxa" w:w="25"/>
               <w:left w:type="dxa" w:w="110"/>
-              <w:bottom w:type="dxa" w:w="45"/>
-              <w:right w:type="dxa" w:w="90"/>
-            </w:tcMar>
-            <w:vAlign w:val="top"/>
-          </w:tcPr>
-          <w:p>
-            <w:pPr>
-              <w:spacing w:after="10"/>
+              <w:bottom w:type="dxa" w:w="30"/>
+              <w:right w:type="dxa" w:w="90"/>
+            </w:tcMar>
+            <w:vAlign w:val="top"/>
+          </w:tcPr>
+          <w:p>
+            <w:pPr>
+              <w:spacing w:after="0"/>
             </w:pPr>
             <w:r>
               <w:rPr>
@@ -10954,16 +11046,16 @@
           <w:tcPr>
             <w:tcW w:type="dxa" w:w="3000"/>
             <w:tcMar>
-              <w:top w:type="dxa" w:w="35"/>
+              <w:top w:type="dxa" w:w="25"/>
               <w:left w:type="dxa" w:w="110"/>
-              <w:bottom w:type="dxa" w:w="45"/>
-              <w:right w:type="dxa" w:w="90"/>
-            </w:tcMar>
-            <w:vAlign w:val="top"/>
-          </w:tcPr>
-          <w:p>
-            <w:pPr>
-              <w:spacing w:after="10"/>
+              <w:bottom w:type="dxa" w:w="30"/>
+              <w:right w:type="dxa" w:w="90"/>
+            </w:tcMar>
+            <w:vAlign w:val="top"/>
+          </w:tcPr>
+          <w:p>
+            <w:pPr>
+              <w:spacing w:after="0"/>
             </w:pPr>
             <w:r>
               <w:rPr>
@@ -10999,16 +11091,16 @@
           <w:tcPr>
             <w:tcW w:type="dxa" w:w="3000"/>
             <w:tcMar>
-              <w:top w:type="dxa" w:w="35"/>
+              <w:top w:type="dxa" w:w="25"/>
               <w:left w:type="dxa" w:w="110"/>
-              <w:bottom w:type="dxa" w:w="45"/>
-              <w:right w:type="dxa" w:w="90"/>
-            </w:tcMar>
-            <w:vAlign w:val="top"/>
-          </w:tcPr>
-          <w:p>
-            <w:pPr>
-              <w:spacing w:after="10"/>
+              <w:bottom w:type="dxa" w:w="30"/>
+              <w:right w:type="dxa" w:w="90"/>
+            </w:tcMar>
+            <w:vAlign w:val="top"/>
+          </w:tcPr>
+          <w:p>
+            <w:pPr>
+              <w:spacing w:after="0"/>
             </w:pPr>
             <w:r>
               <w:rPr>
@@ -11044,7 +11136,7 @@
     </w:tbl>
     <w:p>
       <w:pPr>
-        <w:spacing w:after="40"/>
+        <w:spacing w:after="24"/>
       </w:pPr>
     </w:p>
     <w:p>

--- a/kit/UNDERCITY_Binder_COM.docx
+++ b/kit/UNDERCITY_Binder_COM.docx
@@ -713,7 +713,7 @@
                 <w:sz w:val="20"/>
                 <w:szCs w:val="20"/>
               </w:rPr>
-              <w:t xml:space="preserve">8 👤 workers · Health 100 · upkeep 2 ⚡ Power + 1 💧 Water every round (p.2)</w:t>
+              <w:t xml:space="preserve">5 👤 workers · Health 100 · upkeep 2 ⚡ Power + 1 💧 Water every round (p.2)</w:t>
             </w:r>
           </w:p>
         </w:tc>
@@ -790,7 +790,7 @@
           <w:sz w:val="20"/>
           <w:szCs w:val="20"/>
         </w:rPr>
-        <w:t xml:space="preserve">COUNT the chits and workforce tokens on the table: 3 ⚡ Power Cells · 3 💧 Water Units · 3 🔧 Spare Parts · 1 ⚕ Med Supply, 8 👤.</w:t>
+        <w:t xml:space="preserve">COUNT the chits and workforce tokens on the table: 3 ⚡ Power Cells · 3 💧 Water Units · 3 🔧 Spare Parts · 1 ⚕ Med Supply, 5 👤.</w:t>
       </w:r>
     </w:p>
     <w:p>
@@ -842,7 +842,7 @@
           <w:sz w:val="20"/>
           <w:szCs w:val="20"/>
         </w:rPr>
-        <w:t xml:space="preserve">MATCH the table to the console: INVENTORY and WORKERS 8 / 8. The console is the official count; the chits mirror it.</w:t>
+        <w:t xml:space="preserve">MATCH the table to the console: INVENTORY and WORKERS 5 / 5. The console is the official count; the chits mirror it.</w:t>
       </w:r>
     </w:p>
     <w:p>
